--- a/Prevision-Engine/DOCUMENTO DE ANÁLISE TÉCNICA E ARQUITETURA DE SISTEMAS PREVISION ENGINE.docx
+++ b/Prevision-Engine/DOCUMENTO DE ANÁLISE TÉCNICA E ARQUITETURA DE SISTEMAS PREVISION ENGINE.docx
@@ -21,63 +21,1585 @@
         </w:rPr>
         <w:t>E — VERSÃO 1.0</w:t>
       </w:r>
+    </w:p>
+    <w:p>
+      <w:pPr>
+        <w:pStyle w:val="NormalWeb"/>
+        <w:rPr>
+          <w:rFonts w:asciiTheme="minorHAnsi" w:hAnsiTheme="minorHAnsi" w:cstheme="minorHAnsi"/>
+        </w:rPr>
+      </w:pPr>
+      <w:r>
+        <w:rPr>
+          <w:rFonts w:asciiTheme="minorHAnsi" w:hAnsiTheme="minorHAnsi" w:cstheme="minorHAnsi"/>
+        </w:rPr>
+        <w:t xml:space="preserve">O código analisado constitui o núcleo estrutural de um </w:t>
+      </w:r>
+      <w:proofErr w:type="spellStart"/>
+      <w:r>
+        <w:rPr>
+          <w:rFonts w:asciiTheme="minorHAnsi" w:hAnsiTheme="minorHAnsi" w:cstheme="minorHAnsi"/>
+        </w:rPr>
+        <w:t>microsserviço</w:t>
+      </w:r>
+      <w:proofErr w:type="spellEnd"/>
+      <w:r>
+        <w:rPr>
+          <w:rFonts w:asciiTheme="minorHAnsi" w:hAnsiTheme="minorHAnsi" w:cstheme="minorHAnsi"/>
+        </w:rPr>
+        <w:t xml:space="preserve"> de automação logística inteligente voltado para a cadeia de suprimentos, batizado internamente como </w:t>
+      </w:r>
+      <w:proofErr w:type="spellStart"/>
+      <w:r>
+        <w:rPr>
+          <w:rFonts w:asciiTheme="minorHAnsi" w:hAnsiTheme="minorHAnsi" w:cstheme="minorHAnsi"/>
+        </w:rPr>
+        <w:t>Prevision</w:t>
+      </w:r>
+      <w:proofErr w:type="spellEnd"/>
+      <w:r>
+        <w:rPr>
+          <w:rFonts w:asciiTheme="minorHAnsi" w:hAnsiTheme="minorHAnsi" w:cstheme="minorHAnsi"/>
+        </w:rPr>
+        <w:t xml:space="preserve"> </w:t>
+      </w:r>
+      <w:proofErr w:type="spellStart"/>
+      <w:r>
+        <w:rPr>
+          <w:rFonts w:asciiTheme="minorHAnsi" w:hAnsiTheme="minorHAnsi" w:cstheme="minorHAnsi"/>
+        </w:rPr>
+        <w:t>Engine</w:t>
+      </w:r>
+      <w:proofErr w:type="spellEnd"/>
+      <w:r>
+        <w:rPr>
+          <w:rFonts w:asciiTheme="minorHAnsi" w:hAnsiTheme="minorHAnsi" w:cstheme="minorHAnsi"/>
+        </w:rPr>
+        <w:t>. Sob a ótica da engenharia de software praticada em grandes empresas de tecnologia, esta aplicação funciona como um agente autônomo de tomada de decisão orientado a dados. Sua natureza principal é integrar uma camada de análise de dados tabulares descritivos a um ecossistema de inteligência artificial generativa, estabelecendo um pipeline ponta a ponta que automatiza o diagnóstico de inventários e executa ações corretivas em sistemas externos. Trata-se de uma solução focada na otimização de processos de negócios, projetada para mitigar gargalos operacionais e eliminar a necessidade de triagem humana manual em fluxos repetitivos de reabastecimento de estoque.</w:t>
+      </w:r>
+    </w:p>
+    <w:p>
+      <w:pPr>
+        <w:pStyle w:val="NormalWeb"/>
+        <w:rPr>
+          <w:rFonts w:asciiTheme="minorHAnsi" w:hAnsiTheme="minorHAnsi" w:cstheme="minorHAnsi"/>
+        </w:rPr>
+      </w:pPr>
+      <w:r>
+        <w:rPr>
+          <w:rFonts w:asciiTheme="minorHAnsi" w:hAnsiTheme="minorHAnsi" w:cstheme="minorHAnsi"/>
+        </w:rPr>
+        <w:t xml:space="preserve">Em termos funcionais, o </w:t>
+      </w:r>
+      <w:proofErr w:type="spellStart"/>
+      <w:r>
+        <w:rPr>
+          <w:rFonts w:asciiTheme="minorHAnsi" w:hAnsiTheme="minorHAnsi" w:cstheme="minorHAnsi"/>
+        </w:rPr>
+        <w:t>Prevision</w:t>
+      </w:r>
+      <w:proofErr w:type="spellEnd"/>
+      <w:r>
+        <w:rPr>
+          <w:rFonts w:asciiTheme="minorHAnsi" w:hAnsiTheme="minorHAnsi" w:cstheme="minorHAnsi"/>
+        </w:rPr>
+        <w:t xml:space="preserve"> </w:t>
+      </w:r>
+      <w:proofErr w:type="spellStart"/>
+      <w:r>
+        <w:rPr>
+          <w:rFonts w:asciiTheme="minorHAnsi" w:hAnsiTheme="minorHAnsi" w:cstheme="minorHAnsi"/>
+        </w:rPr>
+        <w:t>Engine</w:t>
+      </w:r>
+      <w:proofErr w:type="spellEnd"/>
+      <w:r>
+        <w:rPr>
+          <w:rFonts w:asciiTheme="minorHAnsi" w:hAnsiTheme="minorHAnsi" w:cstheme="minorHAnsi"/>
+        </w:rPr>
+        <w:t xml:space="preserve"> assume o papel de auditor contínuo do inventário de produtos da empresa. O sistema avalia o estado atual de cada unidade de manutenção de estoque, correlacionando os dados históricos ou atuais de consumo e, de forma preditiva e analítica, decreta o destino operacional de cada item. O software é capaz de discernir entre três cenários estratégicos para cada produto avaliado: disparar uma ordem de compra emergencial para mitigar riscos de desabastecimento, sugerir uma ação promocional de escoamento para mercadorias com excesso de estoque ou simplesmente manter o nível atual de armazenamento caso o equilíbrio de mercado seja detectado. Indo além da simples geração de relatórios passivos, a aplicação estende sua atuação funcional para a execução prática de processos, comunicando-se autonomamente com fornecedores externos ao redigir e enviar requisições formais de compra via correio eletrônico sempre que uma defasagem de material é identificada pela inteligência artificial.</w:t>
+      </w:r>
+    </w:p>
+    <w:p>
+      <w:pPr>
+        <w:pStyle w:val="NormalWeb"/>
+        <w:rPr>
+          <w:rFonts w:asciiTheme="minorHAnsi" w:hAnsiTheme="minorHAnsi" w:cstheme="minorHAnsi"/>
+        </w:rPr>
+      </w:pPr>
+      <w:r>
+        <w:rPr>
+          <w:rFonts w:asciiTheme="minorHAnsi" w:hAnsiTheme="minorHAnsi" w:cstheme="minorHAnsi"/>
+        </w:rPr>
+        <w:t xml:space="preserve">O mecanismo técnico que viabiliza esse comportamento é estruturado em um fluxo linear composto por quatro etapas integradas: ingestão de dados, transformação, inferência cognitiva estruturada e execução de efeitos colaterais na rede. O ponto de partida operacional dá-se no método principal da classe, que recebe como parâmetro de entrada um conjunto de dados estruturado no formato de um </w:t>
+      </w:r>
+      <w:proofErr w:type="spellStart"/>
+      <w:r>
+        <w:rPr>
+          <w:rFonts w:asciiTheme="minorHAnsi" w:hAnsiTheme="minorHAnsi" w:cstheme="minorHAnsi"/>
+        </w:rPr>
+        <w:t>DataFrame</w:t>
+      </w:r>
+      <w:proofErr w:type="spellEnd"/>
+      <w:r>
+        <w:rPr>
+          <w:rFonts w:asciiTheme="minorHAnsi" w:hAnsiTheme="minorHAnsi" w:cstheme="minorHAnsi"/>
+        </w:rPr>
+        <w:t xml:space="preserve"> da biblioteca Pandas, que é o padrão de mercado para manipulação de dados em alta performance. Este objeto carrega as propriedades vitais dos produtos, tais como identificadores, nomes textuais e os canais de contato dos fornecedores parceiros. Para viabilizar o consumo desses registros por uma entidade de inteligência artificial, o motor realiza uma transformação estrutural, convertendo a matriz de dados tabulares em uma </w:t>
+      </w:r>
+      <w:proofErr w:type="spellStart"/>
+      <w:r>
+        <w:rPr>
+          <w:rFonts w:asciiTheme="minorHAnsi" w:hAnsiTheme="minorHAnsi" w:cstheme="minorHAnsi"/>
+        </w:rPr>
+        <w:t>string</w:t>
+      </w:r>
+      <w:proofErr w:type="spellEnd"/>
+      <w:r>
+        <w:rPr>
+          <w:rFonts w:asciiTheme="minorHAnsi" w:hAnsiTheme="minorHAnsi" w:cstheme="minorHAnsi"/>
+        </w:rPr>
+        <w:t xml:space="preserve"> de texto serializada no formato JSON orientado a registros, que é então encapsulada dinamicamente em uma </w:t>
+      </w:r>
+      <w:proofErr w:type="spellStart"/>
+      <w:r>
+        <w:rPr>
+          <w:rFonts w:asciiTheme="minorHAnsi" w:hAnsiTheme="minorHAnsi" w:cstheme="minorHAnsi"/>
+        </w:rPr>
+        <w:t>string</w:t>
+      </w:r>
+      <w:proofErr w:type="spellEnd"/>
+      <w:r>
+        <w:rPr>
+          <w:rFonts w:asciiTheme="minorHAnsi" w:hAnsiTheme="minorHAnsi" w:cstheme="minorHAnsi"/>
+        </w:rPr>
+        <w:t xml:space="preserve"> de comando de contexto técnico destinada ao processamento cognitivo.</w:t>
+      </w:r>
+    </w:p>
+    <w:p>
+      <w:pPr>
+        <w:pStyle w:val="NormalWeb"/>
+        <w:rPr>
+          <w:rFonts w:asciiTheme="minorHAnsi" w:hAnsiTheme="minorHAnsi" w:cstheme="minorHAnsi"/>
+        </w:rPr>
+      </w:pPr>
+      <w:r>
+        <w:rPr>
+          <w:rFonts w:asciiTheme="minorHAnsi" w:hAnsiTheme="minorHAnsi" w:cstheme="minorHAnsi"/>
+        </w:rPr>
+        <w:t xml:space="preserve">O processamento cognitivo central e a lógica de tomada de decisão são inteiramente delegados ao cliente oficial do ecossistema Google </w:t>
+      </w:r>
+      <w:proofErr w:type="spellStart"/>
+      <w:r>
+        <w:rPr>
+          <w:rFonts w:asciiTheme="minorHAnsi" w:hAnsiTheme="minorHAnsi" w:cstheme="minorHAnsi"/>
+        </w:rPr>
+        <w:t>GenAI</w:t>
+      </w:r>
+      <w:proofErr w:type="spellEnd"/>
+      <w:r>
+        <w:rPr>
+          <w:rFonts w:asciiTheme="minorHAnsi" w:hAnsiTheme="minorHAnsi" w:cstheme="minorHAnsi"/>
+        </w:rPr>
+        <w:t xml:space="preserve">, instanciado para operar com o modelo de linguagem de grande porte </w:t>
+      </w:r>
+      <w:proofErr w:type="spellStart"/>
+      <w:r>
+        <w:rPr>
+          <w:rFonts w:asciiTheme="minorHAnsi" w:hAnsiTheme="minorHAnsi" w:cstheme="minorHAnsi"/>
+        </w:rPr>
+        <w:t>Gemini</w:t>
+      </w:r>
+      <w:proofErr w:type="spellEnd"/>
+      <w:r>
+        <w:rPr>
+          <w:rFonts w:asciiTheme="minorHAnsi" w:hAnsiTheme="minorHAnsi" w:cstheme="minorHAnsi"/>
+        </w:rPr>
+        <w:t xml:space="preserve"> </w:t>
+      </w:r>
+      <w:proofErr w:type="gramStart"/>
+      <w:r>
+        <w:rPr>
+          <w:rFonts w:asciiTheme="minorHAnsi" w:hAnsiTheme="minorHAnsi" w:cstheme="minorHAnsi"/>
+        </w:rPr>
+        <w:t>dois ponto</w:t>
+      </w:r>
+      <w:proofErr w:type="gramEnd"/>
+      <w:r>
+        <w:rPr>
+          <w:rFonts w:asciiTheme="minorHAnsi" w:hAnsiTheme="minorHAnsi" w:cstheme="minorHAnsi"/>
+        </w:rPr>
+        <w:t xml:space="preserve"> cinco Flash. Visando eliminar o comportamento estocástico inerente a modelos generativos e garantir a </w:t>
+      </w:r>
+      <w:r>
+        <w:rPr>
+          <w:rFonts w:asciiTheme="minorHAnsi" w:hAnsiTheme="minorHAnsi" w:cstheme="minorHAnsi"/>
+        </w:rPr>
+        <w:lastRenderedPageBreak/>
+        <w:t xml:space="preserve">estrita previsibilidade necessária em sistemas corporativos transacionais, o software implementa uma restrição arquitetural rígida chamada de saídas estruturadas. Utilizando a biblioteca </w:t>
+      </w:r>
+      <w:proofErr w:type="spellStart"/>
+      <w:r>
+        <w:rPr>
+          <w:rFonts w:asciiTheme="minorHAnsi" w:hAnsiTheme="minorHAnsi" w:cstheme="minorHAnsi"/>
+        </w:rPr>
+        <w:t>Pydantic</w:t>
+      </w:r>
+      <w:proofErr w:type="spellEnd"/>
+      <w:r>
+        <w:rPr>
+          <w:rFonts w:asciiTheme="minorHAnsi" w:hAnsiTheme="minorHAnsi" w:cstheme="minorHAnsi"/>
+        </w:rPr>
+        <w:t xml:space="preserve">, o sistema define esquemas de dados </w:t>
+      </w:r>
+      <w:proofErr w:type="spellStart"/>
+      <w:r>
+        <w:rPr>
+          <w:rFonts w:asciiTheme="minorHAnsi" w:hAnsiTheme="minorHAnsi" w:cstheme="minorHAnsi"/>
+        </w:rPr>
+        <w:t>tipados</w:t>
+      </w:r>
+      <w:proofErr w:type="spellEnd"/>
+      <w:r>
+        <w:rPr>
+          <w:rFonts w:asciiTheme="minorHAnsi" w:hAnsiTheme="minorHAnsi" w:cstheme="minorHAnsi"/>
+        </w:rPr>
+        <w:t xml:space="preserve"> denominados </w:t>
+      </w:r>
+      <w:proofErr w:type="spellStart"/>
+      <w:r>
+        <w:rPr>
+          <w:rFonts w:asciiTheme="minorHAnsi" w:hAnsiTheme="minorHAnsi" w:cstheme="minorHAnsi"/>
+        </w:rPr>
+        <w:t>DecisaoProduto</w:t>
+      </w:r>
+      <w:proofErr w:type="spellEnd"/>
+      <w:r>
+        <w:rPr>
+          <w:rFonts w:asciiTheme="minorHAnsi" w:hAnsiTheme="minorHAnsi" w:cstheme="minorHAnsi"/>
+        </w:rPr>
+        <w:t xml:space="preserve"> e </w:t>
+      </w:r>
+      <w:proofErr w:type="spellStart"/>
+      <w:r>
+        <w:rPr>
+          <w:rFonts w:asciiTheme="minorHAnsi" w:hAnsiTheme="minorHAnsi" w:cstheme="minorHAnsi"/>
+        </w:rPr>
+        <w:t>RespostaIA</w:t>
+      </w:r>
+      <w:proofErr w:type="spellEnd"/>
+      <w:r>
+        <w:rPr>
+          <w:rFonts w:asciiTheme="minorHAnsi" w:hAnsiTheme="minorHAnsi" w:cstheme="minorHAnsi"/>
+        </w:rPr>
+        <w:t xml:space="preserve">. Ao injetar esses esquemas na configuração da requisição através do parâmetro de esquema de resposta, o código força o modelo a ignorar respostas puramente textuais e a retornar obrigatoriamente um </w:t>
+      </w:r>
+      <w:proofErr w:type="spellStart"/>
+      <w:r>
+        <w:rPr>
+          <w:rFonts w:asciiTheme="minorHAnsi" w:hAnsiTheme="minorHAnsi" w:cstheme="minorHAnsi"/>
+        </w:rPr>
+        <w:t>payload</w:t>
+      </w:r>
+      <w:proofErr w:type="spellEnd"/>
+      <w:r>
+        <w:rPr>
+          <w:rFonts w:asciiTheme="minorHAnsi" w:hAnsiTheme="minorHAnsi" w:cstheme="minorHAnsi"/>
+        </w:rPr>
+        <w:t xml:space="preserve"> JSON perfeitamente </w:t>
+      </w:r>
+      <w:proofErr w:type="spellStart"/>
+      <w:r>
+        <w:rPr>
+          <w:rFonts w:asciiTheme="minorHAnsi" w:hAnsiTheme="minorHAnsi" w:cstheme="minorHAnsi"/>
+        </w:rPr>
+        <w:t>parseável</w:t>
+      </w:r>
+      <w:proofErr w:type="spellEnd"/>
+      <w:r>
+        <w:rPr>
+          <w:rFonts w:asciiTheme="minorHAnsi" w:hAnsiTheme="minorHAnsi" w:cstheme="minorHAnsi"/>
+        </w:rPr>
+        <w:t xml:space="preserve">, contendo </w:t>
+      </w:r>
+      <w:proofErr w:type="spellStart"/>
+      <w:r>
+        <w:rPr>
+          <w:rFonts w:asciiTheme="minorHAnsi" w:hAnsiTheme="minorHAnsi" w:cstheme="minorHAnsi"/>
+        </w:rPr>
+        <w:t>arrays</w:t>
+      </w:r>
+      <w:proofErr w:type="spellEnd"/>
+      <w:r>
+        <w:rPr>
+          <w:rFonts w:asciiTheme="minorHAnsi" w:hAnsiTheme="minorHAnsi" w:cstheme="minorHAnsi"/>
+        </w:rPr>
+        <w:t xml:space="preserve"> de objetos contendo o identificador do produto, a ação recomendada, o volume exato da compra e a justificativa técnica. O determinismo do processo é reforçado ao fixar a temperatura do modelo em um décimo, forçando a inteligência artificial a focar estritamente na coerência analítica dos dados fornecidos.</w:t>
+      </w:r>
+    </w:p>
+    <w:p>
+      <w:pPr>
+        <w:pStyle w:val="NormalWeb"/>
+        <w:rPr>
+          <w:rFonts w:asciiTheme="minorHAnsi" w:hAnsiTheme="minorHAnsi" w:cstheme="minorHAnsi"/>
+        </w:rPr>
+      </w:pPr>
+      <w:r>
+        <w:rPr>
+          <w:rFonts w:asciiTheme="minorHAnsi" w:hAnsiTheme="minorHAnsi" w:cstheme="minorHAnsi"/>
+        </w:rPr>
+        <w:t xml:space="preserve">A fase conclusiva do ciclo de vida da aplicação consiste no pós-processamento e na execução das diretivas geradas. O sistema realiza a leitura do JSON estruturado retornado pela API e inicia um loop de iteração sobre cada decisão tomada. Para cada registro, o motor realiza uma busca indexada de busca reversa no </w:t>
+      </w:r>
+      <w:proofErr w:type="spellStart"/>
+      <w:r>
+        <w:rPr>
+          <w:rFonts w:asciiTheme="minorHAnsi" w:hAnsiTheme="minorHAnsi" w:cstheme="minorHAnsi"/>
+        </w:rPr>
+        <w:t>DataFrame</w:t>
+      </w:r>
+      <w:proofErr w:type="spellEnd"/>
+      <w:r>
+        <w:rPr>
+          <w:rFonts w:asciiTheme="minorHAnsi" w:hAnsiTheme="minorHAnsi" w:cstheme="minorHAnsi"/>
+        </w:rPr>
+        <w:t xml:space="preserve"> original do Pandas utilizando o identificador único do produto para recuperar os </w:t>
+      </w:r>
+      <w:proofErr w:type="spellStart"/>
+      <w:r>
+        <w:rPr>
+          <w:rFonts w:asciiTheme="minorHAnsi" w:hAnsiTheme="minorHAnsi" w:cstheme="minorHAnsi"/>
+        </w:rPr>
+        <w:t>metadados</w:t>
+      </w:r>
+      <w:proofErr w:type="spellEnd"/>
+      <w:r>
+        <w:rPr>
+          <w:rFonts w:asciiTheme="minorHAnsi" w:hAnsiTheme="minorHAnsi" w:cstheme="minorHAnsi"/>
+        </w:rPr>
+        <w:t xml:space="preserve"> textuais que não foram enviados ao modelo ou que precisam ser validados, como o nome descritivo exato e o e-mail de destino do fornecedor. Caso a ação mapeada seja estritamente igual à diretiva de compra e a quantidade sugerida seja superior a zero, o fluxo de execução realiza um desvio para um método privado responsável pela comunicação externa. Este método aciona a biblioteca padrão de transferência de correio simples, monta uma mensagem estruturada multipartes com cabeçalhos apropriados e corpo em texto plano, inicia uma conexão segura criptografada via segurança de camada de transporte e transmite a ordem de compra ao servidor SMTP configurado, registrando o sucesso da operação nos logs do sistema.</w:t>
+      </w:r>
+    </w:p>
+    <w:p>
+      <w:pPr>
+        <w:pStyle w:val="NormalWeb"/>
+        <w:rPr>
+          <w:rFonts w:asciiTheme="minorHAnsi" w:hAnsiTheme="minorHAnsi" w:cstheme="minorHAnsi"/>
+        </w:rPr>
+      </w:pPr>
+      <w:r>
+        <w:rPr>
+          <w:rFonts w:asciiTheme="minorHAnsi" w:hAnsiTheme="minorHAnsi" w:cstheme="minorHAnsi"/>
+        </w:rPr>
+        <w:t xml:space="preserve">Sob a perspectiva de governança, segurança da informação e </w:t>
+      </w:r>
+      <w:proofErr w:type="spellStart"/>
+      <w:r>
+        <w:rPr>
+          <w:rFonts w:asciiTheme="minorHAnsi" w:hAnsiTheme="minorHAnsi" w:cstheme="minorHAnsi"/>
+        </w:rPr>
+        <w:t>observabilidade</w:t>
+      </w:r>
+      <w:proofErr w:type="spellEnd"/>
+      <w:r>
+        <w:rPr>
+          <w:rFonts w:asciiTheme="minorHAnsi" w:hAnsiTheme="minorHAnsi" w:cstheme="minorHAnsi"/>
+        </w:rPr>
+        <w:t xml:space="preserve"> — critérios mandatórios para sistemas em ambiente de produção de grande porte —, a arquitetura do software adota práticas de desenvolvimento recomendadas. O código evita a exposição de segredos e credenciais de infraestrutura ao não permitir valores fixos no código-fonte, extraindo chaves de API, usuários e senhas diretamente das variáveis de ambiente do sistema operacional hospedeiro. Adicionalmente, há um sistema centralizado de registro de eventos configurado que monitora o comportamento da aplicação em tempo real. Este componente documenta de forma cronológica desde os eventos normais de inicialização do motor e auditoria individual de produtos até avisos preventivos, como a ausência de credenciais que ativa um modo de simulação segura sem quebra do pipeline, e erros críticos de rede ou falhas operacionais na comunicação com a API, garantindo alta </w:t>
+      </w:r>
+      <w:proofErr w:type="spellStart"/>
+      <w:r>
+        <w:rPr>
+          <w:rFonts w:asciiTheme="minorHAnsi" w:hAnsiTheme="minorHAnsi" w:cstheme="minorHAnsi"/>
+        </w:rPr>
+        <w:t>manutenibilidade</w:t>
+      </w:r>
+      <w:proofErr w:type="spellEnd"/>
+      <w:r>
+        <w:rPr>
+          <w:rFonts w:asciiTheme="minorHAnsi" w:hAnsiTheme="minorHAnsi" w:cstheme="minorHAnsi"/>
+        </w:rPr>
+        <w:t>, rastreabilidade e facilidade de depuração para as equipes de engenharia de confiabilidade de sites.</w:t>
+      </w:r>
+    </w:p>
+    <w:p>
+      <w:pPr>
+        <w:pStyle w:val="NormalWeb"/>
+        <w:rPr>
+          <w:rFonts w:asciiTheme="minorHAnsi" w:hAnsiTheme="minorHAnsi" w:cstheme="minorHAnsi"/>
+        </w:rPr>
+      </w:pPr>
+    </w:p>
+    <w:p>
+      <w:pPr>
+        <w:pStyle w:val="NormalWeb"/>
+        <w:rPr>
+          <w:rFonts w:asciiTheme="minorHAnsi" w:hAnsiTheme="minorHAnsi" w:cstheme="minorHAnsi"/>
+        </w:rPr>
+      </w:pPr>
+    </w:p>
+    <w:p>
+      <w:pPr>
+        <w:spacing w:before="100" w:beforeAutospacing="1" w:after="0" w:line="240" w:lineRule="auto"/>
+        <w:outlineLvl w:val="1"/>
+        <w:rPr>
+          <w:rFonts w:eastAsia="Times New Roman" w:cstheme="minorHAnsi"/>
+          <w:sz w:val="24"/>
+          <w:szCs w:val="24"/>
+          <w:lang w:eastAsia="pt-BR"/>
+        </w:rPr>
+      </w:pPr>
+    </w:p>
+    <w:p>
+      <w:pPr>
+        <w:spacing w:before="100" w:beforeAutospacing="1" w:after="0" w:line="240" w:lineRule="auto"/>
+        <w:outlineLvl w:val="1"/>
+        <w:rPr>
+          <w:rFonts w:eastAsia="Times New Roman" w:cstheme="minorHAnsi"/>
+          <w:b/>
+          <w:bCs/>
+          <w:color w:val="1F1F1F"/>
+          <w:sz w:val="28"/>
+          <w:szCs w:val="28"/>
+          <w:lang w:eastAsia="pt-BR"/>
+        </w:rPr>
+      </w:pPr>
+      <w:r>
+        <w:rPr>
+          <w:rFonts w:eastAsia="Times New Roman" w:cstheme="minorHAnsi"/>
+          <w:b/>
+          <w:bCs/>
+          <w:color w:val="1F1F1F"/>
+          <w:sz w:val="28"/>
+          <w:szCs w:val="28"/>
+          <w:lang w:eastAsia="pt-BR"/>
+        </w:rPr>
+        <w:lastRenderedPageBreak/>
+        <w:t xml:space="preserve"> [1.1] — 2026-06-03</w:t>
+      </w:r>
+    </w:p>
+    <w:p>
+      <w:pPr>
+        <w:spacing w:before="100" w:beforeAutospacing="1" w:after="0" w:line="240" w:lineRule="auto"/>
+        <w:outlineLvl w:val="2"/>
+        <w:rPr>
+          <w:rFonts w:eastAsia="Times New Roman" w:cstheme="minorHAnsi"/>
+          <w:b/>
+          <w:bCs/>
+          <w:color w:val="1F1F1F"/>
+          <w:sz w:val="24"/>
+          <w:szCs w:val="24"/>
+          <w:lang w:eastAsia="pt-BR"/>
+        </w:rPr>
+      </w:pPr>
+      <w:r>
+        <w:rPr>
+          <w:rFonts w:eastAsia="Times New Roman" w:cstheme="minorHAnsi"/>
+          <w:b/>
+          <w:bCs/>
+          <w:color w:val="1F1F1F"/>
+          <w:sz w:val="24"/>
+          <w:szCs w:val="24"/>
+          <w:lang w:eastAsia="pt-BR"/>
+        </w:rPr>
+        <w:t>Resumo das Atualizações</w:t>
+      </w:r>
+    </w:p>
+    <w:p>
+      <w:pPr>
+        <w:spacing w:before="100" w:beforeAutospacing="1" w:after="0" w:line="240" w:lineRule="auto"/>
+        <w:rPr>
+          <w:rFonts w:eastAsia="Times New Roman" w:cstheme="minorHAnsi"/>
+          <w:color w:val="1F1F1F"/>
+          <w:sz w:val="24"/>
+          <w:szCs w:val="24"/>
+          <w:lang w:eastAsia="pt-BR"/>
+        </w:rPr>
+      </w:pPr>
+      <w:r>
+        <w:rPr>
+          <w:rFonts w:eastAsia="Times New Roman" w:cstheme="minorHAnsi"/>
+          <w:color w:val="1F1F1F"/>
+          <w:sz w:val="24"/>
+          <w:szCs w:val="24"/>
+          <w:lang w:eastAsia="pt-BR"/>
+        </w:rPr>
+        <w:t xml:space="preserve">A versão 1.1 foca em </w:t>
+      </w:r>
+      <w:r>
+        <w:rPr>
+          <w:rFonts w:eastAsia="Times New Roman" w:cstheme="minorHAnsi"/>
+          <w:b/>
+          <w:bCs/>
+          <w:color w:val="1F1F1F"/>
+          <w:sz w:val="24"/>
+          <w:szCs w:val="24"/>
+          <w:bdr w:val="none" w:sz="0" w:space="0" w:color="auto" w:frame="1"/>
+          <w:lang w:eastAsia="pt-BR"/>
+        </w:rPr>
+        <w:t>resiliência de infraestrutura, segurança operacional e governança de dados</w:t>
+      </w:r>
+      <w:r>
+        <w:rPr>
+          <w:rFonts w:eastAsia="Times New Roman" w:cstheme="minorHAnsi"/>
+          <w:color w:val="1F1F1F"/>
+          <w:sz w:val="24"/>
+          <w:szCs w:val="24"/>
+          <w:lang w:eastAsia="pt-BR"/>
+        </w:rPr>
+        <w:t xml:space="preserve">. O sistema deixou de ser um script linear de execução passiva para se tornar um </w:t>
+      </w:r>
+      <w:proofErr w:type="spellStart"/>
+      <w:r>
+        <w:rPr>
+          <w:rFonts w:eastAsia="Times New Roman" w:cstheme="minorHAnsi"/>
+          <w:color w:val="1F1F1F"/>
+          <w:sz w:val="24"/>
+          <w:szCs w:val="24"/>
+          <w:lang w:eastAsia="pt-BR"/>
+        </w:rPr>
+        <w:t>microsserviço</w:t>
+      </w:r>
+      <w:proofErr w:type="spellEnd"/>
+      <w:r>
+        <w:rPr>
+          <w:rFonts w:eastAsia="Times New Roman" w:cstheme="minorHAnsi"/>
+          <w:color w:val="1F1F1F"/>
+          <w:sz w:val="24"/>
+          <w:szCs w:val="24"/>
+          <w:lang w:eastAsia="pt-BR"/>
+        </w:rPr>
+        <w:t xml:space="preserve"> tolerante a falhas, com capacidade de auditoria retroativa e travas de segurança contra execuções acidentais em ambiente de homologação.</w:t>
+      </w:r>
+    </w:p>
+    <w:p>
+      <w:pPr>
+        <w:spacing w:before="100" w:beforeAutospacing="1" w:after="0" w:line="240" w:lineRule="auto"/>
+        <w:outlineLvl w:val="2"/>
+        <w:rPr>
+          <w:rFonts w:eastAsia="Times New Roman" w:cstheme="minorHAnsi"/>
+          <w:b/>
+          <w:bCs/>
+          <w:color w:val="1F1F1F"/>
+          <w:sz w:val="24"/>
+          <w:szCs w:val="24"/>
+          <w:lang w:eastAsia="pt-BR"/>
+        </w:rPr>
+      </w:pPr>
+      <w:r>
+        <w:rPr>
+          <w:rFonts w:eastAsia="Times New Roman" w:cstheme="minorHAnsi"/>
+          <w:b/>
+          <w:bCs/>
+          <w:color w:val="1F1F1F"/>
+          <w:sz w:val="24"/>
+          <w:szCs w:val="24"/>
+          <w:lang w:eastAsia="pt-BR"/>
+        </w:rPr>
+        <w:t>Adicionado</w:t>
+      </w:r>
+    </w:p>
+    <w:p>
+      <w:pPr>
+        <w:spacing w:before="100" w:beforeAutospacing="1" w:after="0" w:line="240" w:lineRule="auto"/>
+        <w:rPr>
+          <w:rFonts w:eastAsia="Times New Roman" w:cstheme="minorHAnsi"/>
+          <w:color w:val="1F1F1F"/>
+          <w:sz w:val="24"/>
+          <w:szCs w:val="24"/>
+          <w:lang w:eastAsia="pt-BR"/>
+        </w:rPr>
+      </w:pPr>
+      <w:r>
+        <w:rPr>
+          <w:rFonts w:eastAsia="Times New Roman" w:cstheme="minorHAnsi"/>
+          <w:b/>
+          <w:bCs/>
+          <w:color w:val="1F1F1F"/>
+          <w:sz w:val="24"/>
+          <w:szCs w:val="24"/>
+          <w:bdr w:val="none" w:sz="0" w:space="0" w:color="auto" w:frame="1"/>
+          <w:lang w:eastAsia="pt-BR"/>
+        </w:rPr>
+        <w:t>Mecanismo de Tolerância a Falhas (</w:t>
+      </w:r>
+      <w:proofErr w:type="spellStart"/>
+      <w:r>
+        <w:rPr>
+          <w:rFonts w:eastAsia="Times New Roman" w:cstheme="minorHAnsi"/>
+          <w:b/>
+          <w:bCs/>
+          <w:color w:val="1F1F1F"/>
+          <w:sz w:val="24"/>
+          <w:szCs w:val="24"/>
+          <w:bdr w:val="none" w:sz="0" w:space="0" w:color="auto" w:frame="1"/>
+          <w:lang w:eastAsia="pt-BR"/>
+        </w:rPr>
+        <w:t>Retries</w:t>
+      </w:r>
+      <w:proofErr w:type="spellEnd"/>
+      <w:r>
+        <w:rPr>
+          <w:rFonts w:eastAsia="Times New Roman" w:cstheme="minorHAnsi"/>
+          <w:b/>
+          <w:bCs/>
+          <w:color w:val="1F1F1F"/>
+          <w:sz w:val="24"/>
+          <w:szCs w:val="24"/>
+          <w:bdr w:val="none" w:sz="0" w:space="0" w:color="auto" w:frame="1"/>
+          <w:lang w:eastAsia="pt-BR"/>
+        </w:rPr>
+        <w:t>):</w:t>
+      </w:r>
+      <w:r>
+        <w:rPr>
+          <w:rFonts w:eastAsia="Times New Roman" w:cstheme="minorHAnsi"/>
+          <w:color w:val="1F1F1F"/>
+          <w:sz w:val="24"/>
+          <w:szCs w:val="24"/>
+          <w:lang w:eastAsia="pt-BR"/>
+        </w:rPr>
+        <w:t xml:space="preserve"> Implementado um laço de repetição estruturado no processo de inferência com a API Google </w:t>
+      </w:r>
+      <w:proofErr w:type="spellStart"/>
+      <w:r>
+        <w:rPr>
+          <w:rFonts w:eastAsia="Times New Roman" w:cstheme="minorHAnsi"/>
+          <w:color w:val="1F1F1F"/>
+          <w:sz w:val="24"/>
+          <w:szCs w:val="24"/>
+          <w:lang w:eastAsia="pt-BR"/>
+        </w:rPr>
+        <w:t>GenAI</w:t>
+      </w:r>
+      <w:proofErr w:type="spellEnd"/>
+      <w:r>
+        <w:rPr>
+          <w:rFonts w:eastAsia="Times New Roman" w:cstheme="minorHAnsi"/>
+          <w:color w:val="1F1F1F"/>
+          <w:sz w:val="24"/>
+          <w:szCs w:val="24"/>
+          <w:lang w:eastAsia="pt-BR"/>
+        </w:rPr>
+        <w:t>. O sistema agora realiza até 3 tentativas automáticas caso ocorram instabilidades de rede ou limites de requisição (</w:t>
+      </w:r>
+      <w:r>
+        <w:rPr>
+          <w:rFonts w:eastAsia="Times New Roman" w:cstheme="minorHAnsi"/>
+          <w:i/>
+          <w:iCs/>
+          <w:color w:val="1F1F1F"/>
+          <w:sz w:val="24"/>
+          <w:szCs w:val="24"/>
+          <w:bdr w:val="none" w:sz="0" w:space="0" w:color="auto" w:frame="1"/>
+          <w:lang w:eastAsia="pt-BR"/>
+        </w:rPr>
+        <w:t xml:space="preserve">Rate </w:t>
+      </w:r>
+      <w:proofErr w:type="spellStart"/>
+      <w:r>
+        <w:rPr>
+          <w:rFonts w:eastAsia="Times New Roman" w:cstheme="minorHAnsi"/>
+          <w:i/>
+          <w:iCs/>
+          <w:color w:val="1F1F1F"/>
+          <w:sz w:val="24"/>
+          <w:szCs w:val="24"/>
+          <w:bdr w:val="none" w:sz="0" w:space="0" w:color="auto" w:frame="1"/>
+          <w:lang w:eastAsia="pt-BR"/>
+        </w:rPr>
+        <w:t>Limits</w:t>
+      </w:r>
+      <w:proofErr w:type="spellEnd"/>
+      <w:r>
+        <w:rPr>
+          <w:rFonts w:eastAsia="Times New Roman" w:cstheme="minorHAnsi"/>
+          <w:color w:val="1F1F1F"/>
+          <w:sz w:val="24"/>
+          <w:szCs w:val="24"/>
+          <w:lang w:eastAsia="pt-BR"/>
+        </w:rPr>
+        <w:t>).</w:t>
+      </w:r>
+    </w:p>
+    <w:p>
+      <w:pPr>
+        <w:spacing w:before="100" w:beforeAutospacing="1" w:after="0" w:line="240" w:lineRule="auto"/>
+        <w:rPr>
+          <w:rFonts w:eastAsia="Times New Roman" w:cstheme="minorHAnsi"/>
+          <w:color w:val="1F1F1F"/>
+          <w:sz w:val="24"/>
+          <w:szCs w:val="24"/>
+          <w:lang w:eastAsia="pt-BR"/>
+        </w:rPr>
+      </w:pPr>
+      <w:r>
+        <w:rPr>
+          <w:rFonts w:eastAsia="Times New Roman" w:cstheme="minorHAnsi"/>
+          <w:b/>
+          <w:bCs/>
+          <w:color w:val="1F1F1F"/>
+          <w:sz w:val="24"/>
+          <w:szCs w:val="24"/>
+          <w:bdr w:val="none" w:sz="0" w:space="0" w:color="auto" w:frame="1"/>
+          <w:lang w:eastAsia="pt-BR"/>
+        </w:rPr>
+        <w:t>Mecanismo de Retardo Temporal (</w:t>
+      </w:r>
+      <w:proofErr w:type="spellStart"/>
+      <w:r>
+        <w:rPr>
+          <w:rFonts w:eastAsia="Times New Roman" w:cstheme="minorHAnsi"/>
+          <w:b/>
+          <w:bCs/>
+          <w:i/>
+          <w:iCs/>
+          <w:color w:val="1F1F1F"/>
+          <w:sz w:val="24"/>
+          <w:szCs w:val="24"/>
+          <w:bdr w:val="none" w:sz="0" w:space="0" w:color="auto" w:frame="1"/>
+          <w:lang w:eastAsia="pt-BR"/>
+        </w:rPr>
+        <w:t>Backoff</w:t>
+      </w:r>
+      <w:proofErr w:type="spellEnd"/>
+      <w:r>
+        <w:rPr>
+          <w:rFonts w:eastAsia="Times New Roman" w:cstheme="minorHAnsi"/>
+          <w:b/>
+          <w:bCs/>
+          <w:color w:val="1F1F1F"/>
+          <w:sz w:val="24"/>
+          <w:szCs w:val="24"/>
+          <w:bdr w:val="none" w:sz="0" w:space="0" w:color="auto" w:frame="1"/>
+          <w:lang w:eastAsia="pt-BR"/>
+        </w:rPr>
+        <w:t>):</w:t>
+      </w:r>
+      <w:r>
+        <w:rPr>
+          <w:rFonts w:eastAsia="Times New Roman" w:cstheme="minorHAnsi"/>
+          <w:color w:val="1F1F1F"/>
+          <w:sz w:val="24"/>
+          <w:szCs w:val="24"/>
+          <w:lang w:eastAsia="pt-BR"/>
+        </w:rPr>
+        <w:t xml:space="preserve"> Inclusão da biblioteca nativa time para gerenciar uma pausa de segurança de 2 segundos entre as tentativas de reconexão com o modelo </w:t>
+      </w:r>
+      <w:proofErr w:type="spellStart"/>
+      <w:r>
+        <w:rPr>
+          <w:rFonts w:eastAsia="Times New Roman" w:cstheme="minorHAnsi"/>
+          <w:color w:val="1F1F1F"/>
+          <w:sz w:val="24"/>
+          <w:szCs w:val="24"/>
+          <w:lang w:eastAsia="pt-BR"/>
+        </w:rPr>
+        <w:t>Gemini</w:t>
+      </w:r>
+      <w:proofErr w:type="spellEnd"/>
+      <w:r>
+        <w:rPr>
+          <w:rFonts w:eastAsia="Times New Roman" w:cstheme="minorHAnsi"/>
+          <w:color w:val="1F1F1F"/>
+          <w:sz w:val="24"/>
+          <w:szCs w:val="24"/>
+          <w:lang w:eastAsia="pt-BR"/>
+        </w:rPr>
+        <w:t>.</w:t>
+      </w:r>
+    </w:p>
+    <w:p>
+      <w:pPr>
+        <w:spacing w:before="100" w:beforeAutospacing="1" w:after="0" w:line="240" w:lineRule="auto"/>
+        <w:rPr>
+          <w:rFonts w:eastAsia="Times New Roman" w:cstheme="minorHAnsi"/>
+          <w:color w:val="1F1F1F"/>
+          <w:sz w:val="24"/>
+          <w:szCs w:val="24"/>
+          <w:lang w:eastAsia="pt-BR"/>
+        </w:rPr>
+      </w:pPr>
+      <w:r>
+        <w:rPr>
+          <w:rFonts w:eastAsia="Times New Roman" w:cstheme="minorHAnsi"/>
+          <w:b/>
+          <w:bCs/>
+          <w:color w:val="1F1F1F"/>
+          <w:sz w:val="24"/>
+          <w:szCs w:val="24"/>
+          <w:bdr w:val="none" w:sz="0" w:space="0" w:color="auto" w:frame="1"/>
+          <w:lang w:eastAsia="pt-BR"/>
+        </w:rPr>
+        <w:t>Validação Antecipada Defensiva (</w:t>
+      </w:r>
+      <w:proofErr w:type="spellStart"/>
+      <w:r>
+        <w:rPr>
+          <w:rFonts w:eastAsia="Times New Roman" w:cstheme="minorHAnsi"/>
+          <w:b/>
+          <w:bCs/>
+          <w:i/>
+          <w:iCs/>
+          <w:color w:val="1F1F1F"/>
+          <w:sz w:val="24"/>
+          <w:szCs w:val="24"/>
+          <w:bdr w:val="none" w:sz="0" w:space="0" w:color="auto" w:frame="1"/>
+          <w:lang w:eastAsia="pt-BR"/>
+        </w:rPr>
+        <w:t>Fail-Fast</w:t>
+      </w:r>
+      <w:proofErr w:type="spellEnd"/>
+      <w:r>
+        <w:rPr>
+          <w:rFonts w:eastAsia="Times New Roman" w:cstheme="minorHAnsi"/>
+          <w:b/>
+          <w:bCs/>
+          <w:color w:val="1F1F1F"/>
+          <w:sz w:val="24"/>
+          <w:szCs w:val="24"/>
+          <w:bdr w:val="none" w:sz="0" w:space="0" w:color="auto" w:frame="1"/>
+          <w:lang w:eastAsia="pt-BR"/>
+        </w:rPr>
+        <w:t>):</w:t>
+      </w:r>
+      <w:r>
+        <w:rPr>
+          <w:rFonts w:eastAsia="Times New Roman" w:cstheme="minorHAnsi"/>
+          <w:color w:val="1F1F1F"/>
+          <w:sz w:val="24"/>
+          <w:szCs w:val="24"/>
+          <w:lang w:eastAsia="pt-BR"/>
+        </w:rPr>
+        <w:t xml:space="preserve"> Implementada checagem de integridade logo na entrada do método </w:t>
+      </w:r>
+      <w:proofErr w:type="spellStart"/>
+      <w:r>
+        <w:rPr>
+          <w:rFonts w:eastAsia="Times New Roman" w:cstheme="minorHAnsi"/>
+          <w:color w:val="1F1F1F"/>
+          <w:sz w:val="24"/>
+          <w:szCs w:val="24"/>
+          <w:lang w:eastAsia="pt-BR"/>
+        </w:rPr>
+        <w:t>analisar_e_agir</w:t>
+      </w:r>
+      <w:proofErr w:type="spellEnd"/>
+      <w:r>
+        <w:rPr>
+          <w:rFonts w:eastAsia="Times New Roman" w:cstheme="minorHAnsi"/>
+          <w:color w:val="1F1F1F"/>
+          <w:sz w:val="24"/>
+          <w:szCs w:val="24"/>
+          <w:lang w:eastAsia="pt-BR"/>
+        </w:rPr>
+        <w:t xml:space="preserve">. O sistema agora valida a presença obrigatória das colunas </w:t>
+      </w:r>
+      <w:proofErr w:type="spellStart"/>
+      <w:r>
+        <w:rPr>
+          <w:rFonts w:eastAsia="Times New Roman" w:cstheme="minorHAnsi"/>
+          <w:color w:val="1F1F1F"/>
+          <w:sz w:val="24"/>
+          <w:szCs w:val="24"/>
+          <w:lang w:eastAsia="pt-BR"/>
+        </w:rPr>
+        <w:t>id_produto</w:t>
+      </w:r>
+      <w:proofErr w:type="spellEnd"/>
+      <w:r>
+        <w:rPr>
+          <w:rFonts w:eastAsia="Times New Roman" w:cstheme="minorHAnsi"/>
+          <w:color w:val="1F1F1F"/>
+          <w:sz w:val="24"/>
+          <w:szCs w:val="24"/>
+          <w:lang w:eastAsia="pt-BR"/>
+        </w:rPr>
+        <w:t xml:space="preserve">, nome e </w:t>
+      </w:r>
+      <w:proofErr w:type="spellStart"/>
+      <w:r>
+        <w:rPr>
+          <w:rFonts w:eastAsia="Times New Roman" w:cstheme="minorHAnsi"/>
+          <w:color w:val="1F1F1F"/>
+          <w:sz w:val="24"/>
+          <w:szCs w:val="24"/>
+          <w:lang w:eastAsia="pt-BR"/>
+        </w:rPr>
+        <w:t>email_fornecedor</w:t>
+      </w:r>
+      <w:proofErr w:type="spellEnd"/>
+      <w:r>
+        <w:rPr>
+          <w:rFonts w:eastAsia="Times New Roman" w:cstheme="minorHAnsi"/>
+          <w:color w:val="1F1F1F"/>
+          <w:sz w:val="24"/>
+          <w:szCs w:val="24"/>
+          <w:lang w:eastAsia="pt-BR"/>
+        </w:rPr>
+        <w:t xml:space="preserve"> antes de iniciar qualquer processamento custoso.</w:t>
+      </w:r>
+    </w:p>
+    <w:p>
+      <w:pPr>
+        <w:spacing w:before="100" w:beforeAutospacing="1" w:after="0" w:line="240" w:lineRule="auto"/>
+        <w:rPr>
+          <w:rFonts w:eastAsia="Times New Roman" w:cstheme="minorHAnsi"/>
+          <w:color w:val="1F1F1F"/>
+          <w:sz w:val="24"/>
+          <w:szCs w:val="24"/>
+          <w:lang w:eastAsia="pt-BR"/>
+        </w:rPr>
+      </w:pPr>
+      <w:r>
+        <w:rPr>
+          <w:rFonts w:eastAsia="Times New Roman" w:cstheme="minorHAnsi"/>
+          <w:b/>
+          <w:bCs/>
+          <w:color w:val="1F1F1F"/>
+          <w:sz w:val="24"/>
+          <w:szCs w:val="24"/>
+          <w:bdr w:val="none" w:sz="0" w:space="0" w:color="auto" w:frame="1"/>
+          <w:lang w:eastAsia="pt-BR"/>
+        </w:rPr>
+        <w:t xml:space="preserve">Parâmetro de </w:t>
+      </w:r>
+      <w:proofErr w:type="spellStart"/>
+      <w:r>
+        <w:rPr>
+          <w:rFonts w:eastAsia="Times New Roman" w:cstheme="minorHAnsi"/>
+          <w:b/>
+          <w:bCs/>
+          <w:color w:val="1F1F1F"/>
+          <w:sz w:val="24"/>
+          <w:szCs w:val="24"/>
+          <w:bdr w:val="none" w:sz="0" w:space="0" w:color="auto" w:frame="1"/>
+          <w:lang w:eastAsia="pt-BR"/>
+        </w:rPr>
+        <w:t>Flag</w:t>
+      </w:r>
+      <w:proofErr w:type="spellEnd"/>
+      <w:r>
+        <w:rPr>
+          <w:rFonts w:eastAsia="Times New Roman" w:cstheme="minorHAnsi"/>
+          <w:b/>
+          <w:bCs/>
+          <w:color w:val="1F1F1F"/>
+          <w:sz w:val="24"/>
+          <w:szCs w:val="24"/>
+          <w:bdr w:val="none" w:sz="0" w:space="0" w:color="auto" w:frame="1"/>
+          <w:lang w:eastAsia="pt-BR"/>
+        </w:rPr>
+        <w:t xml:space="preserve"> </w:t>
+      </w:r>
+      <w:proofErr w:type="spellStart"/>
+      <w:r>
+        <w:rPr>
+          <w:rFonts w:eastAsia="Times New Roman" w:cstheme="minorHAnsi"/>
+          <w:color w:val="1F1F1F"/>
+          <w:sz w:val="24"/>
+          <w:szCs w:val="24"/>
+          <w:bdr w:val="none" w:sz="0" w:space="0" w:color="auto" w:frame="1"/>
+          <w:lang w:eastAsia="pt-BR"/>
+        </w:rPr>
+        <w:t>dry_run</w:t>
+      </w:r>
+      <w:proofErr w:type="spellEnd"/>
+      <w:r>
+        <w:rPr>
+          <w:rFonts w:eastAsia="Times New Roman" w:cstheme="minorHAnsi"/>
+          <w:b/>
+          <w:bCs/>
+          <w:color w:val="1F1F1F"/>
+          <w:sz w:val="24"/>
+          <w:szCs w:val="24"/>
+          <w:bdr w:val="none" w:sz="0" w:space="0" w:color="auto" w:frame="1"/>
+          <w:lang w:eastAsia="pt-BR"/>
+        </w:rPr>
+        <w:t>:</w:t>
+      </w:r>
+      <w:r>
+        <w:rPr>
+          <w:rFonts w:eastAsia="Times New Roman" w:cstheme="minorHAnsi"/>
+          <w:color w:val="1F1F1F"/>
+          <w:sz w:val="24"/>
+          <w:szCs w:val="24"/>
+          <w:lang w:eastAsia="pt-BR"/>
+        </w:rPr>
+        <w:t xml:space="preserve"> Adicionado suporte ao modo de simulação no construtor da classe (__</w:t>
+      </w:r>
+      <w:proofErr w:type="spellStart"/>
+      <w:r>
+        <w:rPr>
+          <w:rFonts w:eastAsia="Times New Roman" w:cstheme="minorHAnsi"/>
+          <w:color w:val="1F1F1F"/>
+          <w:sz w:val="24"/>
+          <w:szCs w:val="24"/>
+          <w:lang w:eastAsia="pt-BR"/>
+        </w:rPr>
+        <w:t>init</w:t>
+      </w:r>
+      <w:proofErr w:type="spellEnd"/>
+      <w:r>
+        <w:rPr>
+          <w:rFonts w:eastAsia="Times New Roman" w:cstheme="minorHAnsi"/>
+          <w:color w:val="1F1F1F"/>
+          <w:sz w:val="24"/>
+          <w:szCs w:val="24"/>
+          <w:lang w:eastAsia="pt-BR"/>
+        </w:rPr>
+        <w:t>__), permitindo alternar o comportamento do motor entre o modo de testes e a execução real.</w:t>
+      </w:r>
+    </w:p>
+    <w:p>
+      <w:pPr>
+        <w:spacing w:before="100" w:beforeAutospacing="1" w:after="0" w:line="240" w:lineRule="auto"/>
+        <w:rPr>
+          <w:rFonts w:eastAsia="Times New Roman" w:cstheme="minorHAnsi"/>
+          <w:color w:val="1F1F1F"/>
+          <w:sz w:val="24"/>
+          <w:szCs w:val="24"/>
+          <w:lang w:eastAsia="pt-BR"/>
+        </w:rPr>
+      </w:pPr>
+      <w:r>
+        <w:rPr>
+          <w:rFonts w:eastAsia="Times New Roman" w:cstheme="minorHAnsi"/>
+          <w:b/>
+          <w:bCs/>
+          <w:color w:val="1F1F1F"/>
+          <w:sz w:val="24"/>
+          <w:szCs w:val="24"/>
+          <w:bdr w:val="none" w:sz="0" w:space="0" w:color="auto" w:frame="1"/>
+          <w:lang w:eastAsia="pt-BR"/>
+        </w:rPr>
+        <w:t>Estrutura de Rastreabilidade e Auditoria:</w:t>
+      </w:r>
+      <w:r>
+        <w:rPr>
+          <w:rFonts w:eastAsia="Times New Roman" w:cstheme="minorHAnsi"/>
+          <w:color w:val="1F1F1F"/>
+          <w:sz w:val="24"/>
+          <w:szCs w:val="24"/>
+          <w:lang w:eastAsia="pt-BR"/>
+        </w:rPr>
+        <w:t xml:space="preserve"> Criação de uma matriz interna (</w:t>
+      </w:r>
+      <w:proofErr w:type="spellStart"/>
+      <w:r>
+        <w:rPr>
+          <w:rFonts w:eastAsia="Times New Roman" w:cstheme="minorHAnsi"/>
+          <w:color w:val="1F1F1F"/>
+          <w:sz w:val="24"/>
+          <w:szCs w:val="24"/>
+          <w:lang w:eastAsia="pt-BR"/>
+        </w:rPr>
+        <w:t>dados_auditoria</w:t>
+      </w:r>
+      <w:proofErr w:type="spellEnd"/>
+      <w:r>
+        <w:rPr>
+          <w:rFonts w:eastAsia="Times New Roman" w:cstheme="minorHAnsi"/>
+          <w:color w:val="1F1F1F"/>
+          <w:sz w:val="24"/>
+          <w:szCs w:val="24"/>
+          <w:lang w:eastAsia="pt-BR"/>
+        </w:rPr>
+        <w:t>) alimentada dinamicamente a cada iteração do loop de decisões, mapeando o histórico detalhado das ações propostas pela IA.</w:t>
+      </w:r>
+    </w:p>
+    <w:p>
+      <w:pPr>
+        <w:spacing w:before="100" w:beforeAutospacing="1" w:after="0" w:line="240" w:lineRule="auto"/>
+        <w:outlineLvl w:val="2"/>
+        <w:rPr>
+          <w:rFonts w:eastAsia="Times New Roman" w:cstheme="minorHAnsi"/>
+          <w:b/>
+          <w:bCs/>
+          <w:color w:val="1F1F1F"/>
+          <w:sz w:val="24"/>
+          <w:szCs w:val="24"/>
+          <w:lang w:eastAsia="pt-BR"/>
+        </w:rPr>
+      </w:pPr>
+      <w:r>
+        <w:rPr>
+          <w:rFonts w:eastAsia="Times New Roman" w:cstheme="minorHAnsi"/>
+          <w:b/>
+          <w:bCs/>
+          <w:color w:val="1F1F1F"/>
+          <w:sz w:val="24"/>
+          <w:szCs w:val="24"/>
+          <w:lang w:eastAsia="pt-BR"/>
+        </w:rPr>
+        <w:t>Modificado</w:t>
+      </w:r>
+    </w:p>
+    <w:p>
+      <w:pPr>
+        <w:spacing w:before="100" w:beforeAutospacing="1" w:after="0" w:line="240" w:lineRule="auto"/>
+        <w:rPr>
+          <w:rFonts w:eastAsia="Times New Roman" w:cstheme="minorHAnsi"/>
+          <w:color w:val="1F1F1F"/>
+          <w:sz w:val="24"/>
+          <w:szCs w:val="24"/>
+          <w:lang w:eastAsia="pt-BR"/>
+        </w:rPr>
+      </w:pPr>
+      <w:r>
+        <w:rPr>
+          <w:rFonts w:eastAsia="Times New Roman" w:cstheme="minorHAnsi"/>
+          <w:b/>
+          <w:bCs/>
+          <w:color w:val="1F1F1F"/>
+          <w:sz w:val="24"/>
+          <w:szCs w:val="24"/>
+          <w:bdr w:val="none" w:sz="0" w:space="0" w:color="auto" w:frame="1"/>
+          <w:lang w:eastAsia="pt-BR"/>
+        </w:rPr>
+        <w:t>Assinatura e Retorno do Método Principal:</w:t>
+      </w:r>
+      <w:r>
+        <w:rPr>
+          <w:rFonts w:eastAsia="Times New Roman" w:cstheme="minorHAnsi"/>
+          <w:color w:val="1F1F1F"/>
+          <w:sz w:val="24"/>
+          <w:szCs w:val="24"/>
+          <w:lang w:eastAsia="pt-BR"/>
+        </w:rPr>
+        <w:t xml:space="preserve"> O método </w:t>
+      </w:r>
+      <w:proofErr w:type="spellStart"/>
+      <w:r>
+        <w:rPr>
+          <w:rFonts w:eastAsia="Times New Roman" w:cstheme="minorHAnsi"/>
+          <w:color w:val="1F1F1F"/>
+          <w:sz w:val="24"/>
+          <w:szCs w:val="24"/>
+          <w:lang w:eastAsia="pt-BR"/>
+        </w:rPr>
+        <w:t>analisar_e_agir</w:t>
+      </w:r>
+      <w:proofErr w:type="spellEnd"/>
+      <w:r>
+        <w:rPr>
+          <w:rFonts w:eastAsia="Times New Roman" w:cstheme="minorHAnsi"/>
+          <w:color w:val="1F1F1F"/>
+          <w:sz w:val="24"/>
+          <w:szCs w:val="24"/>
+          <w:lang w:eastAsia="pt-BR"/>
+        </w:rPr>
+        <w:t xml:space="preserve"> foi </w:t>
+      </w:r>
+      <w:proofErr w:type="spellStart"/>
+      <w:r>
+        <w:rPr>
+          <w:rFonts w:eastAsia="Times New Roman" w:cstheme="minorHAnsi"/>
+          <w:color w:val="1F1F1F"/>
+          <w:sz w:val="24"/>
+          <w:szCs w:val="24"/>
+          <w:lang w:eastAsia="pt-BR"/>
+        </w:rPr>
+        <w:t>refatorado</w:t>
+      </w:r>
+      <w:proofErr w:type="spellEnd"/>
+      <w:r>
+        <w:rPr>
+          <w:rFonts w:eastAsia="Times New Roman" w:cstheme="minorHAnsi"/>
+          <w:color w:val="1F1F1F"/>
+          <w:sz w:val="24"/>
+          <w:szCs w:val="24"/>
+          <w:lang w:eastAsia="pt-BR"/>
+        </w:rPr>
+        <w:t>. Ele deixou de ter um retorno nulo (</w:t>
+      </w:r>
+      <w:proofErr w:type="spellStart"/>
+      <w:r>
+        <w:rPr>
+          <w:rFonts w:eastAsia="Times New Roman" w:cstheme="minorHAnsi"/>
+          <w:color w:val="1F1F1F"/>
+          <w:sz w:val="24"/>
+          <w:szCs w:val="24"/>
+          <w:lang w:eastAsia="pt-BR"/>
+        </w:rPr>
+        <w:t>None</w:t>
+      </w:r>
+      <w:proofErr w:type="spellEnd"/>
+      <w:r>
+        <w:rPr>
+          <w:rFonts w:eastAsia="Times New Roman" w:cstheme="minorHAnsi"/>
+          <w:color w:val="1F1F1F"/>
+          <w:sz w:val="24"/>
+          <w:szCs w:val="24"/>
+          <w:lang w:eastAsia="pt-BR"/>
+        </w:rPr>
+        <w:t xml:space="preserve">) e agora entrega um objeto estruturado </w:t>
+      </w:r>
+      <w:proofErr w:type="spellStart"/>
+      <w:proofErr w:type="gramStart"/>
+      <w:r>
+        <w:rPr>
+          <w:rFonts w:eastAsia="Times New Roman" w:cstheme="minorHAnsi"/>
+          <w:color w:val="1F1F1F"/>
+          <w:sz w:val="24"/>
+          <w:szCs w:val="24"/>
+          <w:lang w:eastAsia="pt-BR"/>
+        </w:rPr>
+        <w:t>pd.DataFrame</w:t>
+      </w:r>
+      <w:proofErr w:type="spellEnd"/>
+      <w:proofErr w:type="gramEnd"/>
+      <w:r>
+        <w:rPr>
+          <w:rFonts w:eastAsia="Times New Roman" w:cstheme="minorHAnsi"/>
+          <w:color w:val="1F1F1F"/>
+          <w:sz w:val="24"/>
+          <w:szCs w:val="24"/>
+          <w:lang w:eastAsia="pt-BR"/>
+        </w:rPr>
+        <w:t xml:space="preserve"> (Tabela Pandas), permitindo a exportação direta do histórico para planilhas ou bancos de dados.</w:t>
+      </w:r>
+    </w:p>
+    <w:p>
+      <w:pPr>
+        <w:spacing w:before="100" w:beforeAutospacing="1" w:after="0" w:line="240" w:lineRule="auto"/>
+        <w:rPr>
+          <w:rFonts w:eastAsia="Times New Roman" w:cstheme="minorHAnsi"/>
+          <w:color w:val="1F1F1F"/>
+          <w:sz w:val="24"/>
+          <w:szCs w:val="24"/>
+          <w:lang w:eastAsia="pt-BR"/>
+        </w:rPr>
+      </w:pPr>
+      <w:r>
+        <w:rPr>
+          <w:rFonts w:eastAsia="Times New Roman" w:cstheme="minorHAnsi"/>
+          <w:b/>
+          <w:bCs/>
+          <w:color w:val="1F1F1F"/>
+          <w:sz w:val="24"/>
+          <w:szCs w:val="24"/>
+          <w:bdr w:val="none" w:sz="0" w:space="0" w:color="auto" w:frame="1"/>
+          <w:lang w:eastAsia="pt-BR"/>
+        </w:rPr>
+        <w:t>Fluxo de Efeito Colateral (Envio de E-mails):</w:t>
+      </w:r>
+      <w:r>
+        <w:rPr>
+          <w:rFonts w:eastAsia="Times New Roman" w:cstheme="minorHAnsi"/>
+          <w:color w:val="1F1F1F"/>
+          <w:sz w:val="24"/>
+          <w:szCs w:val="24"/>
+          <w:lang w:eastAsia="pt-BR"/>
+        </w:rPr>
+        <w:t xml:space="preserve"> A sub-rotina de disparo de e-mails corporativos foi condicionada ao estado da </w:t>
+      </w:r>
+      <w:proofErr w:type="spellStart"/>
+      <w:r>
+        <w:rPr>
+          <w:rFonts w:eastAsia="Times New Roman" w:cstheme="minorHAnsi"/>
+          <w:color w:val="1F1F1F"/>
+          <w:sz w:val="24"/>
+          <w:szCs w:val="24"/>
+          <w:lang w:eastAsia="pt-BR"/>
+        </w:rPr>
+        <w:t>flag</w:t>
+      </w:r>
+      <w:proofErr w:type="spellEnd"/>
+      <w:r>
+        <w:rPr>
+          <w:rFonts w:eastAsia="Times New Roman" w:cstheme="minorHAnsi"/>
+          <w:color w:val="1F1F1F"/>
+          <w:sz w:val="24"/>
+          <w:szCs w:val="24"/>
+          <w:lang w:eastAsia="pt-BR"/>
+        </w:rPr>
+        <w:t xml:space="preserve"> </w:t>
+      </w:r>
+      <w:proofErr w:type="spellStart"/>
+      <w:r>
+        <w:rPr>
+          <w:rFonts w:eastAsia="Times New Roman" w:cstheme="minorHAnsi"/>
+          <w:color w:val="1F1F1F"/>
+          <w:sz w:val="24"/>
+          <w:szCs w:val="24"/>
+          <w:lang w:eastAsia="pt-BR"/>
+        </w:rPr>
+        <w:t>dry_run</w:t>
+      </w:r>
+      <w:proofErr w:type="spellEnd"/>
+      <w:r>
+        <w:rPr>
+          <w:rFonts w:eastAsia="Times New Roman" w:cstheme="minorHAnsi"/>
+          <w:color w:val="1F1F1F"/>
+          <w:sz w:val="24"/>
+          <w:szCs w:val="24"/>
+          <w:lang w:eastAsia="pt-BR"/>
+        </w:rPr>
+        <w:t>. Se ativada, o envio real é interceptado e substituído por um registro informativo em log de segurança.</w:t>
+      </w:r>
+    </w:p>
+    <w:p>
+      <w:pPr>
+        <w:spacing w:before="100" w:beforeAutospacing="1" w:after="0" w:line="240" w:lineRule="auto"/>
+        <w:rPr>
+          <w:rFonts w:eastAsia="Times New Roman" w:cstheme="minorHAnsi"/>
+          <w:b/>
+          <w:bCs/>
+          <w:color w:val="1F1F1F"/>
+          <w:sz w:val="24"/>
+          <w:szCs w:val="24"/>
+          <w:bdr w:val="none" w:sz="0" w:space="0" w:color="auto" w:frame="1"/>
+          <w:lang w:eastAsia="pt-BR"/>
+        </w:rPr>
+      </w:pPr>
+    </w:p>
+    <w:p>
+      <w:pPr>
+        <w:spacing w:before="100" w:beforeAutospacing="1" w:after="0" w:line="240" w:lineRule="auto"/>
+        <w:rPr>
+          <w:rFonts w:eastAsia="Times New Roman" w:cstheme="minorHAnsi"/>
+          <w:color w:val="1F1F1F"/>
+          <w:sz w:val="24"/>
+          <w:szCs w:val="24"/>
+          <w:lang w:eastAsia="pt-BR"/>
+        </w:rPr>
+      </w:pPr>
       <w:bookmarkStart w:id="0" w:name="_GoBack"/>
       <w:bookmarkEnd w:id="0"/>
+      <w:r>
+        <w:rPr>
+          <w:rFonts w:eastAsia="Times New Roman" w:cstheme="minorHAnsi"/>
+          <w:b/>
+          <w:bCs/>
+          <w:color w:val="1F1F1F"/>
+          <w:sz w:val="24"/>
+          <w:szCs w:val="24"/>
+          <w:bdr w:val="none" w:sz="0" w:space="0" w:color="auto" w:frame="1"/>
+          <w:lang w:eastAsia="pt-BR"/>
+        </w:rPr>
+        <w:lastRenderedPageBreak/>
+        <w:t>Tratamento de Exceções Críticas:</w:t>
+      </w:r>
+      <w:r>
+        <w:rPr>
+          <w:rFonts w:eastAsia="Times New Roman" w:cstheme="minorHAnsi"/>
+          <w:color w:val="1F1F1F"/>
+          <w:sz w:val="24"/>
+          <w:szCs w:val="24"/>
+          <w:lang w:eastAsia="pt-BR"/>
+        </w:rPr>
+        <w:t xml:space="preserve"> O bloco de captura de erros (</w:t>
+      </w:r>
+      <w:proofErr w:type="spellStart"/>
+      <w:r>
+        <w:rPr>
+          <w:rFonts w:eastAsia="Times New Roman" w:cstheme="minorHAnsi"/>
+          <w:color w:val="1F1F1F"/>
+          <w:sz w:val="24"/>
+          <w:szCs w:val="24"/>
+          <w:lang w:eastAsia="pt-BR"/>
+        </w:rPr>
+        <w:t>try</w:t>
+      </w:r>
+      <w:proofErr w:type="spellEnd"/>
+      <w:r>
+        <w:rPr>
+          <w:rFonts w:eastAsia="Times New Roman" w:cstheme="minorHAnsi"/>
+          <w:color w:val="1F1F1F"/>
+          <w:sz w:val="24"/>
+          <w:szCs w:val="24"/>
+          <w:lang w:eastAsia="pt-BR"/>
+        </w:rPr>
+        <w:t>/</w:t>
+      </w:r>
+      <w:proofErr w:type="spellStart"/>
+      <w:r>
+        <w:rPr>
+          <w:rFonts w:eastAsia="Times New Roman" w:cstheme="minorHAnsi"/>
+          <w:color w:val="1F1F1F"/>
+          <w:sz w:val="24"/>
+          <w:szCs w:val="24"/>
+          <w:lang w:eastAsia="pt-BR"/>
+        </w:rPr>
+        <w:t>except</w:t>
+      </w:r>
+      <w:proofErr w:type="spellEnd"/>
+      <w:r>
+        <w:rPr>
+          <w:rFonts w:eastAsia="Times New Roman" w:cstheme="minorHAnsi"/>
+          <w:color w:val="1F1F1F"/>
+          <w:sz w:val="24"/>
+          <w:szCs w:val="24"/>
+          <w:lang w:eastAsia="pt-BR"/>
+        </w:rPr>
+        <w:t>) foi refinado para relançar a exceção (</w:t>
+      </w:r>
+      <w:proofErr w:type="spellStart"/>
+      <w:r>
+        <w:rPr>
+          <w:rFonts w:eastAsia="Times New Roman" w:cstheme="minorHAnsi"/>
+          <w:color w:val="1F1F1F"/>
+          <w:sz w:val="24"/>
+          <w:szCs w:val="24"/>
+          <w:lang w:eastAsia="pt-BR"/>
+        </w:rPr>
+        <w:t>raise</w:t>
+      </w:r>
+      <w:proofErr w:type="spellEnd"/>
+      <w:r>
+        <w:rPr>
+          <w:rFonts w:eastAsia="Times New Roman" w:cstheme="minorHAnsi"/>
+          <w:color w:val="1F1F1F"/>
+          <w:sz w:val="24"/>
+          <w:szCs w:val="24"/>
+          <w:lang w:eastAsia="pt-BR"/>
+        </w:rPr>
+        <w:t xml:space="preserve"> e) após o esgotamento das tentativas ou falhas graves de pós-processamento, garantindo que a esteira de integração contínua (CI/CD) seja notificada em caso de colapso do sistema.</w:t>
+      </w:r>
     </w:p>
     <w:p>
       <w:pPr>
-        <w:pStyle w:val="NormalWeb"/>
-        <w:rPr>
-          <w:rFonts w:asciiTheme="minorHAnsi" w:hAnsiTheme="minorHAnsi" w:cstheme="minorHAnsi"/>
-        </w:rPr>
-      </w:pPr>
-      <w:r>
-        <w:rPr>
-          <w:rFonts w:asciiTheme="minorHAnsi" w:hAnsiTheme="minorHAnsi" w:cstheme="minorHAnsi"/>
-        </w:rPr>
-        <w:t xml:space="preserve">O código analisado constitui o núcleo estrutural de um </w:t>
-      </w:r>
-      <w:proofErr w:type="spellStart"/>
-      <w:r>
-        <w:rPr>
-          <w:rFonts w:asciiTheme="minorHAnsi" w:hAnsiTheme="minorHAnsi" w:cstheme="minorHAnsi"/>
-        </w:rPr>
-        <w:t>microsserviço</w:t>
-      </w:r>
-      <w:proofErr w:type="spellEnd"/>
-      <w:r>
-        <w:rPr>
-          <w:rFonts w:asciiTheme="minorHAnsi" w:hAnsiTheme="minorHAnsi" w:cstheme="minorHAnsi"/>
-        </w:rPr>
-        <w:t xml:space="preserve"> de automação logística inteligente voltado para a cadeia de suprimentos, batizado internamente como </w:t>
-      </w:r>
-      <w:proofErr w:type="spellStart"/>
-      <w:r>
-        <w:rPr>
-          <w:rFonts w:asciiTheme="minorHAnsi" w:hAnsiTheme="minorHAnsi" w:cstheme="minorHAnsi"/>
-        </w:rPr>
-        <w:t>Prevision</w:t>
-      </w:r>
-      <w:proofErr w:type="spellEnd"/>
-      <w:r>
-        <w:rPr>
-          <w:rFonts w:asciiTheme="minorHAnsi" w:hAnsiTheme="minorHAnsi" w:cstheme="minorHAnsi"/>
-        </w:rPr>
-        <w:t xml:space="preserve"> </w:t>
-      </w:r>
-      <w:proofErr w:type="spellStart"/>
-      <w:r>
-        <w:rPr>
-          <w:rFonts w:asciiTheme="minorHAnsi" w:hAnsiTheme="minorHAnsi" w:cstheme="minorHAnsi"/>
-        </w:rPr>
-        <w:t>Engine</w:t>
-      </w:r>
-      <w:proofErr w:type="spellEnd"/>
-      <w:r>
-        <w:rPr>
-          <w:rFonts w:asciiTheme="minorHAnsi" w:hAnsiTheme="minorHAnsi" w:cstheme="minorHAnsi"/>
-        </w:rPr>
-        <w:t>. Sob a ótica da engenharia de software praticada em grandes empresas de tecnologia, esta aplicação funciona como um agente autônomo de tomada de decisão orientado a dados. Sua natureza principal é integrar uma camada de análise de dados tabulares descritivos a um ecossistema de inteligência artificial generativa, estabelecendo um pipeline ponta a ponta que automatiza o diagnóstico de inventários e executa ações corretivas em sistemas externos. Trata-se de uma solução focada na otimização de processos de negócios, projetada para mitigar gargalos operacionais e eliminar a necessidade de triagem humana manual em fluxos repetitivos de reabastecimento de estoque.</w:t>
+        <w:spacing w:before="100" w:beforeAutospacing="1" w:after="0" w:line="240" w:lineRule="auto"/>
+        <w:rPr>
+          <w:rFonts w:eastAsia="Times New Roman" w:cstheme="minorHAnsi"/>
+          <w:color w:val="1F1F1F"/>
+          <w:sz w:val="24"/>
+          <w:szCs w:val="24"/>
+          <w:lang w:eastAsia="pt-BR"/>
+        </w:rPr>
+      </w:pPr>
+      <w:r>
+        <w:rPr>
+          <w:rFonts w:eastAsia="Times New Roman" w:cstheme="minorHAnsi"/>
+          <w:b/>
+          <w:bCs/>
+          <w:color w:val="1F1F1F"/>
+          <w:sz w:val="24"/>
+          <w:szCs w:val="24"/>
+          <w:bdr w:val="none" w:sz="0" w:space="0" w:color="auto" w:frame="1"/>
+          <w:lang w:eastAsia="pt-BR"/>
+        </w:rPr>
+        <w:t>Nota de Governança:</w:t>
+      </w:r>
+      <w:r>
+        <w:rPr>
+          <w:rFonts w:eastAsia="Times New Roman" w:cstheme="minorHAnsi"/>
+          <w:color w:val="1F1F1F"/>
+          <w:sz w:val="24"/>
+          <w:szCs w:val="24"/>
+          <w:lang w:eastAsia="pt-BR"/>
+        </w:rPr>
+        <w:t xml:space="preserve"> As alterações mantêm 100% de </w:t>
+      </w:r>
+      <w:proofErr w:type="spellStart"/>
+      <w:r>
+        <w:rPr>
+          <w:rFonts w:eastAsia="Times New Roman" w:cstheme="minorHAnsi"/>
+          <w:color w:val="1F1F1F"/>
+          <w:sz w:val="24"/>
+          <w:szCs w:val="24"/>
+          <w:lang w:eastAsia="pt-BR"/>
+        </w:rPr>
+        <w:t>retrocompatibilidade</w:t>
+      </w:r>
+      <w:proofErr w:type="spellEnd"/>
+      <w:r>
+        <w:rPr>
+          <w:rFonts w:eastAsia="Times New Roman" w:cstheme="minorHAnsi"/>
+          <w:color w:val="1F1F1F"/>
+          <w:sz w:val="24"/>
+          <w:szCs w:val="24"/>
+          <w:lang w:eastAsia="pt-BR"/>
+        </w:rPr>
+        <w:t xml:space="preserve"> com o esquema de dados do </w:t>
+      </w:r>
+      <w:proofErr w:type="spellStart"/>
+      <w:r>
+        <w:rPr>
+          <w:rFonts w:eastAsia="Times New Roman" w:cstheme="minorHAnsi"/>
+          <w:color w:val="1F1F1F"/>
+          <w:sz w:val="24"/>
+          <w:szCs w:val="24"/>
+          <w:lang w:eastAsia="pt-BR"/>
+        </w:rPr>
+        <w:t>Pydantic</w:t>
+      </w:r>
+      <w:proofErr w:type="spellEnd"/>
+      <w:r>
+        <w:rPr>
+          <w:rFonts w:eastAsia="Times New Roman" w:cstheme="minorHAnsi"/>
+          <w:color w:val="1F1F1F"/>
+          <w:sz w:val="24"/>
+          <w:szCs w:val="24"/>
+          <w:lang w:eastAsia="pt-BR"/>
+        </w:rPr>
+        <w:t xml:space="preserve"> (</w:t>
+      </w:r>
+      <w:proofErr w:type="spellStart"/>
+      <w:r>
+        <w:rPr>
+          <w:rFonts w:eastAsia="Times New Roman" w:cstheme="minorHAnsi"/>
+          <w:color w:val="1F1F1F"/>
+          <w:sz w:val="24"/>
+          <w:szCs w:val="24"/>
+          <w:lang w:eastAsia="pt-BR"/>
+        </w:rPr>
+        <w:t>RespostaIA</w:t>
+      </w:r>
+      <w:proofErr w:type="spellEnd"/>
+      <w:r>
+        <w:rPr>
+          <w:rFonts w:eastAsia="Times New Roman" w:cstheme="minorHAnsi"/>
+          <w:color w:val="1F1F1F"/>
+          <w:sz w:val="24"/>
+          <w:szCs w:val="24"/>
+          <w:lang w:eastAsia="pt-BR"/>
+        </w:rPr>
+        <w:t xml:space="preserve"> e </w:t>
+      </w:r>
+      <w:proofErr w:type="spellStart"/>
+      <w:r>
+        <w:rPr>
+          <w:rFonts w:eastAsia="Times New Roman" w:cstheme="minorHAnsi"/>
+          <w:color w:val="1F1F1F"/>
+          <w:sz w:val="24"/>
+          <w:szCs w:val="24"/>
+          <w:lang w:eastAsia="pt-BR"/>
+        </w:rPr>
+        <w:t>DecisaoProduto</w:t>
+      </w:r>
+      <w:proofErr w:type="spellEnd"/>
+      <w:r>
+        <w:rPr>
+          <w:rFonts w:eastAsia="Times New Roman" w:cstheme="minorHAnsi"/>
+          <w:color w:val="1F1F1F"/>
+          <w:sz w:val="24"/>
+          <w:szCs w:val="24"/>
+          <w:lang w:eastAsia="pt-BR"/>
+        </w:rPr>
+        <w:t xml:space="preserve">) estabelecido na versão 1.0, não exigindo migração ou quebra de contrato com a API do Google </w:t>
+      </w:r>
+      <w:proofErr w:type="spellStart"/>
+      <w:r>
+        <w:rPr>
+          <w:rFonts w:eastAsia="Times New Roman" w:cstheme="minorHAnsi"/>
+          <w:color w:val="1F1F1F"/>
+          <w:sz w:val="24"/>
+          <w:szCs w:val="24"/>
+          <w:lang w:eastAsia="pt-BR"/>
+        </w:rPr>
+        <w:t>Gemini</w:t>
+      </w:r>
+      <w:proofErr w:type="spellEnd"/>
+      <w:r>
+        <w:rPr>
+          <w:rFonts w:eastAsia="Times New Roman" w:cstheme="minorHAnsi"/>
+          <w:color w:val="1F1F1F"/>
+          <w:sz w:val="24"/>
+          <w:szCs w:val="24"/>
+          <w:lang w:eastAsia="pt-BR"/>
+        </w:rPr>
+        <w:t>.</w:t>
       </w:r>
     </w:p>
     <w:p>
@@ -87,341 +1609,6 @@
           <w:rFonts w:asciiTheme="minorHAnsi" w:hAnsiTheme="minorHAnsi" w:cstheme="minorHAnsi"/>
         </w:rPr>
       </w:pPr>
-      <w:r>
-        <w:rPr>
-          <w:rFonts w:asciiTheme="minorHAnsi" w:hAnsiTheme="minorHAnsi" w:cstheme="minorHAnsi"/>
-        </w:rPr>
-        <w:t xml:space="preserve">Em termos funcionais, o </w:t>
-      </w:r>
-      <w:proofErr w:type="spellStart"/>
-      <w:r>
-        <w:rPr>
-          <w:rFonts w:asciiTheme="minorHAnsi" w:hAnsiTheme="minorHAnsi" w:cstheme="minorHAnsi"/>
-        </w:rPr>
-        <w:t>Prevision</w:t>
-      </w:r>
-      <w:proofErr w:type="spellEnd"/>
-      <w:r>
-        <w:rPr>
-          <w:rFonts w:asciiTheme="minorHAnsi" w:hAnsiTheme="minorHAnsi" w:cstheme="minorHAnsi"/>
-        </w:rPr>
-        <w:t xml:space="preserve"> </w:t>
-      </w:r>
-      <w:proofErr w:type="spellStart"/>
-      <w:r>
-        <w:rPr>
-          <w:rFonts w:asciiTheme="minorHAnsi" w:hAnsiTheme="minorHAnsi" w:cstheme="minorHAnsi"/>
-        </w:rPr>
-        <w:t>Engine</w:t>
-      </w:r>
-      <w:proofErr w:type="spellEnd"/>
-      <w:r>
-        <w:rPr>
-          <w:rFonts w:asciiTheme="minorHAnsi" w:hAnsiTheme="minorHAnsi" w:cstheme="minorHAnsi"/>
-        </w:rPr>
-        <w:t xml:space="preserve"> assume o papel de auditor contínuo do inventário de produtos da empresa. O sistema avalia o estado atual de cada unidade de manutenção de estoque, correlacionando os dados históricos ou atuais de consumo e, de forma preditiva e analítica, decreta o destino operacional de cada item. O software é capaz de discernir entre três cenários estratégicos para cada produto avaliado: disparar uma ordem de compra emergencial para mitigar riscos de desabastecimento, sugerir uma ação promocional de escoamento para mercadorias com excesso de estoque ou simplesmente manter o nível atual de armazenamento caso o equilíbrio de mercado seja detectado. Indo além da simples geração de relatórios passivos, a aplicação estende sua atuação funcional para a execução prática de processos, comunicando-se autonomamente com fornecedores externos ao redigir e enviar requisições formais de compra via correio eletrônico sempre que uma defasagem de material é identificada pela inteligência artificial.</w:t>
-      </w:r>
-    </w:p>
-    <w:p>
-      <w:pPr>
-        <w:pStyle w:val="NormalWeb"/>
-        <w:rPr>
-          <w:rFonts w:asciiTheme="minorHAnsi" w:hAnsiTheme="minorHAnsi" w:cstheme="minorHAnsi"/>
-        </w:rPr>
-      </w:pPr>
-      <w:r>
-        <w:rPr>
-          <w:rFonts w:asciiTheme="minorHAnsi" w:hAnsiTheme="minorHAnsi" w:cstheme="minorHAnsi"/>
-        </w:rPr>
-        <w:t xml:space="preserve">O mecanismo técnico que viabiliza esse comportamento é estruturado em um fluxo linear composto por quatro etapas integradas: ingestão de dados, transformação, inferência cognitiva estruturada e execução de efeitos colaterais na rede. O ponto de partida operacional dá-se no método principal da classe, que recebe como parâmetro de entrada um conjunto de dados estruturado no formato de um </w:t>
-      </w:r>
-      <w:proofErr w:type="spellStart"/>
-      <w:r>
-        <w:rPr>
-          <w:rFonts w:asciiTheme="minorHAnsi" w:hAnsiTheme="minorHAnsi" w:cstheme="minorHAnsi"/>
-        </w:rPr>
-        <w:t>DataFrame</w:t>
-      </w:r>
-      <w:proofErr w:type="spellEnd"/>
-      <w:r>
-        <w:rPr>
-          <w:rFonts w:asciiTheme="minorHAnsi" w:hAnsiTheme="minorHAnsi" w:cstheme="minorHAnsi"/>
-        </w:rPr>
-        <w:t xml:space="preserve"> da biblioteca Pandas, que é o padrão de mercado para manipulação de dados em alta performance. Este objeto carrega as propriedades vitais dos produtos, tais como identificadores, nomes textuais e os canais de contato dos fornecedores parceiros. Para viabilizar o consumo desses registros por uma entidade de inteligência artificial, o motor realiza uma transformação estrutural, convertendo a matriz de dados tabulares em uma </w:t>
-      </w:r>
-      <w:proofErr w:type="spellStart"/>
-      <w:r>
-        <w:rPr>
-          <w:rFonts w:asciiTheme="minorHAnsi" w:hAnsiTheme="minorHAnsi" w:cstheme="minorHAnsi"/>
-        </w:rPr>
-        <w:t>string</w:t>
-      </w:r>
-      <w:proofErr w:type="spellEnd"/>
-      <w:r>
-        <w:rPr>
-          <w:rFonts w:asciiTheme="minorHAnsi" w:hAnsiTheme="minorHAnsi" w:cstheme="minorHAnsi"/>
-        </w:rPr>
-        <w:t xml:space="preserve"> de texto serializada no formato JSON orientado a registros, que é então encapsulada dinamicamente em uma </w:t>
-      </w:r>
-      <w:proofErr w:type="spellStart"/>
-      <w:r>
-        <w:rPr>
-          <w:rFonts w:asciiTheme="minorHAnsi" w:hAnsiTheme="minorHAnsi" w:cstheme="minorHAnsi"/>
-        </w:rPr>
-        <w:t>string</w:t>
-      </w:r>
-      <w:proofErr w:type="spellEnd"/>
-      <w:r>
-        <w:rPr>
-          <w:rFonts w:asciiTheme="minorHAnsi" w:hAnsiTheme="minorHAnsi" w:cstheme="minorHAnsi"/>
-        </w:rPr>
-        <w:t xml:space="preserve"> de comando de contexto técnico destinada ao processamento cognitivo.</w:t>
-      </w:r>
-    </w:p>
-    <w:p>
-      <w:pPr>
-        <w:pStyle w:val="NormalWeb"/>
-        <w:rPr>
-          <w:rFonts w:asciiTheme="minorHAnsi" w:hAnsiTheme="minorHAnsi" w:cstheme="minorHAnsi"/>
-        </w:rPr>
-      </w:pPr>
-      <w:r>
-        <w:rPr>
-          <w:rFonts w:asciiTheme="minorHAnsi" w:hAnsiTheme="minorHAnsi" w:cstheme="minorHAnsi"/>
-        </w:rPr>
-        <w:t xml:space="preserve">O processamento cognitivo central e a lógica de tomada de decisão são inteiramente delegados ao cliente oficial do ecossistema Google </w:t>
-      </w:r>
-      <w:proofErr w:type="spellStart"/>
-      <w:r>
-        <w:rPr>
-          <w:rFonts w:asciiTheme="minorHAnsi" w:hAnsiTheme="minorHAnsi" w:cstheme="minorHAnsi"/>
-        </w:rPr>
-        <w:t>GenAI</w:t>
-      </w:r>
-      <w:proofErr w:type="spellEnd"/>
-      <w:r>
-        <w:rPr>
-          <w:rFonts w:asciiTheme="minorHAnsi" w:hAnsiTheme="minorHAnsi" w:cstheme="minorHAnsi"/>
-        </w:rPr>
-        <w:t xml:space="preserve">, instanciado para operar com o modelo de linguagem de grande porte </w:t>
-      </w:r>
-      <w:proofErr w:type="spellStart"/>
-      <w:r>
-        <w:rPr>
-          <w:rFonts w:asciiTheme="minorHAnsi" w:hAnsiTheme="minorHAnsi" w:cstheme="minorHAnsi"/>
-        </w:rPr>
-        <w:t>Gemini</w:t>
-      </w:r>
-      <w:proofErr w:type="spellEnd"/>
-      <w:r>
-        <w:rPr>
-          <w:rFonts w:asciiTheme="minorHAnsi" w:hAnsiTheme="minorHAnsi" w:cstheme="minorHAnsi"/>
-        </w:rPr>
-        <w:t xml:space="preserve"> </w:t>
-      </w:r>
-      <w:proofErr w:type="gramStart"/>
-      <w:r>
-        <w:rPr>
-          <w:rFonts w:asciiTheme="minorHAnsi" w:hAnsiTheme="minorHAnsi" w:cstheme="minorHAnsi"/>
-        </w:rPr>
-        <w:t>dois ponto</w:t>
-      </w:r>
-      <w:proofErr w:type="gramEnd"/>
-      <w:r>
-        <w:rPr>
-          <w:rFonts w:asciiTheme="minorHAnsi" w:hAnsiTheme="minorHAnsi" w:cstheme="minorHAnsi"/>
-        </w:rPr>
-        <w:t xml:space="preserve"> cinco Flash. Visando eliminar o comportamento estocástico inerente a modelos generativos e garantir a </w:t>
-      </w:r>
-      <w:r>
-        <w:rPr>
-          <w:rFonts w:asciiTheme="minorHAnsi" w:hAnsiTheme="minorHAnsi" w:cstheme="minorHAnsi"/>
-        </w:rPr>
-        <w:lastRenderedPageBreak/>
-        <w:t xml:space="preserve">estrita previsibilidade necessária em sistemas corporativos transacionais, o software implementa uma restrição arquitetural rígida chamada de saídas estruturadas. Utilizando a biblioteca </w:t>
-      </w:r>
-      <w:proofErr w:type="spellStart"/>
-      <w:r>
-        <w:rPr>
-          <w:rFonts w:asciiTheme="minorHAnsi" w:hAnsiTheme="minorHAnsi" w:cstheme="minorHAnsi"/>
-        </w:rPr>
-        <w:t>Pydantic</w:t>
-      </w:r>
-      <w:proofErr w:type="spellEnd"/>
-      <w:r>
-        <w:rPr>
-          <w:rFonts w:asciiTheme="minorHAnsi" w:hAnsiTheme="minorHAnsi" w:cstheme="minorHAnsi"/>
-        </w:rPr>
-        <w:t xml:space="preserve">, o sistema define esquemas de dados </w:t>
-      </w:r>
-      <w:proofErr w:type="spellStart"/>
-      <w:r>
-        <w:rPr>
-          <w:rFonts w:asciiTheme="minorHAnsi" w:hAnsiTheme="minorHAnsi" w:cstheme="minorHAnsi"/>
-        </w:rPr>
-        <w:t>tipados</w:t>
-      </w:r>
-      <w:proofErr w:type="spellEnd"/>
-      <w:r>
-        <w:rPr>
-          <w:rFonts w:asciiTheme="minorHAnsi" w:hAnsiTheme="minorHAnsi" w:cstheme="minorHAnsi"/>
-        </w:rPr>
-        <w:t xml:space="preserve"> denominados </w:t>
-      </w:r>
-      <w:proofErr w:type="spellStart"/>
-      <w:r>
-        <w:rPr>
-          <w:rFonts w:asciiTheme="minorHAnsi" w:hAnsiTheme="minorHAnsi" w:cstheme="minorHAnsi"/>
-        </w:rPr>
-        <w:t>DecisaoProduto</w:t>
-      </w:r>
-      <w:proofErr w:type="spellEnd"/>
-      <w:r>
-        <w:rPr>
-          <w:rFonts w:asciiTheme="minorHAnsi" w:hAnsiTheme="minorHAnsi" w:cstheme="minorHAnsi"/>
-        </w:rPr>
-        <w:t xml:space="preserve"> e </w:t>
-      </w:r>
-      <w:proofErr w:type="spellStart"/>
-      <w:r>
-        <w:rPr>
-          <w:rFonts w:asciiTheme="minorHAnsi" w:hAnsiTheme="minorHAnsi" w:cstheme="minorHAnsi"/>
-        </w:rPr>
-        <w:t>RespostaIA</w:t>
-      </w:r>
-      <w:proofErr w:type="spellEnd"/>
-      <w:r>
-        <w:rPr>
-          <w:rFonts w:asciiTheme="minorHAnsi" w:hAnsiTheme="minorHAnsi" w:cstheme="minorHAnsi"/>
-        </w:rPr>
-        <w:t xml:space="preserve">. Ao injetar esses esquemas na configuração da requisição através do parâmetro de esquema de resposta, o código força o modelo a ignorar respostas puramente textuais e a retornar obrigatoriamente um </w:t>
-      </w:r>
-      <w:proofErr w:type="spellStart"/>
-      <w:r>
-        <w:rPr>
-          <w:rFonts w:asciiTheme="minorHAnsi" w:hAnsiTheme="minorHAnsi" w:cstheme="minorHAnsi"/>
-        </w:rPr>
-        <w:t>payload</w:t>
-      </w:r>
-      <w:proofErr w:type="spellEnd"/>
-      <w:r>
-        <w:rPr>
-          <w:rFonts w:asciiTheme="minorHAnsi" w:hAnsiTheme="minorHAnsi" w:cstheme="minorHAnsi"/>
-        </w:rPr>
-        <w:t xml:space="preserve"> JSON perfeitamente </w:t>
-      </w:r>
-      <w:proofErr w:type="spellStart"/>
-      <w:r>
-        <w:rPr>
-          <w:rFonts w:asciiTheme="minorHAnsi" w:hAnsiTheme="minorHAnsi" w:cstheme="minorHAnsi"/>
-        </w:rPr>
-        <w:t>parseável</w:t>
-      </w:r>
-      <w:proofErr w:type="spellEnd"/>
-      <w:r>
-        <w:rPr>
-          <w:rFonts w:asciiTheme="minorHAnsi" w:hAnsiTheme="minorHAnsi" w:cstheme="minorHAnsi"/>
-        </w:rPr>
-        <w:t xml:space="preserve">, contendo </w:t>
-      </w:r>
-      <w:proofErr w:type="spellStart"/>
-      <w:r>
-        <w:rPr>
-          <w:rFonts w:asciiTheme="minorHAnsi" w:hAnsiTheme="minorHAnsi" w:cstheme="minorHAnsi"/>
-        </w:rPr>
-        <w:t>arrays</w:t>
-      </w:r>
-      <w:proofErr w:type="spellEnd"/>
-      <w:r>
-        <w:rPr>
-          <w:rFonts w:asciiTheme="minorHAnsi" w:hAnsiTheme="minorHAnsi" w:cstheme="minorHAnsi"/>
-        </w:rPr>
-        <w:t xml:space="preserve"> de objetos contendo o identificador do produto, a ação recomendada, o volume exato da compra e a justificativa técnica. O determinismo do processo é reforçado ao fixar a temperatura do modelo em um décimo, forçando a inteligência artificial a focar estritamente na coerência analítica dos dados fornecidos.</w:t>
-      </w:r>
-    </w:p>
-    <w:p>
-      <w:pPr>
-        <w:pStyle w:val="NormalWeb"/>
-        <w:rPr>
-          <w:rFonts w:asciiTheme="minorHAnsi" w:hAnsiTheme="minorHAnsi" w:cstheme="minorHAnsi"/>
-        </w:rPr>
-      </w:pPr>
-      <w:r>
-        <w:rPr>
-          <w:rFonts w:asciiTheme="minorHAnsi" w:hAnsiTheme="minorHAnsi" w:cstheme="minorHAnsi"/>
-        </w:rPr>
-        <w:t xml:space="preserve">A fase conclusiva do ciclo de vida da aplicação consiste no pós-processamento e na execução das diretivas geradas. O sistema realiza a leitura do JSON estruturado retornado pela API e inicia um loop de iteração sobre cada decisão tomada. Para cada registro, o motor realiza uma busca indexada de busca reversa no </w:t>
-      </w:r>
-      <w:proofErr w:type="spellStart"/>
-      <w:r>
-        <w:rPr>
-          <w:rFonts w:asciiTheme="minorHAnsi" w:hAnsiTheme="minorHAnsi" w:cstheme="minorHAnsi"/>
-        </w:rPr>
-        <w:t>DataFrame</w:t>
-      </w:r>
-      <w:proofErr w:type="spellEnd"/>
-      <w:r>
-        <w:rPr>
-          <w:rFonts w:asciiTheme="minorHAnsi" w:hAnsiTheme="minorHAnsi" w:cstheme="minorHAnsi"/>
-        </w:rPr>
-        <w:t xml:space="preserve"> original do Pandas utilizando o identificador único do produto para recuperar os </w:t>
-      </w:r>
-      <w:proofErr w:type="spellStart"/>
-      <w:r>
-        <w:rPr>
-          <w:rFonts w:asciiTheme="minorHAnsi" w:hAnsiTheme="minorHAnsi" w:cstheme="minorHAnsi"/>
-        </w:rPr>
-        <w:t>metadados</w:t>
-      </w:r>
-      <w:proofErr w:type="spellEnd"/>
-      <w:r>
-        <w:rPr>
-          <w:rFonts w:asciiTheme="minorHAnsi" w:hAnsiTheme="minorHAnsi" w:cstheme="minorHAnsi"/>
-        </w:rPr>
-        <w:t xml:space="preserve"> textuais que não foram enviados ao modelo ou que precisam ser validados, como o nome descritivo exato e o e-mail de destino do fornecedor. Caso a ação mapeada seja estritamente igual à diretiva de compra e a quantidade sugerida seja superior a zero, o fluxo de execução realiza um desvio para um método privado responsável pela comunicação externa. Este método aciona a biblioteca padrão de transferência de correio simples, monta uma mensagem estruturada multipartes com cabeçalhos apropriados e corpo em texto plano, inicia uma conexão segura criptografada via segurança de camada de transporte e transmite a ordem de compra ao servidor SMTP configurado, registrando o sucesso da operação nos logs do sistema.</w:t>
-      </w:r>
-    </w:p>
-    <w:p>
-      <w:pPr>
-        <w:pStyle w:val="NormalWeb"/>
-        <w:rPr>
-          <w:rFonts w:asciiTheme="minorHAnsi" w:hAnsiTheme="minorHAnsi" w:cstheme="minorHAnsi"/>
-        </w:rPr>
-      </w:pPr>
-      <w:r>
-        <w:rPr>
-          <w:rFonts w:asciiTheme="minorHAnsi" w:hAnsiTheme="minorHAnsi" w:cstheme="minorHAnsi"/>
-        </w:rPr>
-        <w:t xml:space="preserve">Sob a perspectiva de governança, segurança da informação e </w:t>
-      </w:r>
-      <w:proofErr w:type="spellStart"/>
-      <w:r>
-        <w:rPr>
-          <w:rFonts w:asciiTheme="minorHAnsi" w:hAnsiTheme="minorHAnsi" w:cstheme="minorHAnsi"/>
-        </w:rPr>
-        <w:t>observabilidade</w:t>
-      </w:r>
-      <w:proofErr w:type="spellEnd"/>
-      <w:r>
-        <w:rPr>
-          <w:rFonts w:asciiTheme="minorHAnsi" w:hAnsiTheme="minorHAnsi" w:cstheme="minorHAnsi"/>
-        </w:rPr>
-        <w:t xml:space="preserve"> — critérios mandatórios para sistemas em ambiente de produção de grande porte —, a arquitetura do software adota práticas de desenvolvimento recomendadas. O código evita a exposição de segredos e credenciais de infraestrutura ao não permitir valores fixos no código-fonte, extraindo chaves de API, usuários e senhas diretamente das variáveis de ambiente do sistema operacional hospedeiro. Adicionalmente, há um sistema centralizado de registro de eventos configurado que monitora o comportamento da aplicação em tempo real. Este componente documenta de forma cronológica desde os eventos normais de inicialização do motor e auditoria individual de produtos até avisos preventivos, como a ausência de credenciais que ativa um modo de simulação segura sem quebra do pipeline, e erros críticos de rede ou falhas operacionais na comunicação com a API, garantindo alta </w:t>
-      </w:r>
-      <w:proofErr w:type="spellStart"/>
-      <w:r>
-        <w:rPr>
-          <w:rFonts w:asciiTheme="minorHAnsi" w:hAnsiTheme="minorHAnsi" w:cstheme="minorHAnsi"/>
-        </w:rPr>
-        <w:t>manutenibilidade</w:t>
-      </w:r>
-      <w:proofErr w:type="spellEnd"/>
-      <w:r>
-        <w:rPr>
-          <w:rFonts w:asciiTheme="minorHAnsi" w:hAnsiTheme="minorHAnsi" w:cstheme="minorHAnsi"/>
-        </w:rPr>
-        <w:t>, rastreabilidade e facilidade de depuração para as equipes de engenharia de confiabilidade de sites.</w:t>
-      </w:r>
     </w:p>
     <w:p/>
     <w:sectPr>
@@ -432,6 +1619,315 @@
     </w:sectPr>
   </w:body>
 </w:document>
+</file>
+
+<file path=word/numbering.xml><?xml version="1.0" encoding="utf-8"?>
+<w:numbering xmlns:wpc="http://schemas.microsoft.com/office/word/2010/wordprocessingCanvas" xmlns:cx="http://schemas.microsoft.com/office/drawing/2014/chartex" xmlns:cx1="http://schemas.microsoft.com/office/drawing/2015/9/8/chartex" xmlns:mc="http://schemas.openxmlformats.org/markup-compatibility/2006" xmlns:o="urn:schemas-microsoft-com:office:office" xmlns:r="http://schemas.openxmlformats.org/officeDocument/2006/relationships" xmlns:m="http://schemas.openxmlformats.org/officeDocument/2006/math" xmlns:v="urn:schemas-microsoft-com:vml" xmlns:wp14="http://schemas.microsoft.com/office/word/2010/wordprocessingDrawing" xmlns:wp="http://schemas.openxmlformats.org/drawingml/2006/wordprocessingDrawing" xmlns:w10="urn:schemas-microsoft-com:office:word" xmlns:w="http://schemas.openxmlformats.org/wordprocessingml/2006/main" xmlns:w14="http://schemas.microsoft.com/office/word/2010/wordml" xmlns:w15="http://schemas.microsoft.com/office/word/2012/wordml" xmlns:w16se="http://schemas.microsoft.com/office/word/2015/wordml/symex" xmlns:wpg="http://schemas.microsoft.com/office/word/2010/wordprocessingGroup" xmlns:wpi="http://schemas.microsoft.com/office/word/2010/wordprocessingInk" xmlns:wne="http://schemas.microsoft.com/office/word/2006/wordml" xmlns:wps="http://schemas.microsoft.com/office/word/2010/wordprocessingShape" mc:Ignorable="w14 w15 w16se wp14">
+  <w:abstractNum w:abstractNumId="0" w15:restartNumberingAfterBreak="0">
+    <w:nsid w:val="2AEF5183"/>
+    <w:multiLevelType w:val="multilevel"/>
+    <w:tmpl w:val="8E3862D2"/>
+    <w:lvl w:ilvl="0">
+      <w:start w:val="1"/>
+      <w:numFmt w:val="bullet"/>
+      <w:lvlText w:val=""/>
+      <w:lvlJc w:val="left"/>
+      <w:pPr>
+        <w:tabs>
+          <w:tab w:val="num" w:pos="720"/>
+        </w:tabs>
+        <w:ind w:left="720" w:hanging="360"/>
+      </w:pPr>
+      <w:rPr>
+        <w:rFonts w:ascii="Symbol" w:hAnsi="Symbol" w:hint="default"/>
+        <w:sz w:val="20"/>
+      </w:rPr>
+    </w:lvl>
+    <w:lvl w:ilvl="1" w:tentative="1">
+      <w:start w:val="1"/>
+      <w:numFmt w:val="bullet"/>
+      <w:lvlText w:val="o"/>
+      <w:lvlJc w:val="left"/>
+      <w:pPr>
+        <w:tabs>
+          <w:tab w:val="num" w:pos="1440"/>
+        </w:tabs>
+        <w:ind w:left="1440" w:hanging="360"/>
+      </w:pPr>
+      <w:rPr>
+        <w:rFonts w:ascii="Courier New" w:hAnsi="Courier New" w:hint="default"/>
+        <w:sz w:val="20"/>
+      </w:rPr>
+    </w:lvl>
+    <w:lvl w:ilvl="2" w:tentative="1">
+      <w:start w:val="1"/>
+      <w:numFmt w:val="bullet"/>
+      <w:lvlText w:val=""/>
+      <w:lvlJc w:val="left"/>
+      <w:pPr>
+        <w:tabs>
+          <w:tab w:val="num" w:pos="2160"/>
+        </w:tabs>
+        <w:ind w:left="2160" w:hanging="360"/>
+      </w:pPr>
+      <w:rPr>
+        <w:rFonts w:ascii="Wingdings" w:hAnsi="Wingdings" w:hint="default"/>
+        <w:sz w:val="20"/>
+      </w:rPr>
+    </w:lvl>
+    <w:lvl w:ilvl="3" w:tentative="1">
+      <w:start w:val="1"/>
+      <w:numFmt w:val="bullet"/>
+      <w:lvlText w:val=""/>
+      <w:lvlJc w:val="left"/>
+      <w:pPr>
+        <w:tabs>
+          <w:tab w:val="num" w:pos="2880"/>
+        </w:tabs>
+        <w:ind w:left="2880" w:hanging="360"/>
+      </w:pPr>
+      <w:rPr>
+        <w:rFonts w:ascii="Wingdings" w:hAnsi="Wingdings" w:hint="default"/>
+        <w:sz w:val="20"/>
+      </w:rPr>
+    </w:lvl>
+    <w:lvl w:ilvl="4" w:tentative="1">
+      <w:start w:val="1"/>
+      <w:numFmt w:val="bullet"/>
+      <w:lvlText w:val=""/>
+      <w:lvlJc w:val="left"/>
+      <w:pPr>
+        <w:tabs>
+          <w:tab w:val="num" w:pos="3600"/>
+        </w:tabs>
+        <w:ind w:left="3600" w:hanging="360"/>
+      </w:pPr>
+      <w:rPr>
+        <w:rFonts w:ascii="Wingdings" w:hAnsi="Wingdings" w:hint="default"/>
+        <w:sz w:val="20"/>
+      </w:rPr>
+    </w:lvl>
+    <w:lvl w:ilvl="5" w:tentative="1">
+      <w:start w:val="1"/>
+      <w:numFmt w:val="bullet"/>
+      <w:lvlText w:val=""/>
+      <w:lvlJc w:val="left"/>
+      <w:pPr>
+        <w:tabs>
+          <w:tab w:val="num" w:pos="4320"/>
+        </w:tabs>
+        <w:ind w:left="4320" w:hanging="360"/>
+      </w:pPr>
+      <w:rPr>
+        <w:rFonts w:ascii="Wingdings" w:hAnsi="Wingdings" w:hint="default"/>
+        <w:sz w:val="20"/>
+      </w:rPr>
+    </w:lvl>
+    <w:lvl w:ilvl="6" w:tentative="1">
+      <w:start w:val="1"/>
+      <w:numFmt w:val="bullet"/>
+      <w:lvlText w:val=""/>
+      <w:lvlJc w:val="left"/>
+      <w:pPr>
+        <w:tabs>
+          <w:tab w:val="num" w:pos="5040"/>
+        </w:tabs>
+        <w:ind w:left="5040" w:hanging="360"/>
+      </w:pPr>
+      <w:rPr>
+        <w:rFonts w:ascii="Wingdings" w:hAnsi="Wingdings" w:hint="default"/>
+        <w:sz w:val="20"/>
+      </w:rPr>
+    </w:lvl>
+    <w:lvl w:ilvl="7" w:tentative="1">
+      <w:start w:val="1"/>
+      <w:numFmt w:val="bullet"/>
+      <w:lvlText w:val=""/>
+      <w:lvlJc w:val="left"/>
+      <w:pPr>
+        <w:tabs>
+          <w:tab w:val="num" w:pos="5760"/>
+        </w:tabs>
+        <w:ind w:left="5760" w:hanging="360"/>
+      </w:pPr>
+      <w:rPr>
+        <w:rFonts w:ascii="Wingdings" w:hAnsi="Wingdings" w:hint="default"/>
+        <w:sz w:val="20"/>
+      </w:rPr>
+    </w:lvl>
+    <w:lvl w:ilvl="8" w:tentative="1">
+      <w:start w:val="1"/>
+      <w:numFmt w:val="bullet"/>
+      <w:lvlText w:val=""/>
+      <w:lvlJc w:val="left"/>
+      <w:pPr>
+        <w:tabs>
+          <w:tab w:val="num" w:pos="6480"/>
+        </w:tabs>
+        <w:ind w:left="6480" w:hanging="360"/>
+      </w:pPr>
+      <w:rPr>
+        <w:rFonts w:ascii="Wingdings" w:hAnsi="Wingdings" w:hint="default"/>
+        <w:sz w:val="20"/>
+      </w:rPr>
+    </w:lvl>
+  </w:abstractNum>
+  <w:abstractNum w:abstractNumId="1" w15:restartNumberingAfterBreak="0">
+    <w:nsid w:val="56DC0A26"/>
+    <w:multiLevelType w:val="multilevel"/>
+    <w:tmpl w:val="FAF2CD68"/>
+    <w:lvl w:ilvl="0">
+      <w:start w:val="1"/>
+      <w:numFmt w:val="bullet"/>
+      <w:lvlText w:val=""/>
+      <w:lvlJc w:val="left"/>
+      <w:pPr>
+        <w:tabs>
+          <w:tab w:val="num" w:pos="720"/>
+        </w:tabs>
+        <w:ind w:left="720" w:hanging="360"/>
+      </w:pPr>
+      <w:rPr>
+        <w:rFonts w:ascii="Symbol" w:hAnsi="Symbol" w:hint="default"/>
+        <w:sz w:val="20"/>
+      </w:rPr>
+    </w:lvl>
+    <w:lvl w:ilvl="1" w:tentative="1">
+      <w:start w:val="1"/>
+      <w:numFmt w:val="bullet"/>
+      <w:lvlText w:val="o"/>
+      <w:lvlJc w:val="left"/>
+      <w:pPr>
+        <w:tabs>
+          <w:tab w:val="num" w:pos="1440"/>
+        </w:tabs>
+        <w:ind w:left="1440" w:hanging="360"/>
+      </w:pPr>
+      <w:rPr>
+        <w:rFonts w:ascii="Courier New" w:hAnsi="Courier New" w:hint="default"/>
+        <w:sz w:val="20"/>
+      </w:rPr>
+    </w:lvl>
+    <w:lvl w:ilvl="2" w:tentative="1">
+      <w:start w:val="1"/>
+      <w:numFmt w:val="bullet"/>
+      <w:lvlText w:val=""/>
+      <w:lvlJc w:val="left"/>
+      <w:pPr>
+        <w:tabs>
+          <w:tab w:val="num" w:pos="2160"/>
+        </w:tabs>
+        <w:ind w:left="2160" w:hanging="360"/>
+      </w:pPr>
+      <w:rPr>
+        <w:rFonts w:ascii="Wingdings" w:hAnsi="Wingdings" w:hint="default"/>
+        <w:sz w:val="20"/>
+      </w:rPr>
+    </w:lvl>
+    <w:lvl w:ilvl="3" w:tentative="1">
+      <w:start w:val="1"/>
+      <w:numFmt w:val="bullet"/>
+      <w:lvlText w:val=""/>
+      <w:lvlJc w:val="left"/>
+      <w:pPr>
+        <w:tabs>
+          <w:tab w:val="num" w:pos="2880"/>
+        </w:tabs>
+        <w:ind w:left="2880" w:hanging="360"/>
+      </w:pPr>
+      <w:rPr>
+        <w:rFonts w:ascii="Wingdings" w:hAnsi="Wingdings" w:hint="default"/>
+        <w:sz w:val="20"/>
+      </w:rPr>
+    </w:lvl>
+    <w:lvl w:ilvl="4" w:tentative="1">
+      <w:start w:val="1"/>
+      <w:numFmt w:val="bullet"/>
+      <w:lvlText w:val=""/>
+      <w:lvlJc w:val="left"/>
+      <w:pPr>
+        <w:tabs>
+          <w:tab w:val="num" w:pos="3600"/>
+        </w:tabs>
+        <w:ind w:left="3600" w:hanging="360"/>
+      </w:pPr>
+      <w:rPr>
+        <w:rFonts w:ascii="Wingdings" w:hAnsi="Wingdings" w:hint="default"/>
+        <w:sz w:val="20"/>
+      </w:rPr>
+    </w:lvl>
+    <w:lvl w:ilvl="5" w:tentative="1">
+      <w:start w:val="1"/>
+      <w:numFmt w:val="bullet"/>
+      <w:lvlText w:val=""/>
+      <w:lvlJc w:val="left"/>
+      <w:pPr>
+        <w:tabs>
+          <w:tab w:val="num" w:pos="4320"/>
+        </w:tabs>
+        <w:ind w:left="4320" w:hanging="360"/>
+      </w:pPr>
+      <w:rPr>
+        <w:rFonts w:ascii="Wingdings" w:hAnsi="Wingdings" w:hint="default"/>
+        <w:sz w:val="20"/>
+      </w:rPr>
+    </w:lvl>
+    <w:lvl w:ilvl="6" w:tentative="1">
+      <w:start w:val="1"/>
+      <w:numFmt w:val="bullet"/>
+      <w:lvlText w:val=""/>
+      <w:lvlJc w:val="left"/>
+      <w:pPr>
+        <w:tabs>
+          <w:tab w:val="num" w:pos="5040"/>
+        </w:tabs>
+        <w:ind w:left="5040" w:hanging="360"/>
+      </w:pPr>
+      <w:rPr>
+        <w:rFonts w:ascii="Wingdings" w:hAnsi="Wingdings" w:hint="default"/>
+        <w:sz w:val="20"/>
+      </w:rPr>
+    </w:lvl>
+    <w:lvl w:ilvl="7" w:tentative="1">
+      <w:start w:val="1"/>
+      <w:numFmt w:val="bullet"/>
+      <w:lvlText w:val=""/>
+      <w:lvlJc w:val="left"/>
+      <w:pPr>
+        <w:tabs>
+          <w:tab w:val="num" w:pos="5760"/>
+        </w:tabs>
+        <w:ind w:left="5760" w:hanging="360"/>
+      </w:pPr>
+      <w:rPr>
+        <w:rFonts w:ascii="Wingdings" w:hAnsi="Wingdings" w:hint="default"/>
+        <w:sz w:val="20"/>
+      </w:rPr>
+    </w:lvl>
+    <w:lvl w:ilvl="8" w:tentative="1">
+      <w:start w:val="1"/>
+      <w:numFmt w:val="bullet"/>
+      <w:lvlText w:val=""/>
+      <w:lvlJc w:val="left"/>
+      <w:pPr>
+        <w:tabs>
+          <w:tab w:val="num" w:pos="6480"/>
+        </w:tabs>
+        <w:ind w:left="6480" w:hanging="360"/>
+      </w:pPr>
+      <w:rPr>
+        <w:rFonts w:ascii="Wingdings" w:hAnsi="Wingdings" w:hint="default"/>
+        <w:sz w:val="20"/>
+      </w:rPr>
+    </w:lvl>
+  </w:abstractNum>
+  <w:num w:numId="1">
+    <w:abstractNumId w:val="0"/>
+  </w:num>
+  <w:num w:numId="2">
+    <w:abstractNumId w:val="1"/>
+  </w:num>
+</w:numbering>
 </file>
 
 <file path=word/styles.xml><?xml version="1.0" encoding="utf-8"?>
@@ -828,6 +2324,67 @@
     <w:name w:val="Normal"/>
     <w:qFormat/>
   </w:style>
+  <w:style w:type="paragraph" w:styleId="Ttulo1">
+    <w:name w:val="heading 1"/>
+    <w:basedOn w:val="Normal"/>
+    <w:link w:val="Ttulo1Char"/>
+    <w:uiPriority w:val="9"/>
+    <w:qFormat/>
+    <w:rsid w:val="005D7810"/>
+    <w:pPr>
+      <w:spacing w:before="100" w:beforeAutospacing="1" w:after="100" w:afterAutospacing="1" w:line="240" w:lineRule="auto"/>
+      <w:outlineLvl w:val="0"/>
+    </w:pPr>
+    <w:rPr>
+      <w:rFonts w:ascii="Times New Roman" w:eastAsia="Times New Roman" w:hAnsi="Times New Roman" w:cs="Times New Roman"/>
+      <w:b/>
+      <w:bCs/>
+      <w:kern w:val="36"/>
+      <w:sz w:val="48"/>
+      <w:szCs w:val="48"/>
+      <w:lang w:eastAsia="pt-BR"/>
+    </w:rPr>
+  </w:style>
+  <w:style w:type="paragraph" w:styleId="Ttulo2">
+    <w:name w:val="heading 2"/>
+    <w:basedOn w:val="Normal"/>
+    <w:link w:val="Ttulo2Char"/>
+    <w:uiPriority w:val="9"/>
+    <w:qFormat/>
+    <w:rsid w:val="005D7810"/>
+    <w:pPr>
+      <w:spacing w:before="100" w:beforeAutospacing="1" w:after="100" w:afterAutospacing="1" w:line="240" w:lineRule="auto"/>
+      <w:outlineLvl w:val="1"/>
+    </w:pPr>
+    <w:rPr>
+      <w:rFonts w:ascii="Times New Roman" w:eastAsia="Times New Roman" w:hAnsi="Times New Roman" w:cs="Times New Roman"/>
+      <w:b/>
+      <w:bCs/>
+      <w:sz w:val="36"/>
+      <w:szCs w:val="36"/>
+      <w:lang w:eastAsia="pt-BR"/>
+    </w:rPr>
+  </w:style>
+  <w:style w:type="paragraph" w:styleId="Ttulo3">
+    <w:name w:val="heading 3"/>
+    <w:basedOn w:val="Normal"/>
+    <w:link w:val="Ttulo3Char"/>
+    <w:uiPriority w:val="9"/>
+    <w:qFormat/>
+    <w:rsid w:val="005D7810"/>
+    <w:pPr>
+      <w:spacing w:before="100" w:beforeAutospacing="1" w:after="100" w:afterAutospacing="1" w:line="240" w:lineRule="auto"/>
+      <w:outlineLvl w:val="2"/>
+    </w:pPr>
+    <w:rPr>
+      <w:rFonts w:ascii="Times New Roman" w:eastAsia="Times New Roman" w:hAnsi="Times New Roman" w:cs="Times New Roman"/>
+      <w:b/>
+      <w:bCs/>
+      <w:sz w:val="27"/>
+      <w:szCs w:val="27"/>
+      <w:lang w:eastAsia="pt-BR"/>
+    </w:rPr>
+  </w:style>
   <w:style w:type="character" w:default="1" w:styleId="Fontepargpadro">
     <w:name w:val="Default Paragraph Font"/>
     <w:uiPriority w:val="1"/>
@@ -870,6 +2427,65 @@
       <w:sz w:val="24"/>
       <w:szCs w:val="24"/>
       <w:lang w:eastAsia="pt-BR"/>
+    </w:rPr>
+  </w:style>
+  <w:style w:type="character" w:customStyle="1" w:styleId="Ttulo1Char">
+    <w:name w:val="Título 1 Char"/>
+    <w:basedOn w:val="Fontepargpadro"/>
+    <w:link w:val="Ttulo1"/>
+    <w:uiPriority w:val="9"/>
+    <w:rsid w:val="005D7810"/>
+    <w:rPr>
+      <w:rFonts w:ascii="Times New Roman" w:eastAsia="Times New Roman" w:hAnsi="Times New Roman" w:cs="Times New Roman"/>
+      <w:b/>
+      <w:bCs/>
+      <w:kern w:val="36"/>
+      <w:sz w:val="48"/>
+      <w:szCs w:val="48"/>
+      <w:lang w:eastAsia="pt-BR"/>
+    </w:rPr>
+  </w:style>
+  <w:style w:type="character" w:customStyle="1" w:styleId="Ttulo2Char">
+    <w:name w:val="Título 2 Char"/>
+    <w:basedOn w:val="Fontepargpadro"/>
+    <w:link w:val="Ttulo2"/>
+    <w:uiPriority w:val="9"/>
+    <w:rsid w:val="005D7810"/>
+    <w:rPr>
+      <w:rFonts w:ascii="Times New Roman" w:eastAsia="Times New Roman" w:hAnsi="Times New Roman" w:cs="Times New Roman"/>
+      <w:b/>
+      <w:bCs/>
+      <w:sz w:val="36"/>
+      <w:szCs w:val="36"/>
+      <w:lang w:eastAsia="pt-BR"/>
+    </w:rPr>
+  </w:style>
+  <w:style w:type="character" w:customStyle="1" w:styleId="Ttulo3Char">
+    <w:name w:val="Título 3 Char"/>
+    <w:basedOn w:val="Fontepargpadro"/>
+    <w:link w:val="Ttulo3"/>
+    <w:uiPriority w:val="9"/>
+    <w:rsid w:val="005D7810"/>
+    <w:rPr>
+      <w:rFonts w:ascii="Times New Roman" w:eastAsia="Times New Roman" w:hAnsi="Times New Roman" w:cs="Times New Roman"/>
+      <w:b/>
+      <w:bCs/>
+      <w:sz w:val="27"/>
+      <w:szCs w:val="27"/>
+      <w:lang w:eastAsia="pt-BR"/>
+    </w:rPr>
+  </w:style>
+  <w:style w:type="character" w:styleId="CdigoHTML">
+    <w:name w:val="HTML Code"/>
+    <w:basedOn w:val="Fontepargpadro"/>
+    <w:uiPriority w:val="99"/>
+    <w:semiHidden/>
+    <w:unhideWhenUsed/>
+    <w:rsid w:val="005D7810"/>
+    <w:rPr>
+      <w:rFonts w:ascii="Courier New" w:eastAsia="Times New Roman" w:hAnsi="Courier New" w:cs="Courier New"/>
+      <w:sz w:val="20"/>
+      <w:szCs w:val="20"/>
     </w:rPr>
   </w:style>
 </w:styles>

--- a/Prevision-Engine/DOCUMENTO DE ANÁLISE TÉCNICA E ARQUITETURA DE SISTEMAS PREVISION ENGINE.docx
+++ b/Prevision-Engine/DOCUMENTO DE ANÁLISE TÉCNICA E ARQUITETURA DE SISTEMAS PREVISION ENGINE.docx
@@ -1364,101 +1364,1247 @@
           <w:lang w:eastAsia="pt-BR"/>
         </w:rPr>
       </w:pPr>
+      <w:r>
+        <w:rPr>
+          <w:rFonts w:eastAsia="Times New Roman" w:cstheme="minorHAnsi"/>
+          <w:b/>
+          <w:bCs/>
+          <w:color w:val="1F1F1F"/>
+          <w:sz w:val="24"/>
+          <w:szCs w:val="24"/>
+          <w:bdr w:val="none" w:sz="0" w:space="0" w:color="auto" w:frame="1"/>
+          <w:lang w:eastAsia="pt-BR"/>
+        </w:rPr>
+        <w:lastRenderedPageBreak/>
+        <w:t>Tratamento de Exceções Críticas:</w:t>
+      </w:r>
+      <w:r>
+        <w:rPr>
+          <w:rFonts w:eastAsia="Times New Roman" w:cstheme="minorHAnsi"/>
+          <w:color w:val="1F1F1F"/>
+          <w:sz w:val="24"/>
+          <w:szCs w:val="24"/>
+          <w:lang w:eastAsia="pt-BR"/>
+        </w:rPr>
+        <w:t xml:space="preserve"> O bloco de captura de erros (</w:t>
+      </w:r>
+      <w:proofErr w:type="spellStart"/>
+      <w:r>
+        <w:rPr>
+          <w:rFonts w:eastAsia="Times New Roman" w:cstheme="minorHAnsi"/>
+          <w:color w:val="1F1F1F"/>
+          <w:sz w:val="24"/>
+          <w:szCs w:val="24"/>
+          <w:lang w:eastAsia="pt-BR"/>
+        </w:rPr>
+        <w:t>try</w:t>
+      </w:r>
+      <w:proofErr w:type="spellEnd"/>
+      <w:r>
+        <w:rPr>
+          <w:rFonts w:eastAsia="Times New Roman" w:cstheme="minorHAnsi"/>
+          <w:color w:val="1F1F1F"/>
+          <w:sz w:val="24"/>
+          <w:szCs w:val="24"/>
+          <w:lang w:eastAsia="pt-BR"/>
+        </w:rPr>
+        <w:t>/</w:t>
+      </w:r>
+      <w:proofErr w:type="spellStart"/>
+      <w:r>
+        <w:rPr>
+          <w:rFonts w:eastAsia="Times New Roman" w:cstheme="minorHAnsi"/>
+          <w:color w:val="1F1F1F"/>
+          <w:sz w:val="24"/>
+          <w:szCs w:val="24"/>
+          <w:lang w:eastAsia="pt-BR"/>
+        </w:rPr>
+        <w:t>except</w:t>
+      </w:r>
+      <w:proofErr w:type="spellEnd"/>
+      <w:r>
+        <w:rPr>
+          <w:rFonts w:eastAsia="Times New Roman" w:cstheme="minorHAnsi"/>
+          <w:color w:val="1F1F1F"/>
+          <w:sz w:val="24"/>
+          <w:szCs w:val="24"/>
+          <w:lang w:eastAsia="pt-BR"/>
+        </w:rPr>
+        <w:t>) foi refinado para relançar a exceção (</w:t>
+      </w:r>
+      <w:proofErr w:type="spellStart"/>
+      <w:r>
+        <w:rPr>
+          <w:rFonts w:eastAsia="Times New Roman" w:cstheme="minorHAnsi"/>
+          <w:color w:val="1F1F1F"/>
+          <w:sz w:val="24"/>
+          <w:szCs w:val="24"/>
+          <w:lang w:eastAsia="pt-BR"/>
+        </w:rPr>
+        <w:t>raise</w:t>
+      </w:r>
+      <w:proofErr w:type="spellEnd"/>
+      <w:r>
+        <w:rPr>
+          <w:rFonts w:eastAsia="Times New Roman" w:cstheme="minorHAnsi"/>
+          <w:color w:val="1F1F1F"/>
+          <w:sz w:val="24"/>
+          <w:szCs w:val="24"/>
+          <w:lang w:eastAsia="pt-BR"/>
+        </w:rPr>
+        <w:t xml:space="preserve"> e) após o esgotamento das tentativas ou falhas graves de pós-processamento, garantindo que a esteira de integração contínua (CI/CD) seja notificada em caso de colapso do sistema.</w:t>
+      </w:r>
+    </w:p>
+    <w:p>
+      <w:pPr>
+        <w:spacing w:before="100" w:beforeAutospacing="1" w:after="0" w:line="240" w:lineRule="auto"/>
+        <w:rPr>
+          <w:rFonts w:eastAsia="Times New Roman" w:cstheme="minorHAnsi"/>
+          <w:color w:val="1F1F1F"/>
+          <w:sz w:val="24"/>
+          <w:szCs w:val="24"/>
+          <w:lang w:eastAsia="pt-BR"/>
+        </w:rPr>
+      </w:pPr>
+      <w:r>
+        <w:rPr>
+          <w:rFonts w:eastAsia="Times New Roman" w:cstheme="minorHAnsi"/>
+          <w:b/>
+          <w:bCs/>
+          <w:color w:val="1F1F1F"/>
+          <w:sz w:val="24"/>
+          <w:szCs w:val="24"/>
+          <w:bdr w:val="none" w:sz="0" w:space="0" w:color="auto" w:frame="1"/>
+          <w:lang w:eastAsia="pt-BR"/>
+        </w:rPr>
+        <w:t>Nota de Governança:</w:t>
+      </w:r>
+      <w:r>
+        <w:rPr>
+          <w:rFonts w:eastAsia="Times New Roman" w:cstheme="minorHAnsi"/>
+          <w:color w:val="1F1F1F"/>
+          <w:sz w:val="24"/>
+          <w:szCs w:val="24"/>
+          <w:lang w:eastAsia="pt-BR"/>
+        </w:rPr>
+        <w:t xml:space="preserve"> As alterações mantêm 100% de </w:t>
+      </w:r>
+      <w:proofErr w:type="spellStart"/>
+      <w:r>
+        <w:rPr>
+          <w:rFonts w:eastAsia="Times New Roman" w:cstheme="minorHAnsi"/>
+          <w:color w:val="1F1F1F"/>
+          <w:sz w:val="24"/>
+          <w:szCs w:val="24"/>
+          <w:lang w:eastAsia="pt-BR"/>
+        </w:rPr>
+        <w:t>retrocompatibilidade</w:t>
+      </w:r>
+      <w:proofErr w:type="spellEnd"/>
+      <w:r>
+        <w:rPr>
+          <w:rFonts w:eastAsia="Times New Roman" w:cstheme="minorHAnsi"/>
+          <w:color w:val="1F1F1F"/>
+          <w:sz w:val="24"/>
+          <w:szCs w:val="24"/>
+          <w:lang w:eastAsia="pt-BR"/>
+        </w:rPr>
+        <w:t xml:space="preserve"> com o esquema de dados do </w:t>
+      </w:r>
+      <w:proofErr w:type="spellStart"/>
+      <w:r>
+        <w:rPr>
+          <w:rFonts w:eastAsia="Times New Roman" w:cstheme="minorHAnsi"/>
+          <w:color w:val="1F1F1F"/>
+          <w:sz w:val="24"/>
+          <w:szCs w:val="24"/>
+          <w:lang w:eastAsia="pt-BR"/>
+        </w:rPr>
+        <w:t>Pydantic</w:t>
+      </w:r>
+      <w:proofErr w:type="spellEnd"/>
+      <w:r>
+        <w:rPr>
+          <w:rFonts w:eastAsia="Times New Roman" w:cstheme="minorHAnsi"/>
+          <w:color w:val="1F1F1F"/>
+          <w:sz w:val="24"/>
+          <w:szCs w:val="24"/>
+          <w:lang w:eastAsia="pt-BR"/>
+        </w:rPr>
+        <w:t xml:space="preserve"> (</w:t>
+      </w:r>
+      <w:proofErr w:type="spellStart"/>
+      <w:r>
+        <w:rPr>
+          <w:rFonts w:eastAsia="Times New Roman" w:cstheme="minorHAnsi"/>
+          <w:color w:val="1F1F1F"/>
+          <w:sz w:val="24"/>
+          <w:szCs w:val="24"/>
+          <w:lang w:eastAsia="pt-BR"/>
+        </w:rPr>
+        <w:t>RespostaIA</w:t>
+      </w:r>
+      <w:proofErr w:type="spellEnd"/>
+      <w:r>
+        <w:rPr>
+          <w:rFonts w:eastAsia="Times New Roman" w:cstheme="minorHAnsi"/>
+          <w:color w:val="1F1F1F"/>
+          <w:sz w:val="24"/>
+          <w:szCs w:val="24"/>
+          <w:lang w:eastAsia="pt-BR"/>
+        </w:rPr>
+        <w:t xml:space="preserve"> e </w:t>
+      </w:r>
+      <w:proofErr w:type="spellStart"/>
+      <w:r>
+        <w:rPr>
+          <w:rFonts w:eastAsia="Times New Roman" w:cstheme="minorHAnsi"/>
+          <w:color w:val="1F1F1F"/>
+          <w:sz w:val="24"/>
+          <w:szCs w:val="24"/>
+          <w:lang w:eastAsia="pt-BR"/>
+        </w:rPr>
+        <w:t>DecisaoProduto</w:t>
+      </w:r>
+      <w:proofErr w:type="spellEnd"/>
+      <w:r>
+        <w:rPr>
+          <w:rFonts w:eastAsia="Times New Roman" w:cstheme="minorHAnsi"/>
+          <w:color w:val="1F1F1F"/>
+          <w:sz w:val="24"/>
+          <w:szCs w:val="24"/>
+          <w:lang w:eastAsia="pt-BR"/>
+        </w:rPr>
+        <w:t xml:space="preserve">) estabelecido na versão 1.0, não exigindo migração ou quebra de contrato com a API do Google </w:t>
+      </w:r>
+      <w:proofErr w:type="spellStart"/>
+      <w:r>
+        <w:rPr>
+          <w:rFonts w:eastAsia="Times New Roman" w:cstheme="minorHAnsi"/>
+          <w:color w:val="1F1F1F"/>
+          <w:sz w:val="24"/>
+          <w:szCs w:val="24"/>
+          <w:lang w:eastAsia="pt-BR"/>
+        </w:rPr>
+        <w:t>Gemini</w:t>
+      </w:r>
+      <w:proofErr w:type="spellEnd"/>
+      <w:r>
+        <w:rPr>
+          <w:rFonts w:eastAsia="Times New Roman" w:cstheme="minorHAnsi"/>
+          <w:color w:val="1F1F1F"/>
+          <w:sz w:val="24"/>
+          <w:szCs w:val="24"/>
+          <w:lang w:eastAsia="pt-BR"/>
+        </w:rPr>
+        <w:t>.</w:t>
+      </w:r>
+    </w:p>
+    <w:p>
+      <w:pPr>
+        <w:spacing w:before="100" w:beforeAutospacing="1" w:after="0" w:line="240" w:lineRule="auto"/>
+        <w:rPr>
+          <w:rFonts w:eastAsia="Times New Roman" w:cstheme="minorHAnsi"/>
+          <w:b/>
+          <w:color w:val="1F1F1F"/>
+          <w:sz w:val="28"/>
+          <w:szCs w:val="28"/>
+          <w:lang w:eastAsia="pt-BR"/>
+        </w:rPr>
+      </w:pPr>
+      <w:r>
+        <w:rPr>
+          <w:b/>
+          <w:color w:val="1F1F1F"/>
+          <w:sz w:val="28"/>
+          <w:szCs w:val="28"/>
+        </w:rPr>
+        <w:t xml:space="preserve"> </w:t>
+      </w:r>
+      <w:r>
+        <w:rPr>
+          <w:rFonts w:cstheme="minorHAnsi"/>
+          <w:b/>
+          <w:color w:val="1F1F1F"/>
+          <w:sz w:val="28"/>
+          <w:szCs w:val="28"/>
+        </w:rPr>
+        <w:t>[1.2] — 2026-06-03</w:t>
+      </w:r>
+    </w:p>
+    <w:p>
+      <w:pPr>
+        <w:pStyle w:val="Ttulo3"/>
+        <w:spacing w:after="0" w:afterAutospacing="0"/>
+        <w:rPr>
+          <w:rFonts w:asciiTheme="minorHAnsi" w:hAnsiTheme="minorHAnsi" w:cstheme="minorHAnsi"/>
+          <w:color w:val="1F1F1F"/>
+          <w:sz w:val="24"/>
+          <w:szCs w:val="24"/>
+        </w:rPr>
+      </w:pPr>
+      <w:r>
+        <w:rPr>
+          <w:rFonts w:asciiTheme="minorHAnsi" w:hAnsiTheme="minorHAnsi" w:cstheme="minorHAnsi"/>
+          <w:color w:val="1F1F1F"/>
+          <w:sz w:val="24"/>
+          <w:szCs w:val="24"/>
+        </w:rPr>
+        <w:t>Resumo das Atualizações</w:t>
+      </w:r>
+    </w:p>
+    <w:p>
+      <w:pPr>
+        <w:pStyle w:val="NormalWeb"/>
+        <w:spacing w:after="0" w:afterAutospacing="0"/>
+        <w:rPr>
+          <w:rFonts w:asciiTheme="minorHAnsi" w:hAnsiTheme="minorHAnsi" w:cstheme="minorHAnsi"/>
+          <w:color w:val="1F1F1F"/>
+        </w:rPr>
+      </w:pPr>
+      <w:r>
+        <w:rPr>
+          <w:rFonts w:asciiTheme="minorHAnsi" w:hAnsiTheme="minorHAnsi" w:cstheme="minorHAnsi"/>
+          <w:color w:val="1F1F1F"/>
+        </w:rPr>
+        <w:t xml:space="preserve">A versão 1.2 marca a evolução do </w:t>
+      </w:r>
+      <w:proofErr w:type="spellStart"/>
+      <w:r>
+        <w:rPr>
+          <w:rFonts w:asciiTheme="minorHAnsi" w:hAnsiTheme="minorHAnsi" w:cstheme="minorHAnsi"/>
+          <w:color w:val="1F1F1F"/>
+        </w:rPr>
+        <w:t>Prevision</w:t>
+      </w:r>
+      <w:proofErr w:type="spellEnd"/>
+      <w:r>
+        <w:rPr>
+          <w:rFonts w:asciiTheme="minorHAnsi" w:hAnsiTheme="minorHAnsi" w:cstheme="minorHAnsi"/>
+          <w:color w:val="1F1F1F"/>
+        </w:rPr>
+        <w:t xml:space="preserve"> </w:t>
+      </w:r>
+      <w:proofErr w:type="spellStart"/>
+      <w:r>
+        <w:rPr>
+          <w:rFonts w:asciiTheme="minorHAnsi" w:hAnsiTheme="minorHAnsi" w:cstheme="minorHAnsi"/>
+          <w:color w:val="1F1F1F"/>
+        </w:rPr>
+        <w:t>Engine</w:t>
+      </w:r>
+      <w:proofErr w:type="spellEnd"/>
+      <w:r>
+        <w:rPr>
+          <w:rFonts w:asciiTheme="minorHAnsi" w:hAnsiTheme="minorHAnsi" w:cstheme="minorHAnsi"/>
+          <w:color w:val="1F1F1F"/>
+        </w:rPr>
+        <w:t xml:space="preserve"> de um script utilitário de terminal para um </w:t>
+      </w:r>
+      <w:proofErr w:type="spellStart"/>
+      <w:r>
+        <w:rPr>
+          <w:rFonts w:asciiTheme="minorHAnsi" w:hAnsiTheme="minorHAnsi" w:cstheme="minorHAnsi"/>
+          <w:b/>
+          <w:bCs/>
+          <w:color w:val="1F1F1F"/>
+          <w:bdr w:val="none" w:sz="0" w:space="0" w:color="auto" w:frame="1"/>
+        </w:rPr>
+        <w:t>Microsserviço</w:t>
+      </w:r>
+      <w:proofErr w:type="spellEnd"/>
+      <w:r>
+        <w:rPr>
+          <w:rFonts w:asciiTheme="minorHAnsi" w:hAnsiTheme="minorHAnsi" w:cstheme="minorHAnsi"/>
+          <w:b/>
+          <w:bCs/>
+          <w:color w:val="1F1F1F"/>
+          <w:bdr w:val="none" w:sz="0" w:space="0" w:color="auto" w:frame="1"/>
+        </w:rPr>
+        <w:t xml:space="preserve"> Web de Arquitetura Desacoplada (</w:t>
+      </w:r>
+      <w:proofErr w:type="spellStart"/>
+      <w:r>
+        <w:rPr>
+          <w:rFonts w:asciiTheme="minorHAnsi" w:hAnsiTheme="minorHAnsi" w:cstheme="minorHAnsi"/>
+          <w:b/>
+          <w:bCs/>
+          <w:color w:val="1F1F1F"/>
+          <w:bdr w:val="none" w:sz="0" w:space="0" w:color="auto" w:frame="1"/>
+        </w:rPr>
+        <w:t>Full-Stack</w:t>
+      </w:r>
+      <w:proofErr w:type="spellEnd"/>
+      <w:r>
+        <w:rPr>
+          <w:rFonts w:asciiTheme="minorHAnsi" w:hAnsiTheme="minorHAnsi" w:cstheme="minorHAnsi"/>
+          <w:b/>
+          <w:bCs/>
+          <w:color w:val="1F1F1F"/>
+          <w:bdr w:val="none" w:sz="0" w:space="0" w:color="auto" w:frame="1"/>
+        </w:rPr>
+        <w:t>)</w:t>
+      </w:r>
+      <w:r>
+        <w:rPr>
+          <w:rFonts w:asciiTheme="minorHAnsi" w:hAnsiTheme="minorHAnsi" w:cstheme="minorHAnsi"/>
+          <w:color w:val="1F1F1F"/>
+        </w:rPr>
+        <w:t>. Foi introduzida uma camada de API robusta para expor os serviços do motor lógico e uma interface de usuário tática (</w:t>
+      </w:r>
+      <w:proofErr w:type="spellStart"/>
+      <w:r>
+        <w:rPr>
+          <w:rFonts w:asciiTheme="minorHAnsi" w:hAnsiTheme="minorHAnsi" w:cstheme="minorHAnsi"/>
+          <w:color w:val="1F1F1F"/>
+        </w:rPr>
+        <w:t>Frontend</w:t>
+      </w:r>
+      <w:proofErr w:type="spellEnd"/>
+      <w:r>
+        <w:rPr>
+          <w:rFonts w:asciiTheme="minorHAnsi" w:hAnsiTheme="minorHAnsi" w:cstheme="minorHAnsi"/>
+          <w:color w:val="1F1F1F"/>
+        </w:rPr>
+        <w:t xml:space="preserve">), inspirada em centros de comando cibernéticos ("Estilo </w:t>
+      </w:r>
+      <w:proofErr w:type="spellStart"/>
+      <w:r>
+        <w:rPr>
+          <w:rFonts w:asciiTheme="minorHAnsi" w:hAnsiTheme="minorHAnsi" w:cstheme="minorHAnsi"/>
+          <w:color w:val="1F1F1F"/>
+        </w:rPr>
+        <w:t>Jarvis</w:t>
+      </w:r>
+      <w:proofErr w:type="spellEnd"/>
+      <w:r>
+        <w:rPr>
+          <w:rFonts w:asciiTheme="minorHAnsi" w:hAnsiTheme="minorHAnsi" w:cstheme="minorHAnsi"/>
+          <w:color w:val="1F1F1F"/>
+        </w:rPr>
+        <w:t>"), estabelecendo um canal de comunicação conversacional e estrito entre o operador humano e a base de dados de inventário.</w:t>
+      </w:r>
+    </w:p>
+    <w:p>
+      <w:pPr>
+        <w:pStyle w:val="Ttulo3"/>
+        <w:spacing w:after="0" w:afterAutospacing="0"/>
+        <w:rPr>
+          <w:rFonts w:asciiTheme="minorHAnsi" w:hAnsiTheme="minorHAnsi" w:cstheme="minorHAnsi"/>
+          <w:color w:val="1F1F1F"/>
+          <w:sz w:val="24"/>
+          <w:szCs w:val="24"/>
+        </w:rPr>
+      </w:pPr>
+      <w:r>
+        <w:rPr>
+          <w:rFonts w:asciiTheme="minorHAnsi" w:hAnsiTheme="minorHAnsi" w:cstheme="minorHAnsi"/>
+          <w:color w:val="1F1F1F"/>
+          <w:sz w:val="24"/>
+          <w:szCs w:val="24"/>
+        </w:rPr>
+        <w:t>Adicionado</w:t>
+      </w:r>
+    </w:p>
+    <w:p>
+      <w:pPr>
+        <w:pStyle w:val="NormalWeb"/>
+        <w:spacing w:after="0" w:afterAutospacing="0"/>
+        <w:rPr>
+          <w:rFonts w:asciiTheme="minorHAnsi" w:hAnsiTheme="minorHAnsi" w:cstheme="minorHAnsi"/>
+          <w:color w:val="1F1F1F"/>
+        </w:rPr>
+      </w:pPr>
+      <w:r>
+        <w:rPr>
+          <w:rFonts w:asciiTheme="minorHAnsi" w:hAnsiTheme="minorHAnsi" w:cstheme="minorHAnsi"/>
+          <w:b/>
+          <w:bCs/>
+          <w:color w:val="1F1F1F"/>
+          <w:bdr w:val="none" w:sz="0" w:space="0" w:color="auto" w:frame="1"/>
+        </w:rPr>
+        <w:t>Camada de API HTTP (</w:t>
+      </w:r>
+      <w:proofErr w:type="spellStart"/>
+      <w:r>
+        <w:rPr>
+          <w:rFonts w:asciiTheme="minorHAnsi" w:hAnsiTheme="minorHAnsi" w:cstheme="minorHAnsi"/>
+          <w:b/>
+          <w:bCs/>
+          <w:color w:val="1F1F1F"/>
+          <w:bdr w:val="none" w:sz="0" w:space="0" w:color="auto" w:frame="1"/>
+        </w:rPr>
+        <w:t>FastAPI</w:t>
+      </w:r>
+      <w:proofErr w:type="spellEnd"/>
+      <w:r>
+        <w:rPr>
+          <w:rFonts w:asciiTheme="minorHAnsi" w:hAnsiTheme="minorHAnsi" w:cstheme="minorHAnsi"/>
+          <w:b/>
+          <w:bCs/>
+          <w:color w:val="1F1F1F"/>
+          <w:bdr w:val="none" w:sz="0" w:space="0" w:color="auto" w:frame="1"/>
+        </w:rPr>
+        <w:t>):</w:t>
+      </w:r>
+      <w:r>
+        <w:rPr>
+          <w:rFonts w:asciiTheme="minorHAnsi" w:hAnsiTheme="minorHAnsi" w:cstheme="minorHAnsi"/>
+          <w:color w:val="1F1F1F"/>
+        </w:rPr>
+        <w:t xml:space="preserve"> Integração do framework </w:t>
+      </w:r>
+      <w:proofErr w:type="spellStart"/>
+      <w:r>
+        <w:rPr>
+          <w:rFonts w:asciiTheme="minorHAnsi" w:hAnsiTheme="minorHAnsi" w:cstheme="minorHAnsi"/>
+          <w:color w:val="1F1F1F"/>
+        </w:rPr>
+        <w:t>FastAPI</w:t>
+      </w:r>
+      <w:proofErr w:type="spellEnd"/>
+      <w:r>
+        <w:rPr>
+          <w:rFonts w:asciiTheme="minorHAnsi" w:hAnsiTheme="minorHAnsi" w:cstheme="minorHAnsi"/>
+          <w:color w:val="1F1F1F"/>
+        </w:rPr>
+        <w:t xml:space="preserve"> e do servidor ASGI </w:t>
+      </w:r>
+      <w:proofErr w:type="spellStart"/>
+      <w:r>
+        <w:rPr>
+          <w:rFonts w:asciiTheme="minorHAnsi" w:hAnsiTheme="minorHAnsi" w:cstheme="minorHAnsi"/>
+          <w:color w:val="1F1F1F"/>
+        </w:rPr>
+        <w:t>Uvicorn</w:t>
+      </w:r>
+      <w:proofErr w:type="spellEnd"/>
+      <w:r>
+        <w:rPr>
+          <w:rFonts w:asciiTheme="minorHAnsi" w:hAnsiTheme="minorHAnsi" w:cstheme="minorHAnsi"/>
+          <w:color w:val="1F1F1F"/>
+        </w:rPr>
+        <w:t xml:space="preserve"> para expor </w:t>
+      </w:r>
+      <w:proofErr w:type="spellStart"/>
+      <w:r>
+        <w:rPr>
+          <w:rFonts w:asciiTheme="minorHAnsi" w:hAnsiTheme="minorHAnsi" w:cstheme="minorHAnsi"/>
+          <w:color w:val="1F1F1F"/>
+        </w:rPr>
+        <w:t>endpoints</w:t>
+      </w:r>
+      <w:proofErr w:type="spellEnd"/>
+      <w:r>
+        <w:rPr>
+          <w:rFonts w:asciiTheme="minorHAnsi" w:hAnsiTheme="minorHAnsi" w:cstheme="minorHAnsi"/>
+          <w:color w:val="1F1F1F"/>
+        </w:rPr>
+        <w:t xml:space="preserve"> transacionais de alta performance e baixa latência.</w:t>
+      </w:r>
+    </w:p>
+    <w:p>
+      <w:pPr>
+        <w:pStyle w:val="NormalWeb"/>
+        <w:spacing w:after="0" w:afterAutospacing="0"/>
+        <w:rPr>
+          <w:rFonts w:asciiTheme="minorHAnsi" w:hAnsiTheme="minorHAnsi" w:cstheme="minorHAnsi"/>
+          <w:color w:val="1F1F1F"/>
+        </w:rPr>
+      </w:pPr>
+      <w:proofErr w:type="spellStart"/>
+      <w:r>
+        <w:rPr>
+          <w:rFonts w:asciiTheme="minorHAnsi" w:hAnsiTheme="minorHAnsi" w:cstheme="minorHAnsi"/>
+          <w:b/>
+          <w:bCs/>
+          <w:color w:val="1F1F1F"/>
+          <w:bdr w:val="none" w:sz="0" w:space="0" w:color="auto" w:frame="1"/>
+        </w:rPr>
+        <w:t>Endpoint</w:t>
+      </w:r>
+      <w:proofErr w:type="spellEnd"/>
+      <w:r>
+        <w:rPr>
+          <w:rFonts w:asciiTheme="minorHAnsi" w:hAnsiTheme="minorHAnsi" w:cstheme="minorHAnsi"/>
+          <w:b/>
+          <w:bCs/>
+          <w:color w:val="1F1F1F"/>
+          <w:bdr w:val="none" w:sz="0" w:space="0" w:color="auto" w:frame="1"/>
+        </w:rPr>
+        <w:t xml:space="preserve"> de Consulta Cognitiva (</w:t>
+      </w:r>
+      <w:r>
+        <w:rPr>
+          <w:rStyle w:val="CdigoHTML"/>
+          <w:rFonts w:asciiTheme="minorHAnsi" w:hAnsiTheme="minorHAnsi" w:cstheme="minorHAnsi"/>
+          <w:color w:val="1F1F1F"/>
+          <w:sz w:val="24"/>
+          <w:szCs w:val="24"/>
+          <w:bdr w:val="none" w:sz="0" w:space="0" w:color="auto" w:frame="1"/>
+        </w:rPr>
+        <w:t>/</w:t>
+      </w:r>
+      <w:proofErr w:type="spellStart"/>
+      <w:r>
+        <w:rPr>
+          <w:rStyle w:val="CdigoHTML"/>
+          <w:rFonts w:asciiTheme="minorHAnsi" w:hAnsiTheme="minorHAnsi" w:cstheme="minorHAnsi"/>
+          <w:color w:val="1F1F1F"/>
+          <w:sz w:val="24"/>
+          <w:szCs w:val="24"/>
+          <w:bdr w:val="none" w:sz="0" w:space="0" w:color="auto" w:frame="1"/>
+        </w:rPr>
+        <w:t>api</w:t>
+      </w:r>
+      <w:proofErr w:type="spellEnd"/>
+      <w:r>
+        <w:rPr>
+          <w:rStyle w:val="CdigoHTML"/>
+          <w:rFonts w:asciiTheme="minorHAnsi" w:hAnsiTheme="minorHAnsi" w:cstheme="minorHAnsi"/>
+          <w:color w:val="1F1F1F"/>
+          <w:sz w:val="24"/>
+          <w:szCs w:val="24"/>
+          <w:bdr w:val="none" w:sz="0" w:space="0" w:color="auto" w:frame="1"/>
+        </w:rPr>
+        <w:t>/</w:t>
+      </w:r>
+      <w:proofErr w:type="spellStart"/>
+      <w:r>
+        <w:rPr>
+          <w:rStyle w:val="CdigoHTML"/>
+          <w:rFonts w:asciiTheme="minorHAnsi" w:hAnsiTheme="minorHAnsi" w:cstheme="minorHAnsi"/>
+          <w:color w:val="1F1F1F"/>
+          <w:sz w:val="24"/>
+          <w:szCs w:val="24"/>
+          <w:bdr w:val="none" w:sz="0" w:space="0" w:color="auto" w:frame="1"/>
+        </w:rPr>
+        <w:t>jarvis</w:t>
+      </w:r>
+      <w:proofErr w:type="spellEnd"/>
+      <w:r>
+        <w:rPr>
+          <w:rFonts w:asciiTheme="minorHAnsi" w:hAnsiTheme="minorHAnsi" w:cstheme="minorHAnsi"/>
+          <w:b/>
+          <w:bCs/>
+          <w:color w:val="1F1F1F"/>
+          <w:bdr w:val="none" w:sz="0" w:space="0" w:color="auto" w:frame="1"/>
+        </w:rPr>
+        <w:t>):</w:t>
+      </w:r>
+      <w:r>
+        <w:rPr>
+          <w:rFonts w:asciiTheme="minorHAnsi" w:hAnsiTheme="minorHAnsi" w:cstheme="minorHAnsi"/>
+          <w:color w:val="1F1F1F"/>
+        </w:rPr>
+        <w:t xml:space="preserve"> Criação de um </w:t>
+      </w:r>
+      <w:proofErr w:type="spellStart"/>
+      <w:r>
+        <w:rPr>
+          <w:rFonts w:asciiTheme="minorHAnsi" w:hAnsiTheme="minorHAnsi" w:cstheme="minorHAnsi"/>
+          <w:color w:val="1F1F1F"/>
+        </w:rPr>
+        <w:t>endpoint</w:t>
+      </w:r>
+      <w:proofErr w:type="spellEnd"/>
+      <w:r>
+        <w:rPr>
+          <w:rFonts w:asciiTheme="minorHAnsi" w:hAnsiTheme="minorHAnsi" w:cstheme="minorHAnsi"/>
+          <w:color w:val="1F1F1F"/>
+        </w:rPr>
+        <w:t xml:space="preserve"> do tipo </w:t>
+      </w:r>
+      <w:r>
+        <w:rPr>
+          <w:rStyle w:val="CdigoHTML"/>
+          <w:rFonts w:asciiTheme="minorHAnsi" w:hAnsiTheme="minorHAnsi" w:cstheme="minorHAnsi"/>
+          <w:color w:val="1F1F1F"/>
+          <w:sz w:val="24"/>
+          <w:szCs w:val="24"/>
+        </w:rPr>
+        <w:t>POST</w:t>
+      </w:r>
+      <w:r>
+        <w:rPr>
+          <w:rFonts w:asciiTheme="minorHAnsi" w:hAnsiTheme="minorHAnsi" w:cstheme="minorHAnsi"/>
+          <w:color w:val="1F1F1F"/>
+        </w:rPr>
+        <w:t xml:space="preserve"> especializado em receber requisições em formato JSON contendo dúvidas do operador e processá-las em tempo real.</w:t>
+      </w:r>
+    </w:p>
+    <w:p>
+      <w:pPr>
+        <w:pStyle w:val="NormalWeb"/>
+        <w:spacing w:after="0" w:afterAutospacing="0"/>
+        <w:rPr>
+          <w:rFonts w:asciiTheme="minorHAnsi" w:hAnsiTheme="minorHAnsi" w:cstheme="minorHAnsi"/>
+          <w:color w:val="1F1F1F"/>
+        </w:rPr>
+      </w:pPr>
+      <w:r>
+        <w:rPr>
+          <w:rFonts w:asciiTheme="minorHAnsi" w:hAnsiTheme="minorHAnsi" w:cstheme="minorHAnsi"/>
+          <w:b/>
+          <w:bCs/>
+          <w:color w:val="1F1F1F"/>
+          <w:bdr w:val="none" w:sz="0" w:space="0" w:color="auto" w:frame="1"/>
+        </w:rPr>
+        <w:t>Interface Tática de Usuário (HUD Minimalista):</w:t>
+      </w:r>
+      <w:r>
+        <w:rPr>
+          <w:rFonts w:asciiTheme="minorHAnsi" w:hAnsiTheme="minorHAnsi" w:cstheme="minorHAnsi"/>
+          <w:color w:val="1F1F1F"/>
+        </w:rPr>
+        <w:t xml:space="preserve"> Desenvolvimento de uma aplicação </w:t>
+      </w:r>
+      <w:proofErr w:type="spellStart"/>
+      <w:r>
+        <w:rPr>
+          <w:rFonts w:asciiTheme="minorHAnsi" w:hAnsiTheme="minorHAnsi" w:cstheme="minorHAnsi"/>
+          <w:color w:val="1F1F1F"/>
+        </w:rPr>
+        <w:t>Frontend</w:t>
+      </w:r>
+      <w:proofErr w:type="spellEnd"/>
+      <w:r>
+        <w:rPr>
+          <w:rFonts w:asciiTheme="minorHAnsi" w:hAnsiTheme="minorHAnsi" w:cstheme="minorHAnsi"/>
+          <w:color w:val="1F1F1F"/>
+        </w:rPr>
+        <w:t xml:space="preserve"> nativa (</w:t>
+      </w:r>
+      <w:r>
+        <w:rPr>
+          <w:rStyle w:val="CdigoHTML"/>
+          <w:rFonts w:asciiTheme="minorHAnsi" w:hAnsiTheme="minorHAnsi" w:cstheme="minorHAnsi"/>
+          <w:color w:val="1F1F1F"/>
+          <w:sz w:val="24"/>
+          <w:szCs w:val="24"/>
+        </w:rPr>
+        <w:t>index.html</w:t>
+      </w:r>
+      <w:r>
+        <w:rPr>
+          <w:rFonts w:asciiTheme="minorHAnsi" w:hAnsiTheme="minorHAnsi" w:cstheme="minorHAnsi"/>
+          <w:color w:val="1F1F1F"/>
+        </w:rPr>
+        <w:t>) com design focado em alto contraste (</w:t>
+      </w:r>
+      <w:proofErr w:type="spellStart"/>
+      <w:r>
+        <w:rPr>
+          <w:rFonts w:asciiTheme="minorHAnsi" w:hAnsiTheme="minorHAnsi" w:cstheme="minorHAnsi"/>
+          <w:i/>
+          <w:iCs/>
+          <w:color w:val="1F1F1F"/>
+          <w:bdr w:val="none" w:sz="0" w:space="0" w:color="auto" w:frame="1"/>
+        </w:rPr>
+        <w:t>Ultra-dark</w:t>
+      </w:r>
+      <w:proofErr w:type="spellEnd"/>
+      <w:r>
+        <w:rPr>
+          <w:rFonts w:asciiTheme="minorHAnsi" w:hAnsiTheme="minorHAnsi" w:cstheme="minorHAnsi"/>
+          <w:i/>
+          <w:iCs/>
+          <w:color w:val="1F1F1F"/>
+          <w:bdr w:val="none" w:sz="0" w:space="0" w:color="auto" w:frame="1"/>
+        </w:rPr>
+        <w:t xml:space="preserve"> </w:t>
+      </w:r>
+      <w:proofErr w:type="spellStart"/>
+      <w:r>
+        <w:rPr>
+          <w:rFonts w:asciiTheme="minorHAnsi" w:hAnsiTheme="minorHAnsi" w:cstheme="minorHAnsi"/>
+          <w:i/>
+          <w:iCs/>
+          <w:color w:val="1F1F1F"/>
+          <w:bdr w:val="none" w:sz="0" w:space="0" w:color="auto" w:frame="1"/>
+        </w:rPr>
+        <w:t>theme</w:t>
+      </w:r>
+      <w:proofErr w:type="spellEnd"/>
+      <w:r>
+        <w:rPr>
+          <w:rFonts w:asciiTheme="minorHAnsi" w:hAnsiTheme="minorHAnsi" w:cstheme="minorHAnsi"/>
+          <w:color w:val="1F1F1F"/>
+        </w:rPr>
+        <w:t xml:space="preserve">), elementos visuais em ciano/neon e </w:t>
+      </w:r>
+      <w:proofErr w:type="spellStart"/>
+      <w:r>
+        <w:rPr>
+          <w:rFonts w:asciiTheme="minorHAnsi" w:hAnsiTheme="minorHAnsi" w:cstheme="minorHAnsi"/>
+          <w:color w:val="1F1F1F"/>
+        </w:rPr>
+        <w:t>responsividade</w:t>
+      </w:r>
+      <w:proofErr w:type="spellEnd"/>
+      <w:r>
+        <w:rPr>
+          <w:rFonts w:asciiTheme="minorHAnsi" w:hAnsiTheme="minorHAnsi" w:cstheme="minorHAnsi"/>
+          <w:color w:val="1F1F1F"/>
+        </w:rPr>
+        <w:t xml:space="preserve"> assíncrona.</w:t>
+      </w:r>
+    </w:p>
+    <w:p>
+      <w:pPr>
+        <w:pStyle w:val="NormalWeb"/>
+        <w:spacing w:after="0" w:afterAutospacing="0"/>
+        <w:rPr>
+          <w:rFonts w:asciiTheme="minorHAnsi" w:hAnsiTheme="minorHAnsi" w:cstheme="minorHAnsi"/>
+          <w:color w:val="1F1F1F"/>
+        </w:rPr>
+      </w:pPr>
+      <w:r>
+        <w:rPr>
+          <w:rFonts w:asciiTheme="minorHAnsi" w:hAnsiTheme="minorHAnsi" w:cstheme="minorHAnsi"/>
+          <w:b/>
+          <w:bCs/>
+          <w:color w:val="1F1F1F"/>
+          <w:bdr w:val="none" w:sz="0" w:space="0" w:color="auto" w:frame="1"/>
+        </w:rPr>
+        <w:t xml:space="preserve">Comunicação Assíncrona via </w:t>
+      </w:r>
+      <w:proofErr w:type="spellStart"/>
+      <w:r>
+        <w:rPr>
+          <w:rFonts w:asciiTheme="minorHAnsi" w:hAnsiTheme="minorHAnsi" w:cstheme="minorHAnsi"/>
+          <w:b/>
+          <w:bCs/>
+          <w:color w:val="1F1F1F"/>
+          <w:bdr w:val="none" w:sz="0" w:space="0" w:color="auto" w:frame="1"/>
+        </w:rPr>
+        <w:t>JavaScript</w:t>
+      </w:r>
+      <w:proofErr w:type="spellEnd"/>
+      <w:r>
+        <w:rPr>
+          <w:rFonts w:asciiTheme="minorHAnsi" w:hAnsiTheme="minorHAnsi" w:cstheme="minorHAnsi"/>
+          <w:b/>
+          <w:bCs/>
+          <w:color w:val="1F1F1F"/>
+          <w:bdr w:val="none" w:sz="0" w:space="0" w:color="auto" w:frame="1"/>
+        </w:rPr>
+        <w:t xml:space="preserve"> (</w:t>
+      </w:r>
+      <w:proofErr w:type="spellStart"/>
+      <w:r>
+        <w:rPr>
+          <w:rFonts w:asciiTheme="minorHAnsi" w:hAnsiTheme="minorHAnsi" w:cstheme="minorHAnsi"/>
+          <w:b/>
+          <w:bCs/>
+          <w:color w:val="1F1F1F"/>
+          <w:bdr w:val="none" w:sz="0" w:space="0" w:color="auto" w:frame="1"/>
+        </w:rPr>
+        <w:t>Fetch</w:t>
+      </w:r>
+      <w:proofErr w:type="spellEnd"/>
+      <w:r>
+        <w:rPr>
+          <w:rFonts w:asciiTheme="minorHAnsi" w:hAnsiTheme="minorHAnsi" w:cstheme="minorHAnsi"/>
+          <w:b/>
+          <w:bCs/>
+          <w:color w:val="1F1F1F"/>
+          <w:bdr w:val="none" w:sz="0" w:space="0" w:color="auto" w:frame="1"/>
+        </w:rPr>
+        <w:t xml:space="preserve"> API):</w:t>
+      </w:r>
+      <w:r>
+        <w:rPr>
+          <w:rFonts w:asciiTheme="minorHAnsi" w:hAnsiTheme="minorHAnsi" w:cstheme="minorHAnsi"/>
+          <w:color w:val="1F1F1F"/>
+        </w:rPr>
+        <w:t xml:space="preserve"> Implementação de requisições de segundo plano sem </w:t>
+      </w:r>
+      <w:proofErr w:type="spellStart"/>
+      <w:r>
+        <w:rPr>
+          <w:rFonts w:asciiTheme="minorHAnsi" w:hAnsiTheme="minorHAnsi" w:cstheme="minorHAnsi"/>
+          <w:color w:val="1F1F1F"/>
+        </w:rPr>
+        <w:t>recarregamento</w:t>
+      </w:r>
+      <w:proofErr w:type="spellEnd"/>
+      <w:r>
+        <w:rPr>
+          <w:rFonts w:asciiTheme="minorHAnsi" w:hAnsiTheme="minorHAnsi" w:cstheme="minorHAnsi"/>
+          <w:color w:val="1F1F1F"/>
+        </w:rPr>
+        <w:t xml:space="preserve"> de página, incluindo feedbacks visuais de carregamento estilizados ("Processando matriz de dados...").</w:t>
+      </w:r>
+    </w:p>
+    <w:p>
+      <w:pPr>
+        <w:pStyle w:val="NormalWeb"/>
+        <w:spacing w:after="0" w:afterAutospacing="0"/>
+        <w:rPr>
+          <w:rFonts w:asciiTheme="minorHAnsi" w:hAnsiTheme="minorHAnsi" w:cstheme="minorHAnsi"/>
+          <w:color w:val="1F1F1F"/>
+        </w:rPr>
+      </w:pPr>
+      <w:r>
+        <w:rPr>
+          <w:rFonts w:asciiTheme="minorHAnsi" w:hAnsiTheme="minorHAnsi" w:cstheme="minorHAnsi"/>
+          <w:b/>
+          <w:bCs/>
+          <w:color w:val="1F1F1F"/>
+          <w:bdr w:val="none" w:sz="0" w:space="0" w:color="auto" w:frame="1"/>
+        </w:rPr>
+        <w:t>Instruções de Sistema Restritivas (</w:t>
+      </w:r>
+      <w:r>
+        <w:rPr>
+          <w:rFonts w:asciiTheme="minorHAnsi" w:hAnsiTheme="minorHAnsi" w:cstheme="minorHAnsi"/>
+          <w:b/>
+          <w:bCs/>
+          <w:i/>
+          <w:iCs/>
+          <w:color w:val="1F1F1F"/>
+          <w:bdr w:val="none" w:sz="0" w:space="0" w:color="auto" w:frame="1"/>
+        </w:rPr>
+        <w:t xml:space="preserve">System </w:t>
+      </w:r>
+      <w:proofErr w:type="spellStart"/>
+      <w:r>
+        <w:rPr>
+          <w:rFonts w:asciiTheme="minorHAnsi" w:hAnsiTheme="minorHAnsi" w:cstheme="minorHAnsi"/>
+          <w:b/>
+          <w:bCs/>
+          <w:i/>
+          <w:iCs/>
+          <w:color w:val="1F1F1F"/>
+          <w:bdr w:val="none" w:sz="0" w:space="0" w:color="auto" w:frame="1"/>
+        </w:rPr>
+        <w:t>Instructions</w:t>
+      </w:r>
+      <w:proofErr w:type="spellEnd"/>
+      <w:r>
+        <w:rPr>
+          <w:rFonts w:asciiTheme="minorHAnsi" w:hAnsiTheme="minorHAnsi" w:cstheme="minorHAnsi"/>
+          <w:b/>
+          <w:bCs/>
+          <w:color w:val="1F1F1F"/>
+          <w:bdr w:val="none" w:sz="0" w:space="0" w:color="auto" w:frame="1"/>
+        </w:rPr>
+        <w:t>):</w:t>
+      </w:r>
+      <w:r>
+        <w:rPr>
+          <w:rFonts w:asciiTheme="minorHAnsi" w:hAnsiTheme="minorHAnsi" w:cstheme="minorHAnsi"/>
+          <w:color w:val="1F1F1F"/>
+        </w:rPr>
+        <w:t xml:space="preserve"> Injeção de diretivas comportamentais severas no modelo </w:t>
+      </w:r>
+      <w:r>
+        <w:rPr>
+          <w:rStyle w:val="CdigoHTML"/>
+          <w:rFonts w:asciiTheme="minorHAnsi" w:hAnsiTheme="minorHAnsi" w:cstheme="minorHAnsi"/>
+          <w:color w:val="1F1F1F"/>
+          <w:sz w:val="24"/>
+          <w:szCs w:val="24"/>
+        </w:rPr>
+        <w:t>gemini-2.5-flash</w:t>
+      </w:r>
+      <w:r>
+        <w:rPr>
+          <w:rFonts w:asciiTheme="minorHAnsi" w:hAnsiTheme="minorHAnsi" w:cstheme="minorHAnsi"/>
+          <w:color w:val="1F1F1F"/>
+        </w:rPr>
+        <w:t xml:space="preserve"> através do método </w:t>
+      </w:r>
+      <w:proofErr w:type="spellStart"/>
+      <w:r>
+        <w:rPr>
+          <w:rStyle w:val="CdigoHTML"/>
+          <w:rFonts w:asciiTheme="minorHAnsi" w:hAnsiTheme="minorHAnsi" w:cstheme="minorHAnsi"/>
+          <w:color w:val="1F1F1F"/>
+          <w:sz w:val="24"/>
+          <w:szCs w:val="24"/>
+        </w:rPr>
+        <w:t>responder_duvida</w:t>
+      </w:r>
+      <w:proofErr w:type="spellEnd"/>
+      <w:r>
+        <w:rPr>
+          <w:rFonts w:asciiTheme="minorHAnsi" w:hAnsiTheme="minorHAnsi" w:cstheme="minorHAnsi"/>
+          <w:color w:val="1F1F1F"/>
+        </w:rPr>
+        <w:t>, blindando a IA contra alucinações e limitando o escopo de resposta exclusivamente aos dados logísticos fornecidos.</w:t>
+      </w:r>
+    </w:p>
+    <w:p>
+      <w:pPr>
+        <w:pStyle w:val="Ttulo3"/>
+        <w:spacing w:after="0" w:afterAutospacing="0"/>
+        <w:rPr>
+          <w:rFonts w:asciiTheme="minorHAnsi" w:hAnsiTheme="minorHAnsi" w:cstheme="minorHAnsi"/>
+          <w:color w:val="1F1F1F"/>
+          <w:sz w:val="24"/>
+          <w:szCs w:val="24"/>
+        </w:rPr>
+      </w:pPr>
+      <w:r>
+        <w:rPr>
+          <w:rFonts w:asciiTheme="minorHAnsi" w:hAnsiTheme="minorHAnsi" w:cstheme="minorHAnsi"/>
+          <w:color w:val="1F1F1F"/>
+          <w:sz w:val="24"/>
+          <w:szCs w:val="24"/>
+        </w:rPr>
+        <w:t>Modificado</w:t>
+      </w:r>
+    </w:p>
+    <w:p>
+      <w:pPr>
+        <w:pStyle w:val="NormalWeb"/>
+        <w:spacing w:after="0" w:afterAutospacing="0"/>
+        <w:rPr>
+          <w:rFonts w:asciiTheme="minorHAnsi" w:hAnsiTheme="minorHAnsi" w:cstheme="minorHAnsi"/>
+          <w:color w:val="1F1F1F"/>
+        </w:rPr>
+      </w:pPr>
+      <w:r>
+        <w:rPr>
+          <w:rFonts w:asciiTheme="minorHAnsi" w:hAnsiTheme="minorHAnsi" w:cstheme="minorHAnsi"/>
+          <w:b/>
+          <w:bCs/>
+          <w:color w:val="1F1F1F"/>
+          <w:bdr w:val="none" w:sz="0" w:space="0" w:color="auto" w:frame="1"/>
+        </w:rPr>
+        <w:t>Transição de Paradigma Arquitetural:</w:t>
+      </w:r>
+      <w:r>
+        <w:rPr>
+          <w:rFonts w:asciiTheme="minorHAnsi" w:hAnsiTheme="minorHAnsi" w:cstheme="minorHAnsi"/>
+          <w:color w:val="1F1F1F"/>
+        </w:rPr>
+        <w:t xml:space="preserve"> O ecossistema foi desacoplado. O arquivo </w:t>
+      </w:r>
+      <w:r>
+        <w:rPr>
+          <w:rStyle w:val="CdigoHTML"/>
+          <w:rFonts w:asciiTheme="minorHAnsi" w:hAnsiTheme="minorHAnsi" w:cstheme="minorHAnsi"/>
+          <w:color w:val="1F1F1F"/>
+          <w:sz w:val="24"/>
+          <w:szCs w:val="24"/>
+        </w:rPr>
+        <w:t>server.py</w:t>
+      </w:r>
+      <w:r>
+        <w:rPr>
+          <w:rFonts w:asciiTheme="minorHAnsi" w:hAnsiTheme="minorHAnsi" w:cstheme="minorHAnsi"/>
+          <w:color w:val="1F1F1F"/>
+        </w:rPr>
+        <w:t xml:space="preserve"> passou a atuar como o servidor de aplicação central (</w:t>
+      </w:r>
+      <w:proofErr w:type="spellStart"/>
+      <w:r>
+        <w:rPr>
+          <w:rFonts w:asciiTheme="minorHAnsi" w:hAnsiTheme="minorHAnsi" w:cstheme="minorHAnsi"/>
+          <w:color w:val="1F1F1F"/>
+        </w:rPr>
+        <w:t>Backend</w:t>
+      </w:r>
+      <w:proofErr w:type="spellEnd"/>
+      <w:r>
+        <w:rPr>
+          <w:rFonts w:asciiTheme="minorHAnsi" w:hAnsiTheme="minorHAnsi" w:cstheme="minorHAnsi"/>
+          <w:color w:val="1F1F1F"/>
+        </w:rPr>
+        <w:t>), gerenciando as rotas de entrega de arquivos estáticos e processamento de IA.</w:t>
+      </w:r>
+    </w:p>
+    <w:p>
+      <w:pPr>
+        <w:pStyle w:val="NormalWeb"/>
+        <w:spacing w:after="0" w:afterAutospacing="0"/>
+        <w:rPr>
+          <w:rFonts w:asciiTheme="minorHAnsi" w:hAnsiTheme="minorHAnsi" w:cstheme="minorHAnsi"/>
+          <w:color w:val="1F1F1F"/>
+        </w:rPr>
+      </w:pPr>
+      <w:r>
+        <w:rPr>
+          <w:rFonts w:asciiTheme="minorHAnsi" w:hAnsiTheme="minorHAnsi" w:cstheme="minorHAnsi"/>
+          <w:b/>
+          <w:bCs/>
+          <w:color w:val="1F1F1F"/>
+          <w:bdr w:val="none" w:sz="0" w:space="0" w:color="auto" w:frame="1"/>
+        </w:rPr>
+        <w:lastRenderedPageBreak/>
+        <w:t>Governança de Acesso (CORS Middleware):</w:t>
+      </w:r>
+      <w:r>
+        <w:rPr>
+          <w:rFonts w:asciiTheme="minorHAnsi" w:hAnsiTheme="minorHAnsi" w:cstheme="minorHAnsi"/>
+          <w:color w:val="1F1F1F"/>
+        </w:rPr>
+        <w:t xml:space="preserve"> Configuração de políticas de Compartilhamento de Recursos de Origem Cruzada (CORS) no </w:t>
+      </w:r>
+      <w:proofErr w:type="spellStart"/>
+      <w:r>
+        <w:rPr>
+          <w:rFonts w:asciiTheme="minorHAnsi" w:hAnsiTheme="minorHAnsi" w:cstheme="minorHAnsi"/>
+          <w:color w:val="1F1F1F"/>
+        </w:rPr>
+        <w:t>FastAPI</w:t>
+      </w:r>
+      <w:proofErr w:type="spellEnd"/>
+      <w:r>
+        <w:rPr>
+          <w:rFonts w:asciiTheme="minorHAnsi" w:hAnsiTheme="minorHAnsi" w:cstheme="minorHAnsi"/>
+          <w:color w:val="1F1F1F"/>
+        </w:rPr>
+        <w:t>, garantindo a segurança de comunicação e prevenindo bloqueios de requisições entre domínios.</w:t>
+      </w:r>
+    </w:p>
+    <w:p>
+      <w:pPr>
+        <w:pStyle w:val="NormalWeb"/>
+        <w:spacing w:after="0" w:afterAutospacing="0"/>
+        <w:rPr>
+          <w:rFonts w:asciiTheme="minorHAnsi" w:hAnsiTheme="minorHAnsi" w:cstheme="minorHAnsi"/>
+          <w:color w:val="1F1F1F"/>
+        </w:rPr>
+      </w:pPr>
       <w:bookmarkStart w:id="0" w:name="_GoBack"/>
       <w:bookmarkEnd w:id="0"/>
       <w:r>
         <w:rPr>
-          <w:rFonts w:eastAsia="Times New Roman" w:cstheme="minorHAnsi"/>
-          <w:b/>
-          <w:bCs/>
-          <w:color w:val="1F1F1F"/>
-          <w:sz w:val="24"/>
-          <w:szCs w:val="24"/>
-          <w:bdr w:val="none" w:sz="0" w:space="0" w:color="auto" w:frame="1"/>
-          <w:lang w:eastAsia="pt-BR"/>
-        </w:rPr>
-        <w:lastRenderedPageBreak/>
-        <w:t>Tratamento de Exceções Críticas:</w:t>
-      </w:r>
-      <w:r>
-        <w:rPr>
-          <w:rFonts w:eastAsia="Times New Roman" w:cstheme="minorHAnsi"/>
-          <w:color w:val="1F1F1F"/>
-          <w:sz w:val="24"/>
-          <w:szCs w:val="24"/>
-          <w:lang w:eastAsia="pt-BR"/>
-        </w:rPr>
-        <w:t xml:space="preserve"> O bloco de captura de erros (</w:t>
-      </w:r>
-      <w:proofErr w:type="spellStart"/>
-      <w:r>
-        <w:rPr>
-          <w:rFonts w:eastAsia="Times New Roman" w:cstheme="minorHAnsi"/>
-          <w:color w:val="1F1F1F"/>
-          <w:sz w:val="24"/>
-          <w:szCs w:val="24"/>
-          <w:lang w:eastAsia="pt-BR"/>
-        </w:rPr>
-        <w:t>try</w:t>
-      </w:r>
-      <w:proofErr w:type="spellEnd"/>
-      <w:r>
-        <w:rPr>
-          <w:rFonts w:eastAsia="Times New Roman" w:cstheme="minorHAnsi"/>
-          <w:color w:val="1F1F1F"/>
-          <w:sz w:val="24"/>
-          <w:szCs w:val="24"/>
-          <w:lang w:eastAsia="pt-BR"/>
-        </w:rPr>
-        <w:t>/</w:t>
-      </w:r>
-      <w:proofErr w:type="spellStart"/>
-      <w:r>
-        <w:rPr>
-          <w:rFonts w:eastAsia="Times New Roman" w:cstheme="minorHAnsi"/>
-          <w:color w:val="1F1F1F"/>
-          <w:sz w:val="24"/>
-          <w:szCs w:val="24"/>
-          <w:lang w:eastAsia="pt-BR"/>
-        </w:rPr>
-        <w:t>except</w:t>
-      </w:r>
-      <w:proofErr w:type="spellEnd"/>
-      <w:r>
-        <w:rPr>
-          <w:rFonts w:eastAsia="Times New Roman" w:cstheme="minorHAnsi"/>
-          <w:color w:val="1F1F1F"/>
-          <w:sz w:val="24"/>
-          <w:szCs w:val="24"/>
-          <w:lang w:eastAsia="pt-BR"/>
-        </w:rPr>
-        <w:t>) foi refinado para relançar a exceção (</w:t>
-      </w:r>
-      <w:proofErr w:type="spellStart"/>
-      <w:r>
-        <w:rPr>
-          <w:rFonts w:eastAsia="Times New Roman" w:cstheme="minorHAnsi"/>
-          <w:color w:val="1F1F1F"/>
-          <w:sz w:val="24"/>
-          <w:szCs w:val="24"/>
-          <w:lang w:eastAsia="pt-BR"/>
-        </w:rPr>
-        <w:t>raise</w:t>
-      </w:r>
-      <w:proofErr w:type="spellEnd"/>
-      <w:r>
-        <w:rPr>
-          <w:rFonts w:eastAsia="Times New Roman" w:cstheme="minorHAnsi"/>
-          <w:color w:val="1F1F1F"/>
-          <w:sz w:val="24"/>
-          <w:szCs w:val="24"/>
-          <w:lang w:eastAsia="pt-BR"/>
-        </w:rPr>
-        <w:t xml:space="preserve"> e) após o esgotamento das tentativas ou falhas graves de pós-processamento, garantindo que a esteira de integração contínua (CI/CD) seja notificada em caso de colapso do sistema.</w:t>
+          <w:rFonts w:asciiTheme="minorHAnsi" w:hAnsiTheme="minorHAnsi" w:cstheme="minorHAnsi"/>
+          <w:b/>
+          <w:bCs/>
+          <w:color w:val="1F1F1F"/>
+          <w:bdr w:val="none" w:sz="0" w:space="0" w:color="auto" w:frame="1"/>
+        </w:rPr>
+        <w:t>Persistência Temporária em Memória:</w:t>
+      </w:r>
+      <w:r>
+        <w:rPr>
+          <w:rFonts w:asciiTheme="minorHAnsi" w:hAnsiTheme="minorHAnsi" w:cstheme="minorHAnsi"/>
+          <w:color w:val="1F1F1F"/>
+        </w:rPr>
+        <w:t xml:space="preserve"> Simulação de um banco de dados de produção acoplado ao ecossistema global através de um </w:t>
+      </w:r>
+      <w:proofErr w:type="spellStart"/>
+      <w:r>
+        <w:rPr>
+          <w:rFonts w:asciiTheme="minorHAnsi" w:hAnsiTheme="minorHAnsi" w:cstheme="minorHAnsi"/>
+          <w:color w:val="1F1F1F"/>
+        </w:rPr>
+        <w:t>DataFrame</w:t>
+      </w:r>
+      <w:proofErr w:type="spellEnd"/>
+      <w:r>
+        <w:rPr>
+          <w:rFonts w:asciiTheme="minorHAnsi" w:hAnsiTheme="minorHAnsi" w:cstheme="minorHAnsi"/>
+          <w:color w:val="1F1F1F"/>
+        </w:rPr>
+        <w:t xml:space="preserve"> Pandas expandido (</w:t>
+      </w:r>
+      <w:proofErr w:type="spellStart"/>
+      <w:r>
+        <w:rPr>
+          <w:rStyle w:val="CdigoHTML"/>
+          <w:rFonts w:asciiTheme="minorHAnsi" w:hAnsiTheme="minorHAnsi" w:cstheme="minorHAnsi"/>
+          <w:color w:val="1F1F1F"/>
+          <w:sz w:val="24"/>
+          <w:szCs w:val="24"/>
+        </w:rPr>
+        <w:t>inventario_global</w:t>
+      </w:r>
+      <w:proofErr w:type="spellEnd"/>
+      <w:r>
+        <w:rPr>
+          <w:rFonts w:asciiTheme="minorHAnsi" w:hAnsiTheme="minorHAnsi" w:cstheme="minorHAnsi"/>
+          <w:color w:val="1F1F1F"/>
+        </w:rPr>
+        <w:t xml:space="preserve">), contendo métricas de estoque atual e consumo mensal para validação em tempo real das consultas do </w:t>
+      </w:r>
+      <w:proofErr w:type="spellStart"/>
+      <w:r>
+        <w:rPr>
+          <w:rFonts w:asciiTheme="minorHAnsi" w:hAnsiTheme="minorHAnsi" w:cstheme="minorHAnsi"/>
+          <w:color w:val="1F1F1F"/>
+        </w:rPr>
+        <w:t>Jarvis</w:t>
+      </w:r>
+      <w:proofErr w:type="spellEnd"/>
+      <w:r>
+        <w:rPr>
+          <w:rFonts w:asciiTheme="minorHAnsi" w:hAnsiTheme="minorHAnsi" w:cstheme="minorHAnsi"/>
+          <w:color w:val="1F1F1F"/>
+        </w:rPr>
+        <w:t>.</w:t>
       </w:r>
     </w:p>
     <w:p>
       <w:pPr>
+        <w:pStyle w:val="NormalWeb"/>
+        <w:spacing w:after="0" w:afterAutospacing="0"/>
+        <w:rPr>
+          <w:rFonts w:asciiTheme="minorHAnsi" w:hAnsiTheme="minorHAnsi" w:cstheme="minorHAnsi"/>
+          <w:color w:val="1F1F1F"/>
+        </w:rPr>
+      </w:pPr>
+      <w:r>
+        <w:rPr>
+          <w:rFonts w:asciiTheme="minorHAnsi" w:hAnsiTheme="minorHAnsi" w:cstheme="minorHAnsi"/>
+          <w:b/>
+          <w:bCs/>
+          <w:color w:val="1F1F1F"/>
+          <w:bdr w:val="none" w:sz="0" w:space="0" w:color="auto" w:frame="1"/>
+        </w:rPr>
+        <w:t>Nota de Governança:</w:t>
+      </w:r>
+      <w:r>
+        <w:rPr>
+          <w:rFonts w:asciiTheme="minorHAnsi" w:hAnsiTheme="minorHAnsi" w:cstheme="minorHAnsi"/>
+          <w:color w:val="1F1F1F"/>
+        </w:rPr>
+        <w:t xml:space="preserve"> O método principal de análise e envio automático de e-mails (</w:t>
+      </w:r>
+      <w:proofErr w:type="spellStart"/>
+      <w:r>
+        <w:rPr>
+          <w:rStyle w:val="CdigoHTML"/>
+          <w:rFonts w:asciiTheme="minorHAnsi" w:hAnsiTheme="minorHAnsi" w:cstheme="minorHAnsi"/>
+          <w:color w:val="1F1F1F"/>
+          <w:sz w:val="24"/>
+          <w:szCs w:val="24"/>
+        </w:rPr>
+        <w:t>analisar_e_agir</w:t>
+      </w:r>
+      <w:proofErr w:type="spellEnd"/>
+      <w:r>
+        <w:rPr>
+          <w:rFonts w:asciiTheme="minorHAnsi" w:hAnsiTheme="minorHAnsi" w:cstheme="minorHAnsi"/>
+          <w:color w:val="1F1F1F"/>
+        </w:rPr>
+        <w:t xml:space="preserve">) permanece intacto e em conformidade com as regras de resiliência e auditoria estabelecidas na versão 1.1, garantindo total portabilidade dos </w:t>
+      </w:r>
+      <w:proofErr w:type="spellStart"/>
+      <w:r>
+        <w:rPr>
+          <w:rFonts w:asciiTheme="minorHAnsi" w:hAnsiTheme="minorHAnsi" w:cstheme="minorHAnsi"/>
+          <w:color w:val="1F1F1F"/>
+        </w:rPr>
+        <w:t>microsserviços</w:t>
+      </w:r>
+      <w:proofErr w:type="spellEnd"/>
+      <w:r>
+        <w:rPr>
+          <w:rFonts w:asciiTheme="minorHAnsi" w:hAnsiTheme="minorHAnsi" w:cstheme="minorHAnsi"/>
+          <w:color w:val="1F1F1F"/>
+        </w:rPr>
+        <w:t>.</w:t>
+      </w:r>
+    </w:p>
+    <w:p>
+      <w:pPr>
         <w:spacing w:before="100" w:beforeAutospacing="1" w:after="0" w:line="240" w:lineRule="auto"/>
         <w:rPr>
           <w:rFonts w:eastAsia="Times New Roman" w:cstheme="minorHAnsi"/>
@@ -1468,139 +2614,6 @@
           <w:lang w:eastAsia="pt-BR"/>
         </w:rPr>
       </w:pPr>
-      <w:r>
-        <w:rPr>
-          <w:rFonts w:eastAsia="Times New Roman" w:cstheme="minorHAnsi"/>
-          <w:b/>
-          <w:bCs/>
-          <w:color w:val="1F1F1F"/>
-          <w:sz w:val="24"/>
-          <w:szCs w:val="24"/>
-          <w:bdr w:val="none" w:sz="0" w:space="0" w:color="auto" w:frame="1"/>
-          <w:lang w:eastAsia="pt-BR"/>
-        </w:rPr>
-        <w:t>Nota de Governança:</w:t>
-      </w:r>
-      <w:r>
-        <w:rPr>
-          <w:rFonts w:eastAsia="Times New Roman" w:cstheme="minorHAnsi"/>
-          <w:color w:val="1F1F1F"/>
-          <w:sz w:val="24"/>
-          <w:szCs w:val="24"/>
-          <w:lang w:eastAsia="pt-BR"/>
-        </w:rPr>
-        <w:t xml:space="preserve"> As alterações mantêm 100% de </w:t>
-      </w:r>
-      <w:proofErr w:type="spellStart"/>
-      <w:r>
-        <w:rPr>
-          <w:rFonts w:eastAsia="Times New Roman" w:cstheme="minorHAnsi"/>
-          <w:color w:val="1F1F1F"/>
-          <w:sz w:val="24"/>
-          <w:szCs w:val="24"/>
-          <w:lang w:eastAsia="pt-BR"/>
-        </w:rPr>
-        <w:t>retrocompatibilidade</w:t>
-      </w:r>
-      <w:proofErr w:type="spellEnd"/>
-      <w:r>
-        <w:rPr>
-          <w:rFonts w:eastAsia="Times New Roman" w:cstheme="minorHAnsi"/>
-          <w:color w:val="1F1F1F"/>
-          <w:sz w:val="24"/>
-          <w:szCs w:val="24"/>
-          <w:lang w:eastAsia="pt-BR"/>
-        </w:rPr>
-        <w:t xml:space="preserve"> com o esquema de dados do </w:t>
-      </w:r>
-      <w:proofErr w:type="spellStart"/>
-      <w:r>
-        <w:rPr>
-          <w:rFonts w:eastAsia="Times New Roman" w:cstheme="minorHAnsi"/>
-          <w:color w:val="1F1F1F"/>
-          <w:sz w:val="24"/>
-          <w:szCs w:val="24"/>
-          <w:lang w:eastAsia="pt-BR"/>
-        </w:rPr>
-        <w:t>Pydantic</w:t>
-      </w:r>
-      <w:proofErr w:type="spellEnd"/>
-      <w:r>
-        <w:rPr>
-          <w:rFonts w:eastAsia="Times New Roman" w:cstheme="minorHAnsi"/>
-          <w:color w:val="1F1F1F"/>
-          <w:sz w:val="24"/>
-          <w:szCs w:val="24"/>
-          <w:lang w:eastAsia="pt-BR"/>
-        </w:rPr>
-        <w:t xml:space="preserve"> (</w:t>
-      </w:r>
-      <w:proofErr w:type="spellStart"/>
-      <w:r>
-        <w:rPr>
-          <w:rFonts w:eastAsia="Times New Roman" w:cstheme="minorHAnsi"/>
-          <w:color w:val="1F1F1F"/>
-          <w:sz w:val="24"/>
-          <w:szCs w:val="24"/>
-          <w:lang w:eastAsia="pt-BR"/>
-        </w:rPr>
-        <w:t>RespostaIA</w:t>
-      </w:r>
-      <w:proofErr w:type="spellEnd"/>
-      <w:r>
-        <w:rPr>
-          <w:rFonts w:eastAsia="Times New Roman" w:cstheme="minorHAnsi"/>
-          <w:color w:val="1F1F1F"/>
-          <w:sz w:val="24"/>
-          <w:szCs w:val="24"/>
-          <w:lang w:eastAsia="pt-BR"/>
-        </w:rPr>
-        <w:t xml:space="preserve"> e </w:t>
-      </w:r>
-      <w:proofErr w:type="spellStart"/>
-      <w:r>
-        <w:rPr>
-          <w:rFonts w:eastAsia="Times New Roman" w:cstheme="minorHAnsi"/>
-          <w:color w:val="1F1F1F"/>
-          <w:sz w:val="24"/>
-          <w:szCs w:val="24"/>
-          <w:lang w:eastAsia="pt-BR"/>
-        </w:rPr>
-        <w:t>DecisaoProduto</w:t>
-      </w:r>
-      <w:proofErr w:type="spellEnd"/>
-      <w:r>
-        <w:rPr>
-          <w:rFonts w:eastAsia="Times New Roman" w:cstheme="minorHAnsi"/>
-          <w:color w:val="1F1F1F"/>
-          <w:sz w:val="24"/>
-          <w:szCs w:val="24"/>
-          <w:lang w:eastAsia="pt-BR"/>
-        </w:rPr>
-        <w:t xml:space="preserve">) estabelecido na versão 1.0, não exigindo migração ou quebra de contrato com a API do Google </w:t>
-      </w:r>
-      <w:proofErr w:type="spellStart"/>
-      <w:r>
-        <w:rPr>
-          <w:rFonts w:eastAsia="Times New Roman" w:cstheme="minorHAnsi"/>
-          <w:color w:val="1F1F1F"/>
-          <w:sz w:val="24"/>
-          <w:szCs w:val="24"/>
-          <w:lang w:eastAsia="pt-BR"/>
-        </w:rPr>
-        <w:t>Gemini</w:t>
-      </w:r>
-      <w:proofErr w:type="spellEnd"/>
-      <w:r>
-        <w:rPr>
-          <w:rFonts w:eastAsia="Times New Roman" w:cstheme="minorHAnsi"/>
-          <w:color w:val="1F1F1F"/>
-          <w:sz w:val="24"/>
-          <w:szCs w:val="24"/>
-          <w:lang w:eastAsia="pt-BR"/>
-        </w:rPr>
-        <w:t>.</w:t>
-      </w:r>
     </w:p>
     <w:p>
       <w:pPr>
@@ -1624,9 +2637,9 @@
 <file path=word/numbering.xml><?xml version="1.0" encoding="utf-8"?>
 <w:numbering xmlns:wpc="http://schemas.microsoft.com/office/word/2010/wordprocessingCanvas" xmlns:cx="http://schemas.microsoft.com/office/drawing/2014/chartex" xmlns:cx1="http://schemas.microsoft.com/office/drawing/2015/9/8/chartex" xmlns:mc="http://schemas.openxmlformats.org/markup-compatibility/2006" xmlns:o="urn:schemas-microsoft-com:office:office" xmlns:r="http://schemas.openxmlformats.org/officeDocument/2006/relationships" xmlns:m="http://schemas.openxmlformats.org/officeDocument/2006/math" xmlns:v="urn:schemas-microsoft-com:vml" xmlns:wp14="http://schemas.microsoft.com/office/word/2010/wordprocessingDrawing" xmlns:wp="http://schemas.openxmlformats.org/drawingml/2006/wordprocessingDrawing" xmlns:w10="urn:schemas-microsoft-com:office:word" xmlns:w="http://schemas.openxmlformats.org/wordprocessingml/2006/main" xmlns:w14="http://schemas.microsoft.com/office/word/2010/wordml" xmlns:w15="http://schemas.microsoft.com/office/word/2012/wordml" xmlns:w16se="http://schemas.microsoft.com/office/word/2015/wordml/symex" xmlns:wpg="http://schemas.microsoft.com/office/word/2010/wordprocessingGroup" xmlns:wpi="http://schemas.microsoft.com/office/word/2010/wordprocessingInk" xmlns:wne="http://schemas.microsoft.com/office/word/2006/wordml" xmlns:wps="http://schemas.microsoft.com/office/word/2010/wordprocessingShape" mc:Ignorable="w14 w15 w16se wp14">
   <w:abstractNum w:abstractNumId="0" w15:restartNumberingAfterBreak="0">
-    <w:nsid w:val="2AEF5183"/>
+    <w:nsid w:val="09EB3038"/>
     <w:multiLevelType w:val="multilevel"/>
-    <w:tmpl w:val="8E3862D2"/>
+    <w:tmpl w:val="0C68722C"/>
     <w:lvl w:ilvl="0">
       <w:start w:val="1"/>
       <w:numFmt w:val="bullet"/>
@@ -1773,9 +2786,9 @@
     </w:lvl>
   </w:abstractNum>
   <w:abstractNum w:abstractNumId="1" w15:restartNumberingAfterBreak="0">
-    <w:nsid w:val="56DC0A26"/>
+    <w:nsid w:val="2AEF5183"/>
     <w:multiLevelType w:val="multilevel"/>
-    <w:tmpl w:val="FAF2CD68"/>
+    <w:tmpl w:val="8E3862D2"/>
     <w:lvl w:ilvl="0">
       <w:start w:val="1"/>
       <w:numFmt w:val="bullet"/>
@@ -1921,11 +2934,315 @@
       </w:rPr>
     </w:lvl>
   </w:abstractNum>
+  <w:abstractNum w:abstractNumId="2" w15:restartNumberingAfterBreak="0">
+    <w:nsid w:val="2E745B46"/>
+    <w:multiLevelType w:val="multilevel"/>
+    <w:tmpl w:val="C74AE23E"/>
+    <w:lvl w:ilvl="0">
+      <w:start w:val="1"/>
+      <w:numFmt w:val="bullet"/>
+      <w:lvlText w:val=""/>
+      <w:lvlJc w:val="left"/>
+      <w:pPr>
+        <w:tabs>
+          <w:tab w:val="num" w:pos="720"/>
+        </w:tabs>
+        <w:ind w:left="720" w:hanging="360"/>
+      </w:pPr>
+      <w:rPr>
+        <w:rFonts w:ascii="Symbol" w:hAnsi="Symbol" w:hint="default"/>
+        <w:sz w:val="20"/>
+      </w:rPr>
+    </w:lvl>
+    <w:lvl w:ilvl="1" w:tentative="1">
+      <w:start w:val="1"/>
+      <w:numFmt w:val="bullet"/>
+      <w:lvlText w:val="o"/>
+      <w:lvlJc w:val="left"/>
+      <w:pPr>
+        <w:tabs>
+          <w:tab w:val="num" w:pos="1440"/>
+        </w:tabs>
+        <w:ind w:left="1440" w:hanging="360"/>
+      </w:pPr>
+      <w:rPr>
+        <w:rFonts w:ascii="Courier New" w:hAnsi="Courier New" w:hint="default"/>
+        <w:sz w:val="20"/>
+      </w:rPr>
+    </w:lvl>
+    <w:lvl w:ilvl="2" w:tentative="1">
+      <w:start w:val="1"/>
+      <w:numFmt w:val="bullet"/>
+      <w:lvlText w:val=""/>
+      <w:lvlJc w:val="left"/>
+      <w:pPr>
+        <w:tabs>
+          <w:tab w:val="num" w:pos="2160"/>
+        </w:tabs>
+        <w:ind w:left="2160" w:hanging="360"/>
+      </w:pPr>
+      <w:rPr>
+        <w:rFonts w:ascii="Wingdings" w:hAnsi="Wingdings" w:hint="default"/>
+        <w:sz w:val="20"/>
+      </w:rPr>
+    </w:lvl>
+    <w:lvl w:ilvl="3" w:tentative="1">
+      <w:start w:val="1"/>
+      <w:numFmt w:val="bullet"/>
+      <w:lvlText w:val=""/>
+      <w:lvlJc w:val="left"/>
+      <w:pPr>
+        <w:tabs>
+          <w:tab w:val="num" w:pos="2880"/>
+        </w:tabs>
+        <w:ind w:left="2880" w:hanging="360"/>
+      </w:pPr>
+      <w:rPr>
+        <w:rFonts w:ascii="Wingdings" w:hAnsi="Wingdings" w:hint="default"/>
+        <w:sz w:val="20"/>
+      </w:rPr>
+    </w:lvl>
+    <w:lvl w:ilvl="4" w:tentative="1">
+      <w:start w:val="1"/>
+      <w:numFmt w:val="bullet"/>
+      <w:lvlText w:val=""/>
+      <w:lvlJc w:val="left"/>
+      <w:pPr>
+        <w:tabs>
+          <w:tab w:val="num" w:pos="3600"/>
+        </w:tabs>
+        <w:ind w:left="3600" w:hanging="360"/>
+      </w:pPr>
+      <w:rPr>
+        <w:rFonts w:ascii="Wingdings" w:hAnsi="Wingdings" w:hint="default"/>
+        <w:sz w:val="20"/>
+      </w:rPr>
+    </w:lvl>
+    <w:lvl w:ilvl="5" w:tentative="1">
+      <w:start w:val="1"/>
+      <w:numFmt w:val="bullet"/>
+      <w:lvlText w:val=""/>
+      <w:lvlJc w:val="left"/>
+      <w:pPr>
+        <w:tabs>
+          <w:tab w:val="num" w:pos="4320"/>
+        </w:tabs>
+        <w:ind w:left="4320" w:hanging="360"/>
+      </w:pPr>
+      <w:rPr>
+        <w:rFonts w:ascii="Wingdings" w:hAnsi="Wingdings" w:hint="default"/>
+        <w:sz w:val="20"/>
+      </w:rPr>
+    </w:lvl>
+    <w:lvl w:ilvl="6" w:tentative="1">
+      <w:start w:val="1"/>
+      <w:numFmt w:val="bullet"/>
+      <w:lvlText w:val=""/>
+      <w:lvlJc w:val="left"/>
+      <w:pPr>
+        <w:tabs>
+          <w:tab w:val="num" w:pos="5040"/>
+        </w:tabs>
+        <w:ind w:left="5040" w:hanging="360"/>
+      </w:pPr>
+      <w:rPr>
+        <w:rFonts w:ascii="Wingdings" w:hAnsi="Wingdings" w:hint="default"/>
+        <w:sz w:val="20"/>
+      </w:rPr>
+    </w:lvl>
+    <w:lvl w:ilvl="7" w:tentative="1">
+      <w:start w:val="1"/>
+      <w:numFmt w:val="bullet"/>
+      <w:lvlText w:val=""/>
+      <w:lvlJc w:val="left"/>
+      <w:pPr>
+        <w:tabs>
+          <w:tab w:val="num" w:pos="5760"/>
+        </w:tabs>
+        <w:ind w:left="5760" w:hanging="360"/>
+      </w:pPr>
+      <w:rPr>
+        <w:rFonts w:ascii="Wingdings" w:hAnsi="Wingdings" w:hint="default"/>
+        <w:sz w:val="20"/>
+      </w:rPr>
+    </w:lvl>
+    <w:lvl w:ilvl="8" w:tentative="1">
+      <w:start w:val="1"/>
+      <w:numFmt w:val="bullet"/>
+      <w:lvlText w:val=""/>
+      <w:lvlJc w:val="left"/>
+      <w:pPr>
+        <w:tabs>
+          <w:tab w:val="num" w:pos="6480"/>
+        </w:tabs>
+        <w:ind w:left="6480" w:hanging="360"/>
+      </w:pPr>
+      <w:rPr>
+        <w:rFonts w:ascii="Wingdings" w:hAnsi="Wingdings" w:hint="default"/>
+        <w:sz w:val="20"/>
+      </w:rPr>
+    </w:lvl>
+  </w:abstractNum>
+  <w:abstractNum w:abstractNumId="3" w15:restartNumberingAfterBreak="0">
+    <w:nsid w:val="56DC0A26"/>
+    <w:multiLevelType w:val="multilevel"/>
+    <w:tmpl w:val="FAF2CD68"/>
+    <w:lvl w:ilvl="0">
+      <w:start w:val="1"/>
+      <w:numFmt w:val="bullet"/>
+      <w:lvlText w:val=""/>
+      <w:lvlJc w:val="left"/>
+      <w:pPr>
+        <w:tabs>
+          <w:tab w:val="num" w:pos="720"/>
+        </w:tabs>
+        <w:ind w:left="720" w:hanging="360"/>
+      </w:pPr>
+      <w:rPr>
+        <w:rFonts w:ascii="Symbol" w:hAnsi="Symbol" w:hint="default"/>
+        <w:sz w:val="20"/>
+      </w:rPr>
+    </w:lvl>
+    <w:lvl w:ilvl="1" w:tentative="1">
+      <w:start w:val="1"/>
+      <w:numFmt w:val="bullet"/>
+      <w:lvlText w:val="o"/>
+      <w:lvlJc w:val="left"/>
+      <w:pPr>
+        <w:tabs>
+          <w:tab w:val="num" w:pos="1440"/>
+        </w:tabs>
+        <w:ind w:left="1440" w:hanging="360"/>
+      </w:pPr>
+      <w:rPr>
+        <w:rFonts w:ascii="Courier New" w:hAnsi="Courier New" w:hint="default"/>
+        <w:sz w:val="20"/>
+      </w:rPr>
+    </w:lvl>
+    <w:lvl w:ilvl="2" w:tentative="1">
+      <w:start w:val="1"/>
+      <w:numFmt w:val="bullet"/>
+      <w:lvlText w:val=""/>
+      <w:lvlJc w:val="left"/>
+      <w:pPr>
+        <w:tabs>
+          <w:tab w:val="num" w:pos="2160"/>
+        </w:tabs>
+        <w:ind w:left="2160" w:hanging="360"/>
+      </w:pPr>
+      <w:rPr>
+        <w:rFonts w:ascii="Wingdings" w:hAnsi="Wingdings" w:hint="default"/>
+        <w:sz w:val="20"/>
+      </w:rPr>
+    </w:lvl>
+    <w:lvl w:ilvl="3" w:tentative="1">
+      <w:start w:val="1"/>
+      <w:numFmt w:val="bullet"/>
+      <w:lvlText w:val=""/>
+      <w:lvlJc w:val="left"/>
+      <w:pPr>
+        <w:tabs>
+          <w:tab w:val="num" w:pos="2880"/>
+        </w:tabs>
+        <w:ind w:left="2880" w:hanging="360"/>
+      </w:pPr>
+      <w:rPr>
+        <w:rFonts w:ascii="Wingdings" w:hAnsi="Wingdings" w:hint="default"/>
+        <w:sz w:val="20"/>
+      </w:rPr>
+    </w:lvl>
+    <w:lvl w:ilvl="4" w:tentative="1">
+      <w:start w:val="1"/>
+      <w:numFmt w:val="bullet"/>
+      <w:lvlText w:val=""/>
+      <w:lvlJc w:val="left"/>
+      <w:pPr>
+        <w:tabs>
+          <w:tab w:val="num" w:pos="3600"/>
+        </w:tabs>
+        <w:ind w:left="3600" w:hanging="360"/>
+      </w:pPr>
+      <w:rPr>
+        <w:rFonts w:ascii="Wingdings" w:hAnsi="Wingdings" w:hint="default"/>
+        <w:sz w:val="20"/>
+      </w:rPr>
+    </w:lvl>
+    <w:lvl w:ilvl="5" w:tentative="1">
+      <w:start w:val="1"/>
+      <w:numFmt w:val="bullet"/>
+      <w:lvlText w:val=""/>
+      <w:lvlJc w:val="left"/>
+      <w:pPr>
+        <w:tabs>
+          <w:tab w:val="num" w:pos="4320"/>
+        </w:tabs>
+        <w:ind w:left="4320" w:hanging="360"/>
+      </w:pPr>
+      <w:rPr>
+        <w:rFonts w:ascii="Wingdings" w:hAnsi="Wingdings" w:hint="default"/>
+        <w:sz w:val="20"/>
+      </w:rPr>
+    </w:lvl>
+    <w:lvl w:ilvl="6" w:tentative="1">
+      <w:start w:val="1"/>
+      <w:numFmt w:val="bullet"/>
+      <w:lvlText w:val=""/>
+      <w:lvlJc w:val="left"/>
+      <w:pPr>
+        <w:tabs>
+          <w:tab w:val="num" w:pos="5040"/>
+        </w:tabs>
+        <w:ind w:left="5040" w:hanging="360"/>
+      </w:pPr>
+      <w:rPr>
+        <w:rFonts w:ascii="Wingdings" w:hAnsi="Wingdings" w:hint="default"/>
+        <w:sz w:val="20"/>
+      </w:rPr>
+    </w:lvl>
+    <w:lvl w:ilvl="7" w:tentative="1">
+      <w:start w:val="1"/>
+      <w:numFmt w:val="bullet"/>
+      <w:lvlText w:val=""/>
+      <w:lvlJc w:val="left"/>
+      <w:pPr>
+        <w:tabs>
+          <w:tab w:val="num" w:pos="5760"/>
+        </w:tabs>
+        <w:ind w:left="5760" w:hanging="360"/>
+      </w:pPr>
+      <w:rPr>
+        <w:rFonts w:ascii="Wingdings" w:hAnsi="Wingdings" w:hint="default"/>
+        <w:sz w:val="20"/>
+      </w:rPr>
+    </w:lvl>
+    <w:lvl w:ilvl="8" w:tentative="1">
+      <w:start w:val="1"/>
+      <w:numFmt w:val="bullet"/>
+      <w:lvlText w:val=""/>
+      <w:lvlJc w:val="left"/>
+      <w:pPr>
+        <w:tabs>
+          <w:tab w:val="num" w:pos="6480"/>
+        </w:tabs>
+        <w:ind w:left="6480" w:hanging="360"/>
+      </w:pPr>
+      <w:rPr>
+        <w:rFonts w:ascii="Wingdings" w:hAnsi="Wingdings" w:hint="default"/>
+        <w:sz w:val="20"/>
+      </w:rPr>
+    </w:lvl>
+  </w:abstractNum>
   <w:num w:numId="1">
+    <w:abstractNumId w:val="1"/>
+  </w:num>
+  <w:num w:numId="2">
+    <w:abstractNumId w:val="3"/>
+  </w:num>
+  <w:num w:numId="3">
     <w:abstractNumId w:val="0"/>
   </w:num>
-  <w:num w:numId="2">
-    <w:abstractNumId w:val="1"/>
+  <w:num w:numId="4">
+    <w:abstractNumId w:val="2"/>
   </w:num>
 </w:numbering>
 </file>
